--- a/《数据库课程设计》大作业模板.docx
+++ b/《数据库课程设计》大作业模板.docx
@@ -1,6 +1,6 @@
 
 <file path=word/document.xml><?xml version="1.0" encoding="utf-8"?>
-<w:document xmlns:wpc="http://schemas.microsoft.com/office/word/2010/wordprocessingCanvas" xmlns:cx="http://schemas.microsoft.com/office/drawing/2014/chartex" xmlns:cx1="http://schemas.microsoft.com/office/drawing/2015/9/8/chartex" xmlns:cx2="http://schemas.microsoft.com/office/drawing/2015/10/21/chartex" xmlns:cx3="http://schemas.microsoft.com/office/drawing/2016/5/9/chartex" xmlns:cx4="http://schemas.microsoft.com/office/drawing/2016/5/10/chartex" xmlns:cx5="http://schemas.microsoft.com/office/drawing/2016/5/11/chartex" xmlns:cx6="http://schemas.microsoft.com/office/drawing/2016/5/12/chartex" xmlns:cx7="http://schemas.microsoft.com/office/drawing/2016/5/13/chartex" xmlns:cx8="http://schemas.microsoft.com/office/drawing/2016/5/14/chartex" xmlns:mc="http://schemas.openxmlformats.org/markup-compatibility/2006" xmlns:aink="http://schemas.microsoft.com/office/drawing/2016/ink" xmlns:am3d="http://schemas.microsoft.com/office/drawing/2017/model3d" xmlns:o="urn:schemas-microsoft-com:office:office" xmlns:oel="http://schemas.microsoft.com/office/2019/extlst" xmlns:r="http://schemas.openxmlformats.org/officeDocument/2006/relationships" xmlns:m="http://schemas.openxmlformats.org/officeDocument/2006/math" xmlns:v="urn:schemas-microsoft-com:vml" xmlns:wp14="http://schemas.microsoft.com/office/word/2010/wordprocessingDrawing" xmlns:wp="http://schemas.openxmlformats.org/drawingml/2006/wordprocessingDrawing" xmlns:w10="urn:schemas-microsoft-com:office:word" xmlns:w="http://schemas.openxmlformats.org/wordprocessingml/2006/main" xmlns:w14="http://schemas.microsoft.com/office/word/2010/wordml" xmlns:w15="http://schemas.microsoft.com/office/word/2012/wordml" xmlns:w16cex="http://schemas.microsoft.com/office/word/2018/wordml/cex" xmlns:w16cid="http://schemas.microsoft.com/office/word/2016/wordml/cid" xmlns:w16="http://schemas.microsoft.com/office/word/2018/wordml" xmlns:w16du="http://schemas.microsoft.com/office/word/2023/wordml/word16du" xmlns:w16sdtdh="http://schemas.microsoft.com/office/word/2020/wordml/sdtdatahash" xmlns:w16sdtfl="http://schemas.microsoft.com/office/word/2024/wordml/sdtformatlock" xmlns:w16se="http://schemas.microsoft.com/office/word/2015/wordml/symex" xmlns:wpg="http://schemas.microsoft.com/office/word/2010/wordprocessingGroup" xmlns:wpi="http://schemas.microsoft.com/office/word/2010/wordprocessingInk" xmlns:wne="http://schemas.microsoft.com/office/word/2006/wordml" xmlns:wps="http://schemas.microsoft.com/office/word/2010/wordprocessingShape" mc:Ignorable="w14 w15 w16se w16cid w16 w16cex w16sdtdh w16sdtfl w16du wp14">
+<w:document xmlns:wpc="http://schemas.microsoft.com/office/word/2010/wordprocessingCanvas" xmlns:cx="http://schemas.microsoft.com/office/drawing/2014/chartex" xmlns:cx1="http://schemas.microsoft.com/office/drawing/2015/9/8/chartex" xmlns:cx2="http://schemas.microsoft.com/office/drawing/2015/10/21/chartex" xmlns:cx3="http://schemas.microsoft.com/office/drawing/2016/5/9/chartex" xmlns:cx4="http://schemas.microsoft.com/office/drawing/2016/5/10/chartex" xmlns:cx5="http://schemas.microsoft.com/office/drawing/2016/5/11/chartex" xmlns:cx6="http://schemas.microsoft.com/office/drawing/2016/5/12/chartex" xmlns:cx7="http://schemas.microsoft.com/office/drawing/2016/5/13/chartex" xmlns:cx8="http://schemas.microsoft.com/office/drawing/2016/5/14/chartex" xmlns:mc="http://schemas.openxmlformats.org/markup-compatibility/2006" xmlns:aink="http://schemas.microsoft.com/office/drawing/2016/ink" xmlns:am3d="http://schemas.microsoft.com/office/drawing/2017/model3d" xmlns:o="urn:schemas-microsoft-com:office:office" xmlns:oel="http://schemas.microsoft.com/office/2019/extlst" xmlns:r="http://schemas.openxmlformats.org/officeDocument/2006/relationships" xmlns:m="http://schemas.openxmlformats.org/officeDocument/2006/math" xmlns:v="urn:schemas-microsoft-com:vml" xmlns:wp14="http://schemas.microsoft.com/office/word/2010/wordprocessingDrawing" xmlns:wp="http://schemas.openxmlformats.org/drawingml/2006/wordprocessingDrawing" xmlns:w10="urn:schemas-microsoft-com:office:word" xmlns:w="http://schemas.openxmlformats.org/wordprocessingml/2006/main" xmlns:w14="http://schemas.microsoft.com/office/word/2010/wordml" xmlns:w15="http://schemas.microsoft.com/office/word/2012/wordml" xmlns:w16cex="http://schemas.microsoft.com/office/word/2018/wordml/cex" xmlns:w16cid="http://schemas.microsoft.com/office/word/2016/wordml/cid" xmlns:w16="http://schemas.microsoft.com/office/word/2018/wordml" xmlns:w16du="http://schemas.microsoft.com/office/word/2023/wordml/word16du" xmlns:w16sdtdh="http://schemas.microsoft.com/office/word/2020/wordml/sdtdatahash" xmlns:w16sdtfl="http://schemas.microsoft.com/office/word/2024/wordml/sdtformatlock" xmlns:w16se="http://schemas.microsoft.com/office/word/2015/wordml/symex" xmlns:wpg="http://schemas.microsoft.com/office/word/2010/wordprocessingGroup" xmlns:wpi="http://schemas.microsoft.com/office/word/2010/wordprocessingInk" xmlns:wne="http://schemas.microsoft.com/office/word/2006/wordml" xmlns:wps="http://schemas.microsoft.com/office/word/2010/wordprocessingShape" xmlns:a="http://schemas.openxmlformats.org/drawingml/2006/main" xmlns:a14="http://schemas.microsoft.com/office/drawing/2010/main" xmlns:pic="http://schemas.openxmlformats.org/drawingml/2006/picture" mc:Ignorable="w14 w15 w16se w16cid w16 w16cex w16sdtdh w16sdtfl w16du wp14">
   <w:body>
     <w:p>
       <w:pPr>
@@ -71,11 +71,11 @@
             <wp:effectExtent l="0" t="0" r="0" b="0"/>
             <wp:docPr id="1" name="图片 2"/>
             <wp:cNvGraphicFramePr>
-              <a:graphicFrameLocks xmlns:a="http://schemas.openxmlformats.org/drawingml/2006/main" noChangeAspect="1"/>
+              <a:graphicFrameLocks noChangeAspect="1"/>
             </wp:cNvGraphicFramePr>
-            <a:graphic xmlns:a="http://schemas.openxmlformats.org/drawingml/2006/main">
+            <a:graphic>
               <a:graphicData uri="http://schemas.openxmlformats.org/drawingml/2006/picture">
-                <pic:pic xmlns:pic="http://schemas.openxmlformats.org/drawingml/2006/picture">
+                <pic:pic>
                   <pic:nvPicPr>
                     <pic:cNvPr id="1" name="图片 2"/>
                     <pic:cNvPicPr>
@@ -83,10 +83,10 @@
                     </pic:cNvPicPr>
                   </pic:nvPicPr>
                   <pic:blipFill>
-                    <a:blip r:embed="rId5">
+                    <a:blip r:embed="rId7">
                       <a:extLst>
                         <a:ext uri="{28A0092B-C50C-407E-A947-70E740481C1C}">
-                          <a14:useLocalDpi xmlns:a14="http://schemas.microsoft.com/office/drawing/2010/main" val="0"/>
+                          <a14:useLocalDpi val="0"/>
                         </a:ext>
                       </a:extLst>
                     </a:blip>
@@ -1424,27 +1424,7 @@
           <w:sz w:val="24"/>
           <w:szCs w:val="24"/>
         </w:rPr>
-        <w:t>（注：此表每名学生一份，</w:t>
-      </w:r>
-      <w:proofErr w:type="gramStart"/>
-      <w:r>
-        <w:rPr>
-          <w:rFonts w:hint="eastAsia"/>
-          <w:color w:val="000000"/>
-          <w:sz w:val="24"/>
-          <w:szCs w:val="24"/>
-        </w:rPr>
-        <w:t>随学生</w:t>
-      </w:r>
-      <w:proofErr w:type="gramEnd"/>
-      <w:r>
-        <w:rPr>
-          <w:rFonts w:hint="eastAsia"/>
-          <w:color w:val="000000"/>
-          <w:sz w:val="24"/>
-          <w:szCs w:val="24"/>
-        </w:rPr>
-        <w:t>大作业或论文等形式的考核材料一并存档）</w:t>
+        <w:t>（注：此表每名学生一份，随学生大作业或论文等形式的考核材料一并存档）</w:t>
       </w:r>
     </w:p>
     <w:p/>
@@ -2785,15 +2765,7 @@
         </w:rPr>
       </w:pPr>
       <w:r>
-        <w:t>随着高校管理信息化的不断推进，学生请假流程逐渐从传统的纸质申请转向电子化管理。然而，目前很多高校的请假</w:t>
-      </w:r>
-      <w:proofErr w:type="gramStart"/>
-      <w:r>
-        <w:t>审批仍</w:t>
-      </w:r>
-      <w:proofErr w:type="gramEnd"/>
-      <w:r>
-        <w:t>依赖手工填写表格和线下审批，存在效率低、信息易丢失、数据统计困难等问题。</w:t>
+        <w:t>随着高校管理信息化的不断推进，学生请假流程逐渐从传统的纸质申请转向电子化管理。然而，目前很多高校的请假审批仍依赖手工填写表格和线下审批，存在效率低、信息易丢失、数据统计困难等问题。</w:t>
       </w:r>
     </w:p>
     <w:p>
@@ -2951,18 +2923,8 @@
           <w:sz w:val="24"/>
           <w:szCs w:val="24"/>
         </w:rPr>
-        <w:t>：</w:t>
-      </w:r>
-      <w:proofErr w:type="gramStart"/>
-      <w:r>
-        <w:rPr>
-          <w:rFonts w:ascii="宋体" w:hAnsi="宋体"/>
-          <w:sz w:val="24"/>
-          <w:szCs w:val="24"/>
-        </w:rPr>
-        <w:t>汤俊豪</w:t>
-      </w:r>
-      <w:proofErr w:type="gramEnd"/>
+        <w:t>：汤俊豪</w:t>
+      </w:r>
     </w:p>
     <w:p>
       <w:pPr>
@@ -4051,21 +4013,7 @@
         <w:rPr>
           <w:rFonts w:ascii="宋体" w:hAnsi="宋体"/>
         </w:rPr>
-        <w:t>根据需求分析，本系统涉及5个主要实体：学生(Student)、班主任(Teacher)、教务管理员(Admin)、班级(Class)和请假记录(</w:t>
-      </w:r>
-      <w:proofErr w:type="spellStart"/>
-      <w:r>
-        <w:rPr>
-          <w:rFonts w:ascii="宋体" w:hAnsi="宋体"/>
-        </w:rPr>
-        <w:t>LeaveRecord</w:t>
-      </w:r>
-      <w:proofErr w:type="spellEnd"/>
-      <w:r>
-        <w:rPr>
-          <w:rFonts w:ascii="宋体" w:hAnsi="宋体"/>
-        </w:rPr>
-        <w:t>)。各实体的详细分析如下表所示。</w:t>
+        <w:t>根据需求分析，本系统涉及5个主要实体：学生(Student)、班主任(Teacher)、教务管理员(Admin)、班级(Class)和请假记录(LeaveRecord)。各实体的详细分析如下表所示。</w:t>
       </w:r>
     </w:p>
     <w:p>
@@ -4497,7 +4445,6 @@
             <w:tcW w:w="2076" w:type="dxa"/>
           </w:tcPr>
           <w:p>
-            <w:proofErr w:type="spellStart"/>
             <w:r>
               <w:rPr>
                 <w:rFonts w:ascii="宋体" w:hAnsi="宋体"/>
@@ -4505,7 +4452,6 @@
               </w:rPr>
               <w:t>LeaveRecord</w:t>
             </w:r>
-            <w:proofErr w:type="spellEnd"/>
           </w:p>
         </w:tc>
         <w:tc>
@@ -4610,863 +4556,117 @@
           <w:b/>
         </w:rPr>
         <w:lastRenderedPageBreak/>
-        <w:t>子系统</w:t>
-      </w:r>
-      <w:proofErr w:type="gramStart"/>
+        <w:t>子系统一：用户-班级子系统</w:t>
+      </w:r>
+    </w:p>
+    <w:p>
+      <w:r>
+        <w:rPr>
+          <w:noProof/>
+        </w:rPr>
+        <w:drawing>
+          <wp:inline distT="0" distB="0" distL="0" distR="0" wp14:anchorId="1A16DD15" wp14:editId="33D3EB45">
+            <wp:extent cx="5274310" cy="4542790"/>
+            <wp:effectExtent l="0" t="0" r="2540" b="0"/>
+            <wp:docPr id="1955824021" name="图片 1"/>
+            <wp:cNvGraphicFramePr>
+              <a:graphicFrameLocks noChangeAspect="1"/>
+            </wp:cNvGraphicFramePr>
+            <a:graphic>
+              <a:graphicData uri="http://schemas.openxmlformats.org/drawingml/2006/picture">
+                <pic:pic>
+                  <pic:nvPicPr>
+                    <pic:cNvPr id="1955824021" name=""/>
+                    <pic:cNvPicPr/>
+                  </pic:nvPicPr>
+                  <pic:blipFill>
+                    <a:blip r:embed="rId8"/>
+                    <a:stretch>
+                      <a:fillRect/>
+                    </a:stretch>
+                  </pic:blipFill>
+                  <pic:spPr>
+                    <a:xfrm>
+                      <a:off x="0" y="0"/>
+                      <a:ext cx="5274310" cy="4542790"/>
+                    </a:xfrm>
+                    <a:prstGeom prst="rect">
+                      <a:avLst/>
+                    </a:prstGeom>
+                  </pic:spPr>
+                </pic:pic>
+              </a:graphicData>
+            </a:graphic>
+          </wp:inline>
+        </w:drawing>
+      </w:r>
+    </w:p>
+    <w:p>
+      <w:r>
+        <w:rPr>
+          <w:rFonts w:ascii="宋体" w:hAnsi="宋体"/>
+        </w:rPr>
+        <w:t>描述学生、班主任、班级三个实体之间的关系：学生属于班级(N:1)，班主任管理班级(1:1)。</w:t>
+      </w:r>
+    </w:p>
+    <w:p/>
+    <w:p>
       <w:r>
         <w:rPr>
           <w:rFonts w:ascii="宋体" w:hAnsi="宋体"/>
           <w:b/>
         </w:rPr>
-        <w:t>一</w:t>
-      </w:r>
-      <w:proofErr w:type="gramEnd"/>
-      <w:r>
-        <w:rPr>
-          <w:rFonts w:ascii="宋体" w:hAnsi="宋体"/>
-          <w:b/>
-        </w:rPr>
-        <w:t>：用户-班级子系统</w:t>
-      </w:r>
-    </w:p>
-    <w:p>
-      <w:proofErr w:type="spellStart"/>
+        <w:t>子系统二：请假管理子系统</w:t>
+      </w:r>
+    </w:p>
+    <w:p>
+      <w:pPr>
+        <w:rPr>
+          <w:rFonts w:ascii="宋体" w:hAnsi="宋体" w:hint="eastAsia"/>
+        </w:rPr>
+      </w:pPr>
       <w:r>
         <w:rPr>
           <w:rFonts w:ascii="Consolas" w:hAnsi="Consolas"/>
+          <w:noProof/>
           <w:sz w:val="18"/>
         </w:rPr>
-        <w:t>erDiagram</w:t>
-      </w:r>
-      <w:proofErr w:type="spellEnd"/>
-      <w:r>
-        <w:rPr>
-          <w:rFonts w:ascii="Consolas" w:hAnsi="Consolas"/>
-          <w:sz w:val="18"/>
-        </w:rPr>
-        <w:br/>
-        <w:t xml:space="preserve">    STUDENT ||--o{ CLASS : "</w:t>
-      </w:r>
-      <w:r>
-        <w:rPr>
-          <w:rFonts w:ascii="Consolas" w:hAnsi="Consolas"/>
-          <w:sz w:val="18"/>
-        </w:rPr>
-        <w:t>属于</w:t>
-      </w:r>
-      <w:r>
-        <w:rPr>
-          <w:rFonts w:ascii="Consolas" w:hAnsi="Consolas"/>
-          <w:sz w:val="18"/>
-        </w:rPr>
-        <w:t xml:space="preserve"> N:1"</w:t>
-      </w:r>
-      <w:r>
-        <w:rPr>
-          <w:rFonts w:ascii="Consolas" w:hAnsi="Consolas"/>
-          <w:sz w:val="18"/>
-        </w:rPr>
-        <w:br/>
-        <w:t xml:space="preserve">    TEACHER ||--|| CLASS : "</w:t>
-      </w:r>
-      <w:r>
-        <w:rPr>
-          <w:rFonts w:ascii="Consolas" w:hAnsi="Consolas"/>
-          <w:sz w:val="18"/>
-        </w:rPr>
-        <w:t>管理</w:t>
-      </w:r>
-      <w:r>
-        <w:rPr>
-          <w:rFonts w:ascii="Consolas" w:hAnsi="Consolas"/>
-          <w:sz w:val="18"/>
-        </w:rPr>
-        <w:t xml:space="preserve"> 1:1"</w:t>
-      </w:r>
-      <w:r>
-        <w:rPr>
-          <w:rFonts w:ascii="Consolas" w:hAnsi="Consolas"/>
-          <w:sz w:val="18"/>
-        </w:rPr>
-        <w:br/>
-        <w:t xml:space="preserve">    STUDENT {</w:t>
-      </w:r>
-      <w:r>
-        <w:rPr>
-          <w:rFonts w:ascii="Consolas" w:hAnsi="Consolas"/>
-          <w:sz w:val="18"/>
-        </w:rPr>
-        <w:br/>
-        <w:t xml:space="preserve">        string </w:t>
-      </w:r>
-      <w:r>
-        <w:rPr>
-          <w:rFonts w:ascii="Consolas" w:hAnsi="Consolas"/>
-          <w:sz w:val="18"/>
-        </w:rPr>
-        <w:t>学号</w:t>
-      </w:r>
-      <w:r>
-        <w:rPr>
-          <w:rFonts w:ascii="Consolas" w:hAnsi="Consolas"/>
-          <w:sz w:val="18"/>
-        </w:rPr>
-        <w:t xml:space="preserve"> PK</w:t>
-      </w:r>
-      <w:r>
-        <w:rPr>
-          <w:rFonts w:ascii="Consolas" w:hAnsi="Consolas"/>
-          <w:sz w:val="18"/>
-        </w:rPr>
-        <w:br/>
-        <w:t xml:space="preserve">        string </w:t>
-      </w:r>
-      <w:r>
-        <w:rPr>
-          <w:rFonts w:ascii="Consolas" w:hAnsi="Consolas"/>
-          <w:sz w:val="18"/>
-        </w:rPr>
-        <w:t>姓名</w:t>
-      </w:r>
-      <w:r>
-        <w:rPr>
-          <w:rFonts w:ascii="Consolas" w:hAnsi="Consolas"/>
-          <w:sz w:val="18"/>
-        </w:rPr>
-        <w:br/>
-        <w:t xml:space="preserve">        string </w:t>
-      </w:r>
-      <w:r>
-        <w:rPr>
-          <w:rFonts w:ascii="Consolas" w:hAnsi="Consolas"/>
-          <w:sz w:val="18"/>
-        </w:rPr>
-        <w:t>性别</w:t>
-      </w:r>
-      <w:r>
-        <w:rPr>
-          <w:rFonts w:ascii="Consolas" w:hAnsi="Consolas"/>
-          <w:sz w:val="18"/>
-        </w:rPr>
-        <w:br/>
-        <w:t xml:space="preserve">        string </w:t>
-      </w:r>
-      <w:r>
-        <w:rPr>
-          <w:rFonts w:ascii="Consolas" w:hAnsi="Consolas"/>
-          <w:sz w:val="18"/>
-        </w:rPr>
-        <w:t>登录密码</w:t>
-      </w:r>
-      <w:r>
-        <w:rPr>
-          <w:rFonts w:ascii="Consolas" w:hAnsi="Consolas"/>
-          <w:sz w:val="18"/>
-        </w:rPr>
-        <w:br/>
-        <w:t xml:space="preserve">        string </w:t>
-      </w:r>
-      <w:r>
-        <w:rPr>
-          <w:rFonts w:ascii="Consolas" w:hAnsi="Consolas"/>
-          <w:sz w:val="18"/>
-        </w:rPr>
-        <w:t>联系电话</w:t>
-      </w:r>
-      <w:r>
-        <w:rPr>
-          <w:rFonts w:ascii="Consolas" w:hAnsi="Consolas"/>
-          <w:sz w:val="18"/>
-        </w:rPr>
-        <w:br/>
-        <w:t xml:space="preserve">        string </w:t>
-      </w:r>
-      <w:r>
-        <w:rPr>
-          <w:rFonts w:ascii="Consolas" w:hAnsi="Consolas"/>
-          <w:sz w:val="18"/>
-        </w:rPr>
-        <w:t>电子邮箱</w:t>
-      </w:r>
-      <w:r>
-        <w:rPr>
-          <w:rFonts w:ascii="Consolas" w:hAnsi="Consolas"/>
-          <w:sz w:val="18"/>
-        </w:rPr>
-        <w:br/>
-        <w:t xml:space="preserve">        int </w:t>
-      </w:r>
-      <w:r>
-        <w:rPr>
-          <w:rFonts w:ascii="Consolas" w:hAnsi="Consolas"/>
-          <w:sz w:val="18"/>
-        </w:rPr>
-        <w:t>班级编号</w:t>
-      </w:r>
-      <w:r>
-        <w:rPr>
-          <w:rFonts w:ascii="Consolas" w:hAnsi="Consolas"/>
-          <w:sz w:val="18"/>
-        </w:rPr>
-        <w:t xml:space="preserve"> FK</w:t>
-      </w:r>
-      <w:r>
-        <w:rPr>
-          <w:rFonts w:ascii="Consolas" w:hAnsi="Consolas"/>
-          <w:sz w:val="18"/>
-        </w:rPr>
-        <w:br/>
-        <w:t xml:space="preserve">    }</w:t>
-      </w:r>
-      <w:r>
-        <w:rPr>
-          <w:rFonts w:ascii="Consolas" w:hAnsi="Consolas"/>
-          <w:sz w:val="18"/>
-        </w:rPr>
-        <w:br/>
-        <w:t xml:space="preserve">    TEACHER {</w:t>
-      </w:r>
-      <w:r>
-        <w:rPr>
-          <w:rFonts w:ascii="Consolas" w:hAnsi="Consolas"/>
-          <w:sz w:val="18"/>
-        </w:rPr>
-        <w:br/>
-        <w:t xml:space="preserve">        string </w:t>
-      </w:r>
-      <w:r>
-        <w:rPr>
-          <w:rFonts w:ascii="Consolas" w:hAnsi="Consolas"/>
-          <w:sz w:val="18"/>
-        </w:rPr>
-        <w:t>教师编号</w:t>
-      </w:r>
-      <w:r>
-        <w:rPr>
-          <w:rFonts w:ascii="Consolas" w:hAnsi="Consolas"/>
-          <w:sz w:val="18"/>
-        </w:rPr>
-        <w:t xml:space="preserve"> PK</w:t>
-      </w:r>
-      <w:r>
-        <w:rPr>
-          <w:rFonts w:ascii="Consolas" w:hAnsi="Consolas"/>
-          <w:sz w:val="18"/>
-        </w:rPr>
-        <w:br/>
-        <w:t xml:space="preserve">        string </w:t>
-      </w:r>
-      <w:r>
-        <w:rPr>
-          <w:rFonts w:ascii="Consolas" w:hAnsi="Consolas"/>
-          <w:sz w:val="18"/>
-        </w:rPr>
-        <w:t>姓名</w:t>
-      </w:r>
-      <w:r>
-        <w:rPr>
-          <w:rFonts w:ascii="Consolas" w:hAnsi="Consolas"/>
-          <w:sz w:val="18"/>
-        </w:rPr>
-        <w:br/>
-        <w:t xml:space="preserve">        string </w:t>
-      </w:r>
-      <w:r>
-        <w:rPr>
-          <w:rFonts w:ascii="Consolas" w:hAnsi="Consolas"/>
-          <w:sz w:val="18"/>
-        </w:rPr>
-        <w:t>性别</w:t>
-      </w:r>
-      <w:r>
-        <w:rPr>
-          <w:rFonts w:ascii="Consolas" w:hAnsi="Consolas"/>
-          <w:sz w:val="18"/>
-        </w:rPr>
-        <w:br/>
-        <w:t xml:space="preserve">        string </w:t>
-      </w:r>
-      <w:r>
-        <w:rPr>
-          <w:rFonts w:ascii="Consolas" w:hAnsi="Consolas"/>
-          <w:sz w:val="18"/>
-        </w:rPr>
-        <w:t>登录密码</w:t>
-      </w:r>
-      <w:r>
-        <w:rPr>
-          <w:rFonts w:ascii="Consolas" w:hAnsi="Consolas"/>
-          <w:sz w:val="18"/>
-        </w:rPr>
-        <w:br/>
-        <w:t xml:space="preserve">        string </w:t>
-      </w:r>
-      <w:r>
-        <w:rPr>
-          <w:rFonts w:ascii="Consolas" w:hAnsi="Consolas"/>
-          <w:sz w:val="18"/>
-        </w:rPr>
-        <w:t>联系电话</w:t>
-      </w:r>
-      <w:r>
-        <w:rPr>
-          <w:rFonts w:ascii="Consolas" w:hAnsi="Consolas"/>
-          <w:sz w:val="18"/>
-        </w:rPr>
-        <w:br/>
-        <w:t xml:space="preserve">        string </w:t>
-      </w:r>
-      <w:r>
-        <w:rPr>
-          <w:rFonts w:ascii="Consolas" w:hAnsi="Consolas"/>
-          <w:sz w:val="18"/>
-        </w:rPr>
-        <w:t>电子邮箱</w:t>
-      </w:r>
-      <w:r>
-        <w:rPr>
-          <w:rFonts w:ascii="Consolas" w:hAnsi="Consolas"/>
-          <w:sz w:val="18"/>
-        </w:rPr>
-        <w:br/>
-        <w:t xml:space="preserve">        int </w:t>
-      </w:r>
-      <w:r>
-        <w:rPr>
-          <w:rFonts w:ascii="Consolas" w:hAnsi="Consolas"/>
-          <w:sz w:val="18"/>
-        </w:rPr>
-        <w:t>班级编号</w:t>
-      </w:r>
-      <w:r>
-        <w:rPr>
-          <w:rFonts w:ascii="Consolas" w:hAnsi="Consolas"/>
-          <w:sz w:val="18"/>
-        </w:rPr>
-        <w:t xml:space="preserve"> FK</w:t>
-      </w:r>
-      <w:r>
-        <w:rPr>
-          <w:rFonts w:ascii="Consolas" w:hAnsi="Consolas"/>
-          <w:sz w:val="18"/>
-        </w:rPr>
-        <w:br/>
-        <w:t xml:space="preserve">    }</w:t>
-      </w:r>
-      <w:r>
-        <w:rPr>
-          <w:rFonts w:ascii="Consolas" w:hAnsi="Consolas"/>
-          <w:sz w:val="18"/>
-        </w:rPr>
-        <w:br/>
-        <w:t xml:space="preserve">    CLASS {</w:t>
-      </w:r>
-      <w:r>
-        <w:rPr>
-          <w:rFonts w:ascii="Consolas" w:hAnsi="Consolas"/>
-          <w:sz w:val="18"/>
-        </w:rPr>
-        <w:br/>
-        <w:t xml:space="preserve">        int </w:t>
-      </w:r>
-      <w:r>
-        <w:rPr>
-          <w:rFonts w:ascii="Consolas" w:hAnsi="Consolas"/>
-          <w:sz w:val="18"/>
-        </w:rPr>
-        <w:t>班级编号</w:t>
-      </w:r>
-      <w:r>
-        <w:rPr>
-          <w:rFonts w:ascii="Consolas" w:hAnsi="Consolas"/>
-          <w:sz w:val="18"/>
-        </w:rPr>
-        <w:t xml:space="preserve"> PK</w:t>
-      </w:r>
-      <w:r>
-        <w:rPr>
-          <w:rFonts w:ascii="Consolas" w:hAnsi="Consolas"/>
-          <w:sz w:val="18"/>
-        </w:rPr>
-        <w:br/>
-        <w:t xml:space="preserve">        string </w:t>
-      </w:r>
-      <w:r>
-        <w:rPr>
-          <w:rFonts w:ascii="Consolas" w:hAnsi="Consolas"/>
-          <w:sz w:val="18"/>
-        </w:rPr>
-        <w:t>班级名称</w:t>
-      </w:r>
-      <w:r>
-        <w:rPr>
-          <w:rFonts w:ascii="Consolas" w:hAnsi="Consolas"/>
-          <w:sz w:val="18"/>
-        </w:rPr>
-        <w:br/>
-        <w:t xml:space="preserve">        string </w:t>
-      </w:r>
-      <w:r>
-        <w:rPr>
-          <w:rFonts w:ascii="Consolas" w:hAnsi="Consolas"/>
-          <w:sz w:val="18"/>
-        </w:rPr>
-        <w:t>所属院系</w:t>
-      </w:r>
-      <w:r>
-        <w:rPr>
-          <w:rFonts w:ascii="Consolas" w:hAnsi="Consolas"/>
-          <w:sz w:val="18"/>
-        </w:rPr>
-        <w:br/>
-        <w:t xml:space="preserve">        string </w:t>
-      </w:r>
-      <w:r>
-        <w:rPr>
-          <w:rFonts w:ascii="Consolas" w:hAnsi="Consolas"/>
-          <w:sz w:val="18"/>
-        </w:rPr>
-        <w:t>年级</w:t>
-      </w:r>
-      <w:r>
-        <w:rPr>
-          <w:rFonts w:ascii="Consolas" w:hAnsi="Consolas"/>
-          <w:sz w:val="18"/>
-        </w:rPr>
-        <w:br/>
-        <w:t xml:space="preserve">    }</w:t>
-      </w:r>
-    </w:p>
-    <w:p>
-      <w:r>
-        <w:rPr>
-          <w:rFonts w:ascii="宋体" w:hAnsi="宋体"/>
-        </w:rPr>
-        <w:t>描述学生、班主任、班级三个实体之间的关系：学生属于班级(N:1)，班主任管理班级(1:1)。</w:t>
-      </w:r>
-    </w:p>
-    <w:p/>
-    <w:p>
-      <w:r>
-        <w:rPr>
-          <w:rFonts w:ascii="宋体" w:hAnsi="宋体"/>
-          <w:b/>
-        </w:rPr>
-        <w:t>子系统二：请假管理子系统</w:t>
-      </w:r>
-    </w:p>
-    <w:p>
-      <w:proofErr w:type="spellStart"/>
-      <w:r>
-        <w:rPr>
-          <w:rFonts w:ascii="Consolas" w:hAnsi="Consolas"/>
-          <w:sz w:val="18"/>
-        </w:rPr>
-        <w:t>erDiagram</w:t>
-      </w:r>
-      <w:proofErr w:type="spellEnd"/>
-      <w:r>
-        <w:rPr>
-          <w:rFonts w:ascii="Consolas" w:hAnsi="Consolas"/>
-          <w:sz w:val="18"/>
-        </w:rPr>
-        <w:br/>
-        <w:t xml:space="preserve">    STUDENT ||--o{ LEAVERECORD : "</w:t>
-      </w:r>
-      <w:r>
-        <w:rPr>
-          <w:rFonts w:ascii="Consolas" w:hAnsi="Consolas"/>
-          <w:sz w:val="18"/>
-        </w:rPr>
-        <w:t>提交</w:t>
-      </w:r>
-      <w:r>
-        <w:rPr>
-          <w:rFonts w:ascii="Consolas" w:hAnsi="Consolas"/>
-          <w:sz w:val="18"/>
-        </w:rPr>
-        <w:t xml:space="preserve"> 1:N"</w:t>
-      </w:r>
-      <w:r>
-        <w:rPr>
-          <w:rFonts w:ascii="Consolas" w:hAnsi="Consolas"/>
-          <w:sz w:val="18"/>
-        </w:rPr>
-        <w:br/>
-        <w:t xml:space="preserve">    TEACHER ||--o{ LEAVERECORD : "</w:t>
-      </w:r>
-      <w:r>
-        <w:rPr>
-          <w:rFonts w:ascii="Consolas" w:hAnsi="Consolas"/>
-          <w:sz w:val="18"/>
-        </w:rPr>
-        <w:t>审批</w:t>
-      </w:r>
-      <w:r>
-        <w:rPr>
-          <w:rFonts w:ascii="Consolas" w:hAnsi="Consolas"/>
-          <w:sz w:val="18"/>
-        </w:rPr>
-        <w:t xml:space="preserve"> 1:N"</w:t>
-      </w:r>
-      <w:r>
-        <w:rPr>
-          <w:rFonts w:ascii="Consolas" w:hAnsi="Consolas"/>
-          <w:sz w:val="18"/>
-        </w:rPr>
-        <w:br/>
-        <w:t xml:space="preserve">    STUDENT {</w:t>
-      </w:r>
-      <w:r>
-        <w:rPr>
-          <w:rFonts w:ascii="Consolas" w:hAnsi="Consolas"/>
-          <w:sz w:val="18"/>
-        </w:rPr>
-        <w:br/>
-        <w:t xml:space="preserve">        string </w:t>
-      </w:r>
-      <w:r>
-        <w:rPr>
-          <w:rFonts w:ascii="Consolas" w:hAnsi="Consolas"/>
-          <w:sz w:val="18"/>
-        </w:rPr>
-        <w:t>学号</w:t>
-      </w:r>
-      <w:r>
-        <w:rPr>
-          <w:rFonts w:ascii="Consolas" w:hAnsi="Consolas"/>
-          <w:sz w:val="18"/>
-        </w:rPr>
-        <w:t xml:space="preserve"> PK</w:t>
-      </w:r>
-      <w:r>
-        <w:rPr>
-          <w:rFonts w:ascii="Consolas" w:hAnsi="Consolas"/>
-          <w:sz w:val="18"/>
-        </w:rPr>
-        <w:br/>
-        <w:t xml:space="preserve">        string </w:t>
-      </w:r>
-      <w:r>
-        <w:rPr>
-          <w:rFonts w:ascii="Consolas" w:hAnsi="Consolas"/>
-          <w:sz w:val="18"/>
-        </w:rPr>
-        <w:t>姓名</w:t>
-      </w:r>
-      <w:r>
-        <w:rPr>
-          <w:rFonts w:ascii="Consolas" w:hAnsi="Consolas"/>
-          <w:sz w:val="18"/>
-        </w:rPr>
-        <w:br/>
-        <w:t xml:space="preserve">        int </w:t>
-      </w:r>
-      <w:r>
-        <w:rPr>
-          <w:rFonts w:ascii="Consolas" w:hAnsi="Consolas"/>
-          <w:sz w:val="18"/>
-        </w:rPr>
-        <w:t>班级编号</w:t>
-      </w:r>
-      <w:r>
-        <w:rPr>
-          <w:rFonts w:ascii="Consolas" w:hAnsi="Consolas"/>
-          <w:sz w:val="18"/>
-        </w:rPr>
-        <w:t xml:space="preserve"> FK</w:t>
-      </w:r>
-      <w:r>
-        <w:rPr>
-          <w:rFonts w:ascii="Consolas" w:hAnsi="Consolas"/>
-          <w:sz w:val="18"/>
-        </w:rPr>
-        <w:br/>
-        <w:t xml:space="preserve">    }</w:t>
-      </w:r>
-      <w:r>
-        <w:rPr>
-          <w:rFonts w:ascii="Consolas" w:hAnsi="Consolas"/>
-          <w:sz w:val="18"/>
-        </w:rPr>
-        <w:br/>
-        <w:t xml:space="preserve">    TEACHER {</w:t>
-      </w:r>
-      <w:r>
-        <w:rPr>
-          <w:rFonts w:ascii="Consolas" w:hAnsi="Consolas"/>
-          <w:sz w:val="18"/>
-        </w:rPr>
-        <w:br/>
-        <w:t xml:space="preserve">        string </w:t>
-      </w:r>
-      <w:r>
-        <w:rPr>
-          <w:rFonts w:ascii="Consolas" w:hAnsi="Consolas"/>
-          <w:sz w:val="18"/>
-        </w:rPr>
-        <w:t>教师编号</w:t>
-      </w:r>
-      <w:r>
-        <w:rPr>
-          <w:rFonts w:ascii="Consolas" w:hAnsi="Consolas"/>
-          <w:sz w:val="18"/>
-        </w:rPr>
-        <w:t xml:space="preserve"> PK</w:t>
-      </w:r>
-      <w:r>
-        <w:rPr>
-          <w:rFonts w:ascii="Consolas" w:hAnsi="Consolas"/>
-          <w:sz w:val="18"/>
-        </w:rPr>
-        <w:br/>
-        <w:t xml:space="preserve">        string </w:t>
-      </w:r>
-      <w:r>
-        <w:rPr>
-          <w:rFonts w:ascii="Consolas" w:hAnsi="Consolas"/>
-          <w:sz w:val="18"/>
-        </w:rPr>
-        <w:t>姓名</w:t>
-      </w:r>
-      <w:r>
-        <w:rPr>
-          <w:rFonts w:ascii="Consolas" w:hAnsi="Consolas"/>
-          <w:sz w:val="18"/>
-        </w:rPr>
-        <w:br/>
-        <w:t xml:space="preserve">        int </w:t>
-      </w:r>
-      <w:r>
-        <w:rPr>
-          <w:rFonts w:ascii="Consolas" w:hAnsi="Consolas"/>
-          <w:sz w:val="18"/>
-        </w:rPr>
-        <w:t>班级编号</w:t>
-      </w:r>
-      <w:r>
-        <w:rPr>
-          <w:rFonts w:ascii="Consolas" w:hAnsi="Consolas"/>
-          <w:sz w:val="18"/>
-        </w:rPr>
-        <w:t xml:space="preserve"> FK</w:t>
-      </w:r>
-      <w:r>
-        <w:rPr>
-          <w:rFonts w:ascii="Consolas" w:hAnsi="Consolas"/>
-          <w:sz w:val="18"/>
-        </w:rPr>
-        <w:br/>
-        <w:t xml:space="preserve">    }</w:t>
-      </w:r>
-      <w:r>
-        <w:rPr>
-          <w:rFonts w:ascii="Consolas" w:hAnsi="Consolas"/>
-          <w:sz w:val="18"/>
-        </w:rPr>
-        <w:br/>
-      </w:r>
-      <w:r>
-        <w:rPr>
-          <w:rFonts w:ascii="Consolas" w:hAnsi="Consolas"/>
-          <w:sz w:val="18"/>
-        </w:rPr>
         <w:lastRenderedPageBreak/>
-        <w:t xml:space="preserve">    LEAVERECORD {</w:t>
-      </w:r>
-      <w:r>
-        <w:rPr>
-          <w:rFonts w:ascii="Consolas" w:hAnsi="Consolas"/>
-          <w:sz w:val="18"/>
-        </w:rPr>
-        <w:br/>
-        <w:t xml:space="preserve">        int </w:t>
-      </w:r>
-      <w:r>
-        <w:rPr>
-          <w:rFonts w:ascii="Consolas" w:hAnsi="Consolas"/>
-          <w:sz w:val="18"/>
-        </w:rPr>
-        <w:t>请假编号</w:t>
-      </w:r>
-      <w:r>
-        <w:rPr>
-          <w:rFonts w:ascii="Consolas" w:hAnsi="Consolas"/>
-          <w:sz w:val="18"/>
-        </w:rPr>
-        <w:t xml:space="preserve"> PK</w:t>
-      </w:r>
-      <w:r>
-        <w:rPr>
-          <w:rFonts w:ascii="Consolas" w:hAnsi="Consolas"/>
-          <w:sz w:val="18"/>
-        </w:rPr>
-        <w:br/>
-        <w:t xml:space="preserve">        string </w:t>
-      </w:r>
-      <w:r>
-        <w:rPr>
-          <w:rFonts w:ascii="Consolas" w:hAnsi="Consolas"/>
-          <w:sz w:val="18"/>
-        </w:rPr>
-        <w:t>学号</w:t>
-      </w:r>
-      <w:r>
-        <w:rPr>
-          <w:rFonts w:ascii="Consolas" w:hAnsi="Consolas"/>
-          <w:sz w:val="18"/>
-        </w:rPr>
-        <w:t xml:space="preserve"> FK</w:t>
-      </w:r>
-      <w:r>
-        <w:rPr>
-          <w:rFonts w:ascii="Consolas" w:hAnsi="Consolas"/>
-          <w:sz w:val="18"/>
-        </w:rPr>
-        <w:br/>
-        <w:t xml:space="preserve">        string </w:t>
-      </w:r>
-      <w:r>
-        <w:rPr>
-          <w:rFonts w:ascii="Consolas" w:hAnsi="Consolas"/>
-          <w:sz w:val="18"/>
-        </w:rPr>
-        <w:t>请假类型</w:t>
-      </w:r>
-      <w:r>
-        <w:rPr>
-          <w:rFonts w:ascii="Consolas" w:hAnsi="Consolas"/>
-          <w:sz w:val="18"/>
-        </w:rPr>
-        <w:br/>
-        <w:t xml:space="preserve">        date </w:t>
-      </w:r>
-      <w:r>
-        <w:rPr>
-          <w:rFonts w:ascii="Consolas" w:hAnsi="Consolas"/>
-          <w:sz w:val="18"/>
-        </w:rPr>
-        <w:t>开始日期</w:t>
-      </w:r>
-      <w:r>
-        <w:rPr>
-          <w:rFonts w:ascii="Consolas" w:hAnsi="Consolas"/>
-          <w:sz w:val="18"/>
-        </w:rPr>
-        <w:br/>
-        <w:t xml:space="preserve">        date </w:t>
-      </w:r>
-      <w:r>
-        <w:rPr>
-          <w:rFonts w:ascii="Consolas" w:hAnsi="Consolas"/>
-          <w:sz w:val="18"/>
-        </w:rPr>
-        <w:t>结束日期</w:t>
-      </w:r>
-      <w:r>
-        <w:rPr>
-          <w:rFonts w:ascii="Consolas" w:hAnsi="Consolas"/>
-          <w:sz w:val="18"/>
-        </w:rPr>
-        <w:br/>
-        <w:t xml:space="preserve">        string </w:t>
-      </w:r>
-      <w:r>
-        <w:rPr>
-          <w:rFonts w:ascii="Consolas" w:hAnsi="Consolas"/>
-          <w:sz w:val="18"/>
-        </w:rPr>
-        <w:t>请假事由</w:t>
-      </w:r>
-      <w:r>
-        <w:rPr>
-          <w:rFonts w:ascii="Consolas" w:hAnsi="Consolas"/>
-          <w:sz w:val="18"/>
-        </w:rPr>
-        <w:br/>
-        <w:t xml:space="preserve">        string </w:t>
-      </w:r>
-      <w:r>
-        <w:rPr>
-          <w:rFonts w:ascii="Consolas" w:hAnsi="Consolas"/>
-          <w:sz w:val="18"/>
-        </w:rPr>
-        <w:t>审批状态</w:t>
-      </w:r>
-      <w:r>
-        <w:rPr>
-          <w:rFonts w:ascii="Consolas" w:hAnsi="Consolas"/>
-          <w:sz w:val="18"/>
-        </w:rPr>
-        <w:br/>
-        <w:t xml:space="preserve">        datetime </w:t>
-      </w:r>
-      <w:r>
-        <w:rPr>
-          <w:rFonts w:ascii="Consolas" w:hAnsi="Consolas"/>
-          <w:sz w:val="18"/>
-        </w:rPr>
-        <w:t>申请时间</w:t>
-      </w:r>
-      <w:r>
-        <w:rPr>
-          <w:rFonts w:ascii="Consolas" w:hAnsi="Consolas"/>
-          <w:sz w:val="18"/>
-        </w:rPr>
-        <w:br/>
-        <w:t xml:space="preserve">        string </w:t>
-      </w:r>
-      <w:r>
-        <w:rPr>
-          <w:rFonts w:ascii="Consolas" w:hAnsi="Consolas"/>
-          <w:sz w:val="18"/>
-        </w:rPr>
-        <w:t>审批教师编号</w:t>
-      </w:r>
-      <w:r>
-        <w:rPr>
-          <w:rFonts w:ascii="Consolas" w:hAnsi="Consolas"/>
-          <w:sz w:val="18"/>
-        </w:rPr>
-        <w:t xml:space="preserve"> FK</w:t>
-      </w:r>
-      <w:r>
-        <w:rPr>
-          <w:rFonts w:ascii="Consolas" w:hAnsi="Consolas"/>
-          <w:sz w:val="18"/>
-        </w:rPr>
-        <w:br/>
-        <w:t xml:space="preserve">        datetime </w:t>
-      </w:r>
-      <w:r>
-        <w:rPr>
-          <w:rFonts w:ascii="Consolas" w:hAnsi="Consolas"/>
-          <w:sz w:val="18"/>
-        </w:rPr>
-        <w:t>审批时间</w:t>
-      </w:r>
-      <w:r>
-        <w:rPr>
-          <w:rFonts w:ascii="Consolas" w:hAnsi="Consolas"/>
-          <w:sz w:val="18"/>
-        </w:rPr>
-        <w:br/>
-        <w:t xml:space="preserve">        string </w:t>
-      </w:r>
-      <w:r>
-        <w:rPr>
-          <w:rFonts w:ascii="Consolas" w:hAnsi="Consolas"/>
-          <w:sz w:val="18"/>
-        </w:rPr>
-        <w:t>审批意见</w:t>
-      </w:r>
-      <w:r>
-        <w:rPr>
-          <w:rFonts w:ascii="Consolas" w:hAnsi="Consolas"/>
-          <w:sz w:val="18"/>
-        </w:rPr>
-        <w:br/>
-        <w:t xml:space="preserve">    }</w:t>
+        <w:drawing>
+          <wp:inline distT="0" distB="0" distL="0" distR="0" wp14:anchorId="040647BD" wp14:editId="3D454C52">
+            <wp:extent cx="4089400" cy="4280428"/>
+            <wp:effectExtent l="0" t="0" r="6350" b="6350"/>
+            <wp:docPr id="164601587" name="图片 1"/>
+            <wp:cNvGraphicFramePr>
+              <a:graphicFrameLocks noChangeAspect="1"/>
+            </wp:cNvGraphicFramePr>
+            <a:graphic>
+              <a:graphicData uri="http://schemas.openxmlformats.org/drawingml/2006/picture">
+                <pic:pic>
+                  <pic:nvPicPr>
+                    <pic:cNvPr id="164601587" name=""/>
+                    <pic:cNvPicPr/>
+                  </pic:nvPicPr>
+                  <pic:blipFill>
+                    <a:blip r:embed="rId9"/>
+                    <a:stretch>
+                      <a:fillRect/>
+                    </a:stretch>
+                  </pic:blipFill>
+                  <pic:spPr>
+                    <a:xfrm>
+                      <a:off x="0" y="0"/>
+                      <a:ext cx="4097075" cy="4288462"/>
+                    </a:xfrm>
+                    <a:prstGeom prst="rect">
+                      <a:avLst/>
+                    </a:prstGeom>
+                  </pic:spPr>
+                </pic:pic>
+              </a:graphicData>
+            </a:graphic>
+          </wp:inline>
+        </w:drawing>
       </w:r>
     </w:p>
     <w:p>
@@ -5542,58 +4742,22 @@
         <w:rPr>
           <w:rFonts w:ascii="宋体" w:hAnsi="宋体"/>
         </w:rPr>
-        <w:t xml:space="preserve">  · 学生(Student)通过"提交"联系与请假记录(</w:t>
-      </w:r>
-      <w:proofErr w:type="spellStart"/>
+        <w:t xml:space="preserve">  · 学生(Student)通过"提交"联系与请假记录(LeaveRecord)关联：一个学生可提交多条请假记录。</w:t>
+      </w:r>
+    </w:p>
+    <w:p>
       <w:r>
         <w:rPr>
           <w:rFonts w:ascii="宋体" w:hAnsi="宋体"/>
         </w:rPr>
-        <w:t>LeaveRecord</w:t>
-      </w:r>
-      <w:proofErr w:type="spellEnd"/>
-      <w:r>
-        <w:rPr>
-          <w:rFonts w:ascii="宋体" w:hAnsi="宋体"/>
-        </w:rPr>
-        <w:t>)关联：一个学生可提交多条请假记录。</w:t>
-      </w:r>
-    </w:p>
-    <w:p>
-      <w:r>
-        <w:rPr>
-          <w:rFonts w:ascii="宋体" w:hAnsi="宋体"/>
-        </w:rPr>
-        <w:t xml:space="preserve">  · 班主任(Teacher)通过"审批"联系与请假记录(</w:t>
-      </w:r>
-      <w:proofErr w:type="spellStart"/>
-      <w:r>
-        <w:rPr>
-          <w:rFonts w:ascii="宋体" w:hAnsi="宋体"/>
-        </w:rPr>
-        <w:t>LeaveRecord</w:t>
-      </w:r>
-      <w:proofErr w:type="spellEnd"/>
-      <w:r>
-        <w:rPr>
-          <w:rFonts w:ascii="宋体" w:hAnsi="宋体"/>
-        </w:rPr>
-        <w:t>)关联：一位班主任可审批多条请假记录，</w:t>
+        <w:t xml:space="preserve">  · 班主任(Teacher)通过"审批"联系与请假记录(LeaveRecord)关联：一位班主任可审批多条请假记录，</w:t>
       </w:r>
       <w:r>
         <w:rPr>
           <w:rFonts w:ascii="宋体" w:hAnsi="宋体" w:hint="eastAsia"/>
         </w:rPr>
-        <w:t>请假记录提交时系统自动确定</w:t>
-      </w:r>
-      <w:proofErr w:type="spellStart"/>
-      <w:r>
-        <w:rPr>
-          <w:rFonts w:ascii="宋体" w:hAnsi="宋体" w:hint="eastAsia"/>
-        </w:rPr>
-        <w:t>teacher_id</w:t>
-      </w:r>
-      <w:proofErr w:type="spellEnd"/>
+        <w:t>请假记录提交时系统自动确定teacher_id</w:t>
+      </w:r>
       <w:r>
         <w:rPr>
           <w:rFonts w:ascii="宋体" w:hAnsi="宋体"/>
@@ -5611,20 +4775,24 @@
       </w:r>
     </w:p>
     <w:p>
-      <w:proofErr w:type="spellStart"/>
-      <w:r>
+      <w:pPr>
         <w:rPr>
           <w:rFonts w:ascii="Consolas" w:hAnsi="Consolas"/>
           <w:sz w:val="18"/>
         </w:rPr>
-        <w:t>erDiagram</w:t>
-      </w:r>
-      <w:proofErr w:type="spellEnd"/>
+      </w:pPr>
       <w:r>
         <w:rPr>
           <w:rFonts w:ascii="Consolas" w:hAnsi="Consolas"/>
           <w:sz w:val="18"/>
         </w:rPr>
+        <w:t>erDiagram</w:t>
+      </w:r>
+      <w:r>
+        <w:rPr>
+          <w:rFonts w:ascii="Consolas" w:hAnsi="Consolas"/>
+          <w:sz w:val="18"/>
+        </w:rPr>
         <w:br/>
         <w:t xml:space="preserve">    STUDENT ||--o{ CLASS : "</w:t>
       </w:r>
@@ -5707,6 +4875,63 @@
           <w:sz w:val="18"/>
         </w:rPr>
         <w:t xml:space="preserve"> 1:N"</w:t>
+      </w:r>
+    </w:p>
+    <w:p>
+      <w:pPr>
+        <w:rPr>
+          <w:rFonts w:ascii="Consolas" w:hAnsi="Consolas"/>
+          <w:sz w:val="18"/>
+        </w:rPr>
+      </w:pPr>
+      <w:r>
+        <w:rPr>
+          <w:rFonts w:ascii="Consolas" w:hAnsi="Consolas" w:hint="eastAsia"/>
+          <w:noProof/>
+          <w:sz w:val="18"/>
+        </w:rPr>
+        <w:lastRenderedPageBreak/>
+        <w:drawing>
+          <wp:inline distT="0" distB="0" distL="0" distR="0" wp14:anchorId="08A42A7D" wp14:editId="10B62352">
+            <wp:extent cx="5274310" cy="4430395"/>
+            <wp:effectExtent l="0" t="0" r="2540" b="8255"/>
+            <wp:docPr id="920364497" name="图片 1"/>
+            <wp:cNvGraphicFramePr>
+              <a:graphicFrameLocks noChangeAspect="1"/>
+            </wp:cNvGraphicFramePr>
+            <a:graphic>
+              <a:graphicData uri="http://schemas.openxmlformats.org/drawingml/2006/picture">
+                <pic:pic>
+                  <pic:nvPicPr>
+                    <pic:cNvPr id="920364497" name="图片 920364497"/>
+                    <pic:cNvPicPr/>
+                  </pic:nvPicPr>
+                  <pic:blipFill>
+                    <a:blip r:embed="rId10" cstate="print">
+                      <a:extLst>
+                        <a:ext uri="{28A0092B-C50C-407E-A947-70E740481C1C}">
+                          <a14:useLocalDpi val="0"/>
+                        </a:ext>
+                      </a:extLst>
+                    </a:blip>
+                    <a:stretch>
+                      <a:fillRect/>
+                    </a:stretch>
+                  </pic:blipFill>
+                  <pic:spPr>
+                    <a:xfrm>
+                      <a:off x="0" y="0"/>
+                      <a:ext cx="5274310" cy="4430395"/>
+                    </a:xfrm>
+                    <a:prstGeom prst="rect">
+                      <a:avLst/>
+                    </a:prstGeom>
+                  </pic:spPr>
+                </pic:pic>
+              </a:graphicData>
+            </a:graphic>
+          </wp:inline>
+        </w:drawing>
       </w:r>
     </w:p>
     <w:p>
@@ -5787,7 +5012,6 @@
         <w:rPr>
           <w:rFonts w:ascii="宋体" w:hAnsi="宋体"/>
         </w:rPr>
-        <w:lastRenderedPageBreak/>
         <w:t>主键：学号</w:t>
       </w:r>
       <w:r>
@@ -5914,6 +5138,7 @@
         <w:rPr>
           <w:rFonts w:ascii="宋体" w:hAnsi="宋体"/>
         </w:rPr>
+        <w:lastRenderedPageBreak/>
         <w:t>主键：班级编号</w:t>
       </w:r>
     </w:p>
@@ -5935,32 +5160,32 @@
       </w:r>
     </w:p>
     <w:p>
-      <w:proofErr w:type="spellStart"/>
       <w:r>
         <w:rPr>
           <w:rFonts w:ascii="宋体" w:hAnsi="宋体"/>
         </w:rPr>
-        <w:t>LeaveRecord</w:t>
-      </w:r>
-      <w:proofErr w:type="spellEnd"/>
+        <w:t>LeaveRecord(请假编号,学号,请假类型,开始日期,结束日期,请假事由,审批状态,申请时间,审批教师编号, 审批时间, 审批意见)</w:t>
+      </w:r>
+    </w:p>
+    <w:p>
+      <w:pPr>
+        <w:rPr>
+          <w:rFonts w:ascii="宋体" w:hAnsi="宋体" w:hint="eastAsia"/>
+        </w:rPr>
+      </w:pPr>
       <w:r>
         <w:rPr>
           <w:rFonts w:ascii="宋体" w:hAnsi="宋体"/>
         </w:rPr>
-        <w:t>(请假编号,学号,请假类型,开始日期,结束日期,请假事由,审批状态,申请时间,审批教师编号, 审批时间, 审批意见)</w:t>
-      </w:r>
-    </w:p>
-    <w:p>
-      <w:pPr>
-        <w:rPr>
-          <w:rFonts w:ascii="宋体" w:hAnsi="宋体" w:hint="eastAsia"/>
-        </w:rPr>
-      </w:pPr>
+        <w:t>主键：请假编号</w:t>
+      </w:r>
+    </w:p>
+    <w:p>
       <w:r>
         <w:rPr>
           <w:rFonts w:ascii="宋体" w:hAnsi="宋体"/>
         </w:rPr>
-        <w:t>主键：请假编号</w:t>
+        <w:t>外键：学号 → Student(学号)，审批教师编号 → Teacher(教师编号)</w:t>
       </w:r>
     </w:p>
     <w:p>
@@ -5968,29 +5193,7 @@
         <w:rPr>
           <w:rFonts w:ascii="宋体" w:hAnsi="宋体"/>
         </w:rPr>
-        <w:t>外键：学号 → Student(学号)，审批教师编号 → Teacher(教师编号)</w:t>
-      </w:r>
-    </w:p>
-    <w:p>
-      <w:r>
-        <w:rPr>
-          <w:rFonts w:ascii="宋体" w:hAnsi="宋体"/>
-        </w:rPr>
-        <w:t>说明：审批教师编号和审批时间在请假被审批</w:t>
-      </w:r>
-      <w:proofErr w:type="gramStart"/>
-      <w:r>
-        <w:rPr>
-          <w:rFonts w:ascii="宋体" w:hAnsi="宋体"/>
-        </w:rPr>
-        <w:t>前允许</w:t>
-      </w:r>
-      <w:proofErr w:type="gramEnd"/>
-      <w:r>
-        <w:rPr>
-          <w:rFonts w:ascii="宋体" w:hAnsi="宋体"/>
-        </w:rPr>
-        <w:t>为NULL（空值）。</w:t>
+        <w:t>说明：审批教师编号和审批时间在请假被审批前允许为NULL（空值）。</w:t>
       </w:r>
     </w:p>
     <w:p>
@@ -6229,7 +5432,6 @@
             <w:tcW w:w="1038" w:type="dxa"/>
           </w:tcPr>
           <w:p>
-            <w:proofErr w:type="spellStart"/>
             <w:r>
               <w:rPr>
                 <w:rFonts w:ascii="宋体" w:hAnsi="宋体"/>
@@ -6237,7 +5439,6 @@
               </w:rPr>
               <w:t>student_id</w:t>
             </w:r>
-            <w:proofErr w:type="spellEnd"/>
           </w:p>
         </w:tc>
         <w:tc>
@@ -6900,7 +6101,6 @@
             <w:tcW w:w="1038" w:type="dxa"/>
           </w:tcPr>
           <w:p>
-            <w:proofErr w:type="spellStart"/>
             <w:r>
               <w:rPr>
                 <w:rFonts w:ascii="宋体" w:hAnsi="宋体"/>
@@ -6908,7 +6108,6 @@
               </w:rPr>
               <w:t>class_id</w:t>
             </w:r>
-            <w:proofErr w:type="spellEnd"/>
           </w:p>
         </w:tc>
         <w:tc>
@@ -6973,28 +6172,20 @@
                 <w:rFonts w:ascii="宋体" w:hAnsi="宋体"/>
                 <w:sz w:val="18"/>
               </w:rPr>
-              <w:t>Class(</w:t>
-            </w:r>
-            <w:proofErr w:type="spellStart"/>
-            <w:r>
-              <w:rPr>
-                <w:rFonts w:ascii="宋体" w:hAnsi="宋体"/>
-                <w:sz w:val="18"/>
-              </w:rPr>
-              <w:t>class_id</w:t>
-            </w:r>
-            <w:proofErr w:type="spellEnd"/>
-            <w:r>
-              <w:rPr>
-                <w:rFonts w:ascii="宋体" w:hAnsi="宋体"/>
-                <w:sz w:val="18"/>
-              </w:rPr>
-              <w:t>)</w:t>
+              <w:t>Class(class_id)</w:t>
             </w:r>
           </w:p>
         </w:tc>
       </w:tr>
     </w:tbl>
+    <w:p>
+      <w:pPr>
+        <w:rPr>
+          <w:rFonts w:ascii="宋体" w:hAnsi="宋体" w:hint="eastAsia"/>
+          <w:b/>
+        </w:rPr>
+      </w:pPr>
+    </w:p>
     <w:p>
       <w:pPr>
         <w:rPr>
@@ -7048,7 +6239,6 @@
                 <w:b/>
                 <w:sz w:val="18"/>
               </w:rPr>
-              <w:lastRenderedPageBreak/>
               <w:t>序号</w:t>
             </w:r>
           </w:p>
@@ -7200,7 +6390,6 @@
             <w:tcW w:w="1038" w:type="dxa"/>
           </w:tcPr>
           <w:p>
-            <w:proofErr w:type="spellStart"/>
             <w:r>
               <w:rPr>
                 <w:rFonts w:ascii="宋体" w:hAnsi="宋体"/>
@@ -7208,7 +6397,6 @@
               </w:rPr>
               <w:t>teacher_id</w:t>
             </w:r>
-            <w:proofErr w:type="spellEnd"/>
           </w:p>
         </w:tc>
         <w:tc>
@@ -7741,6 +6929,7 @@
                 <w:rFonts w:ascii="宋体" w:hAnsi="宋体"/>
                 <w:sz w:val="18"/>
               </w:rPr>
+              <w:lastRenderedPageBreak/>
               <w:t>6</w:t>
             </w:r>
           </w:p>
@@ -7869,7 +7058,6 @@
             <w:tcW w:w="1038" w:type="dxa"/>
           </w:tcPr>
           <w:p>
-            <w:proofErr w:type="spellStart"/>
             <w:r>
               <w:rPr>
                 <w:rFonts w:ascii="宋体" w:hAnsi="宋体"/>
@@ -7877,7 +7065,6 @@
               </w:rPr>
               <w:t>class_id</w:t>
             </w:r>
-            <w:proofErr w:type="spellEnd"/>
           </w:p>
         </w:tc>
         <w:tc>
@@ -7942,23 +7129,7 @@
                 <w:rFonts w:ascii="宋体" w:hAnsi="宋体"/>
                 <w:sz w:val="18"/>
               </w:rPr>
-              <w:t>Class(</w:t>
-            </w:r>
-            <w:proofErr w:type="spellStart"/>
-            <w:r>
-              <w:rPr>
-                <w:rFonts w:ascii="宋体" w:hAnsi="宋体"/>
-                <w:sz w:val="18"/>
-              </w:rPr>
-              <w:t>class_id</w:t>
-            </w:r>
-            <w:proofErr w:type="spellEnd"/>
-            <w:r>
-              <w:rPr>
-                <w:rFonts w:ascii="宋体" w:hAnsi="宋体"/>
-                <w:sz w:val="18"/>
-              </w:rPr>
-              <w:t>)，UNIQUE确保1:1</w:t>
+              <w:t>Class(class_id)，UNIQUE确保1:1</w:t>
             </w:r>
           </w:p>
         </w:tc>
@@ -8160,7 +7331,6 @@
             <w:tcW w:w="1038" w:type="dxa"/>
           </w:tcPr>
           <w:p>
-            <w:proofErr w:type="spellStart"/>
             <w:r>
               <w:rPr>
                 <w:rFonts w:ascii="宋体" w:hAnsi="宋体"/>
@@ -8168,7 +7338,6 @@
               </w:rPr>
               <w:t>admin_id</w:t>
             </w:r>
-            <w:proofErr w:type="spellEnd"/>
           </w:p>
         </w:tc>
         <w:tc>
@@ -8878,7 +8047,6 @@
             <w:tcW w:w="1038" w:type="dxa"/>
           </w:tcPr>
           <w:p>
-            <w:proofErr w:type="spellStart"/>
             <w:r>
               <w:rPr>
                 <w:rFonts w:ascii="宋体" w:hAnsi="宋体"/>
@@ -8886,7 +8054,6 @@
               </w:rPr>
               <w:t>class_id</w:t>
             </w:r>
-            <w:proofErr w:type="spellEnd"/>
           </w:p>
         </w:tc>
         <w:tc>
@@ -8982,7 +8149,6 @@
             <w:tcW w:w="1038" w:type="dxa"/>
           </w:tcPr>
           <w:p>
-            <w:proofErr w:type="spellStart"/>
             <w:r>
               <w:rPr>
                 <w:rFonts w:ascii="宋体" w:hAnsi="宋体"/>
@@ -8990,7 +8156,6 @@
               </w:rPr>
               <w:t>class_name</w:t>
             </w:r>
-            <w:proofErr w:type="spellEnd"/>
           </w:p>
         </w:tc>
         <w:tc>
@@ -9306,23 +8471,7 @@
           <w:rFonts w:ascii="宋体" w:hAnsi="宋体"/>
           <w:b/>
         </w:rPr>
-        <w:t xml:space="preserve">表4-5  </w:t>
-      </w:r>
-      <w:proofErr w:type="spellStart"/>
-      <w:r>
-        <w:rPr>
-          <w:rFonts w:ascii="宋体" w:hAnsi="宋体"/>
-          <w:b/>
-        </w:rPr>
-        <w:t>LeaveRecord</w:t>
-      </w:r>
-      <w:proofErr w:type="spellEnd"/>
-      <w:r>
-        <w:rPr>
-          <w:rFonts w:ascii="宋体" w:hAnsi="宋体"/>
-          <w:b/>
-        </w:rPr>
-        <w:t>（请假记录表）</w:t>
+        <w:t>表4-5  LeaveRecord（请假记录表）</w:t>
       </w:r>
     </w:p>
     <w:tbl>
@@ -9503,33 +8652,22 @@
                 <w:rFonts w:ascii="宋体" w:hAnsi="宋体"/>
                 <w:sz w:val="18"/>
               </w:rPr>
-              <w:t>请假</w:t>
-            </w:r>
-            <w:r>
-              <w:rPr>
-                <w:rFonts w:ascii="宋体" w:hAnsi="宋体"/>
-                <w:sz w:val="18"/>
-              </w:rPr>
-              <w:lastRenderedPageBreak/>
-              <w:t>编号</w:t>
-            </w:r>
-          </w:p>
-        </w:tc>
-        <w:tc>
-          <w:tcPr>
-            <w:tcW w:w="1038" w:type="dxa"/>
-          </w:tcPr>
-          <w:p>
-            <w:proofErr w:type="spellStart"/>
-            <w:r>
-              <w:rPr>
-                <w:rFonts w:ascii="宋体" w:hAnsi="宋体"/>
-                <w:sz w:val="18"/>
-              </w:rPr>
-              <w:lastRenderedPageBreak/>
+              <w:t>请假编号</w:t>
+            </w:r>
+          </w:p>
+        </w:tc>
+        <w:tc>
+          <w:tcPr>
+            <w:tcW w:w="1038" w:type="dxa"/>
+          </w:tcPr>
+          <w:p>
+            <w:r>
+              <w:rPr>
+                <w:rFonts w:ascii="宋体" w:hAnsi="宋体"/>
+                <w:sz w:val="18"/>
+              </w:rPr>
               <w:t>leave_id</w:t>
             </w:r>
-            <w:proofErr w:type="spellEnd"/>
           </w:p>
         </w:tc>
         <w:tc>
@@ -9585,7 +8723,6 @@
             <w:tcW w:w="1038" w:type="dxa"/>
           </w:tcPr>
           <w:p>
-            <w:proofErr w:type="gramStart"/>
             <w:r>
               <w:rPr>
                 <w:rFonts w:ascii="宋体" w:hAnsi="宋体"/>
@@ -9593,7 +8730,6 @@
               </w:rPr>
               <w:t>自增主键</w:t>
             </w:r>
-            <w:proofErr w:type="gramEnd"/>
           </w:p>
         </w:tc>
       </w:tr>
@@ -9631,7 +8767,6 @@
             <w:tcW w:w="1038" w:type="dxa"/>
           </w:tcPr>
           <w:p>
-            <w:proofErr w:type="spellStart"/>
             <w:r>
               <w:rPr>
                 <w:rFonts w:ascii="宋体" w:hAnsi="宋体"/>
@@ -9639,7 +8774,6 @@
               </w:rPr>
               <w:t>student_id</w:t>
             </w:r>
-            <w:proofErr w:type="spellEnd"/>
           </w:p>
         </w:tc>
         <w:tc>
@@ -9708,23 +8842,7 @@
                 <w:rFonts w:ascii="宋体" w:hAnsi="宋体"/>
                 <w:sz w:val="18"/>
               </w:rPr>
-              <w:t>Student(</w:t>
-            </w:r>
-            <w:proofErr w:type="spellStart"/>
-            <w:r>
-              <w:rPr>
-                <w:rFonts w:ascii="宋体" w:hAnsi="宋体"/>
-                <w:sz w:val="18"/>
-              </w:rPr>
-              <w:t>student_id</w:t>
-            </w:r>
-            <w:proofErr w:type="spellEnd"/>
-            <w:r>
-              <w:rPr>
-                <w:rFonts w:ascii="宋体" w:hAnsi="宋体"/>
-                <w:sz w:val="18"/>
-              </w:rPr>
-              <w:t>)</w:t>
+              <w:t>Student(student_id)</w:t>
             </w:r>
           </w:p>
         </w:tc>
@@ -9763,7 +8881,6 @@
             <w:tcW w:w="1038" w:type="dxa"/>
           </w:tcPr>
           <w:p>
-            <w:proofErr w:type="spellStart"/>
             <w:r>
               <w:rPr>
                 <w:rFonts w:ascii="宋体" w:hAnsi="宋体"/>
@@ -9771,7 +8888,6 @@
               </w:rPr>
               <w:t>leave_type</w:t>
             </w:r>
-            <w:proofErr w:type="spellEnd"/>
           </w:p>
         </w:tc>
         <w:tc>
@@ -9875,7 +8991,6 @@
             <w:tcW w:w="1038" w:type="dxa"/>
           </w:tcPr>
           <w:p>
-            <w:proofErr w:type="spellStart"/>
             <w:r>
               <w:rPr>
                 <w:rFonts w:ascii="宋体" w:hAnsi="宋体"/>
@@ -9883,7 +8998,6 @@
               </w:rPr>
               <w:t>start_date</w:t>
             </w:r>
-            <w:proofErr w:type="spellEnd"/>
           </w:p>
         </w:tc>
         <w:tc>
@@ -9960,6 +9074,7 @@
                 <w:rFonts w:ascii="宋体" w:hAnsi="宋体"/>
                 <w:sz w:val="18"/>
               </w:rPr>
+              <w:lastRenderedPageBreak/>
               <w:t>5</w:t>
             </w:r>
           </w:p>
@@ -9983,7 +9098,6 @@
             <w:tcW w:w="1038" w:type="dxa"/>
           </w:tcPr>
           <w:p>
-            <w:proofErr w:type="spellStart"/>
             <w:r>
               <w:rPr>
                 <w:rFonts w:ascii="宋体" w:hAnsi="宋体"/>
@@ -9991,7 +9105,6 @@
               </w:rPr>
               <w:t>end_date</w:t>
             </w:r>
-            <w:proofErr w:type="spellEnd"/>
           </w:p>
         </w:tc>
         <w:tc>
@@ -10038,48 +9151,7 @@
                 <w:rFonts w:ascii="宋体" w:hAnsi="宋体"/>
                 <w:sz w:val="18"/>
               </w:rPr>
-              <w:t xml:space="preserve">NOT NULL, </w:t>
-            </w:r>
-            <w:proofErr w:type="gramStart"/>
-            <w:r>
-              <w:rPr>
-                <w:rFonts w:ascii="宋体" w:hAnsi="宋体"/>
-                <w:sz w:val="18"/>
-              </w:rPr>
-              <w:t>CHECK(</w:t>
-            </w:r>
-            <w:proofErr w:type="spellStart"/>
-            <w:proofErr w:type="gramEnd"/>
-            <w:r>
-              <w:rPr>
-                <w:rFonts w:ascii="宋体" w:hAnsi="宋体"/>
-                <w:sz w:val="18"/>
-              </w:rPr>
-              <w:t>end_date</w:t>
-            </w:r>
-            <w:proofErr w:type="spellEnd"/>
-            <w:r>
-              <w:rPr>
-                <w:rFonts w:ascii="宋体" w:hAnsi="宋体"/>
-                <w:sz w:val="18"/>
-              </w:rPr>
-              <w:t xml:space="preserve"> &gt;= </w:t>
-            </w:r>
-            <w:proofErr w:type="spellStart"/>
-            <w:r>
-              <w:rPr>
-                <w:rFonts w:ascii="宋体" w:hAnsi="宋体"/>
-                <w:sz w:val="18"/>
-              </w:rPr>
-              <w:t>start_date</w:t>
-            </w:r>
-            <w:proofErr w:type="spellEnd"/>
-            <w:r>
-              <w:rPr>
-                <w:rFonts w:ascii="宋体" w:hAnsi="宋体"/>
-                <w:sz w:val="18"/>
-              </w:rPr>
-              <w:t>)</w:t>
+              <w:t>NOT NULL, CHECK(end_date &gt;= start_date)</w:t>
             </w:r>
           </w:p>
         </w:tc>
@@ -10347,7 +9419,6 @@
             <w:tcW w:w="1038" w:type="dxa"/>
           </w:tcPr>
           <w:p>
-            <w:proofErr w:type="spellStart"/>
             <w:r>
               <w:rPr>
                 <w:rFonts w:ascii="宋体" w:hAnsi="宋体"/>
@@ -10355,7 +9426,6 @@
               </w:rPr>
               <w:t>apply_time</w:t>
             </w:r>
-            <w:proofErr w:type="spellEnd"/>
           </w:p>
         </w:tc>
         <w:tc>
@@ -10455,7 +9525,6 @@
             <w:tcW w:w="1038" w:type="dxa"/>
           </w:tcPr>
           <w:p>
-            <w:proofErr w:type="spellStart"/>
             <w:r>
               <w:rPr>
                 <w:rFonts w:ascii="宋体" w:hAnsi="宋体"/>
@@ -10463,7 +9532,6 @@
               </w:rPr>
               <w:t>teacher_id</w:t>
             </w:r>
-            <w:proofErr w:type="spellEnd"/>
           </w:p>
         </w:tc>
         <w:tc>
@@ -10532,23 +9600,7 @@
                 <w:rFonts w:ascii="宋体" w:hAnsi="宋体"/>
                 <w:sz w:val="18"/>
               </w:rPr>
-              <w:t>Teacher(</w:t>
-            </w:r>
-            <w:proofErr w:type="spellStart"/>
-            <w:r>
-              <w:rPr>
-                <w:rFonts w:ascii="宋体" w:hAnsi="宋体"/>
-                <w:sz w:val="18"/>
-              </w:rPr>
-              <w:t>teacher_id</w:t>
-            </w:r>
-            <w:proofErr w:type="spellEnd"/>
-            <w:r>
-              <w:rPr>
-                <w:rFonts w:ascii="宋体" w:hAnsi="宋体"/>
-                <w:sz w:val="18"/>
-              </w:rPr>
-              <w:t>)，</w:t>
+              <w:t>Teacher(teacher_id)，</w:t>
             </w:r>
             <w:r>
               <w:t xml:space="preserve"> </w:t>
@@ -10590,7 +9642,6 @@
             <w:tcW w:w="1038" w:type="dxa"/>
           </w:tcPr>
           <w:p>
-            <w:proofErr w:type="spellStart"/>
             <w:r>
               <w:rPr>
                 <w:rFonts w:ascii="宋体" w:hAnsi="宋体"/>
@@ -10598,7 +9649,6 @@
               </w:rPr>
               <w:t>approve_time</w:t>
             </w:r>
-            <w:proofErr w:type="spellEnd"/>
           </w:p>
         </w:tc>
         <w:tc>
@@ -10697,7 +9747,6 @@
             <w:tcW w:w="1038" w:type="dxa"/>
           </w:tcPr>
           <w:p>
-            <w:proofErr w:type="spellStart"/>
             <w:r>
               <w:rPr>
                 <w:rFonts w:ascii="宋体" w:hAnsi="宋体"/>
@@ -10705,7 +9754,6 @@
               </w:rPr>
               <w:t>approve_comment</w:t>
             </w:r>
-            <w:proofErr w:type="spellEnd"/>
           </w:p>
         </w:tc>
         <w:tc>
@@ -10786,7 +9834,6 @@
           <w:sz w:val="28"/>
           <w:szCs w:val="28"/>
         </w:rPr>
-        <w:lastRenderedPageBreak/>
         <w:t>视图设计</w:t>
       </w:r>
       <w:bookmarkEnd w:id="27"/>
@@ -10795,7 +9842,7 @@
     <w:p>
       <w:pPr>
         <w:rPr>
-          <w:rFonts w:ascii="宋体" w:hAnsi="宋体"/>
+          <w:rFonts w:ascii="宋体" w:hAnsi="宋体" w:hint="eastAsia"/>
         </w:rPr>
       </w:pPr>
       <w:r>
@@ -10811,39 +9858,400 @@
           <w:rFonts w:ascii="宋体" w:hAnsi="宋体"/>
           <w:b/>
         </w:rPr>
-        <w:t>视图</w:t>
-      </w:r>
-      <w:proofErr w:type="gramStart"/>
+        <w:t>视图一：v_student_leave_detail（学生请假详情视图）</w:t>
+      </w:r>
+    </w:p>
+    <w:p>
+      <w:r>
+        <w:rPr>
+          <w:rFonts w:ascii="Consolas" w:hAnsi="Consolas"/>
+          <w:sz w:val="18"/>
+        </w:rPr>
+        <w:t>CREATE VIEW v_student_leave_detail AS</w:t>
+      </w:r>
+      <w:r>
+        <w:rPr>
+          <w:rFonts w:ascii="Consolas" w:hAnsi="Consolas"/>
+          <w:sz w:val="18"/>
+        </w:rPr>
+        <w:br/>
+        <w:t>SELECT lr.leave_id, lr.student_id, s.name AS student_name, s.gender,</w:t>
+      </w:r>
+      <w:r>
+        <w:rPr>
+          <w:rFonts w:ascii="Consolas" w:hAnsi="Consolas"/>
+          <w:sz w:val="18"/>
+        </w:rPr>
+        <w:br/>
+        <w:t xml:space="preserve">       c.class_id, c.class_name, c.department,</w:t>
+      </w:r>
+      <w:r>
+        <w:rPr>
+          <w:rFonts w:ascii="Consolas" w:hAnsi="Consolas"/>
+          <w:sz w:val="18"/>
+        </w:rPr>
+        <w:br/>
+        <w:t xml:space="preserve">       lr.leave_type, lr.start_date, lr.end_date,</w:t>
+      </w:r>
+      <w:r>
+        <w:rPr>
+          <w:rFonts w:ascii="Consolas" w:hAnsi="Consolas"/>
+          <w:sz w:val="18"/>
+        </w:rPr>
+        <w:br/>
+        <w:t xml:space="preserve">       DATEDIFF(lr.end_date, lr.start_date) + 1 AS leave_days,</w:t>
+      </w:r>
+      <w:r>
+        <w:rPr>
+          <w:rFonts w:ascii="Consolas" w:hAnsi="Consolas"/>
+          <w:sz w:val="18"/>
+        </w:rPr>
+        <w:br/>
+        <w:t xml:space="preserve">       lr.reason, lr.status, lr.apply_time,</w:t>
+      </w:r>
+      <w:r>
+        <w:rPr>
+          <w:rFonts w:ascii="Consolas" w:hAnsi="Consolas"/>
+          <w:sz w:val="18"/>
+        </w:rPr>
+        <w:br/>
+        <w:t xml:space="preserve">       lr.teacher_id, lr.approve_time, lr.approve_comment</w:t>
+      </w:r>
+      <w:r>
+        <w:rPr>
+          <w:rFonts w:ascii="Consolas" w:hAnsi="Consolas"/>
+          <w:sz w:val="18"/>
+        </w:rPr>
+        <w:br/>
+        <w:t>FROM LeaveRecord lr</w:t>
+      </w:r>
+      <w:r>
+        <w:rPr>
+          <w:rFonts w:ascii="Consolas" w:hAnsi="Consolas"/>
+          <w:sz w:val="18"/>
+        </w:rPr>
+        <w:br/>
+      </w:r>
+      <w:r>
+        <w:rPr>
+          <w:rFonts w:ascii="Consolas" w:hAnsi="Consolas"/>
+          <w:sz w:val="18"/>
+        </w:rPr>
+        <w:lastRenderedPageBreak/>
+        <w:t>JOIN Student s ON lr.student_id = s.student_id</w:t>
+      </w:r>
+      <w:r>
+        <w:rPr>
+          <w:rFonts w:ascii="Consolas" w:hAnsi="Consolas"/>
+          <w:sz w:val="18"/>
+        </w:rPr>
+        <w:br/>
+        <w:t>JOIN Class c ON s.class_id = c.class_id;</w:t>
+      </w:r>
+    </w:p>
+    <w:p>
+      <w:r>
+        <w:rPr>
+          <w:rFonts w:ascii="宋体" w:hAnsi="宋体"/>
+        </w:rPr>
+        <w:t>涉及表：Student、Class、LeaveRecord</w:t>
+      </w:r>
+    </w:p>
+    <w:p>
+      <w:r>
+        <w:rPr>
+          <w:rFonts w:ascii="宋体" w:hAnsi="宋体"/>
+        </w:rPr>
+        <w:t>用途：关联学生、班级、请假记录三表，提供请假记录完整信息，供学生查看个人请假历史和教师查看班级请假列表。</w:t>
+      </w:r>
+    </w:p>
+    <w:p>
       <w:r>
         <w:rPr>
           <w:rFonts w:ascii="宋体" w:hAnsi="宋体"/>
           <w:b/>
         </w:rPr>
-        <w:t>一</w:t>
-      </w:r>
-      <w:proofErr w:type="gramEnd"/>
+        <w:t>视图二：v_pending_leave（待审批请假视图）</w:t>
+      </w:r>
+    </w:p>
+    <w:p>
+      <w:pPr>
+        <w:rPr>
+          <w:rFonts w:ascii="Consolas" w:hAnsi="Consolas"/>
+          <w:sz w:val="18"/>
+        </w:rPr>
+      </w:pPr>
+      <w:r>
+        <w:rPr>
+          <w:rFonts w:ascii="Consolas" w:hAnsi="Consolas"/>
+          <w:sz w:val="18"/>
+        </w:rPr>
+        <w:t>CREATE VIEW v_pending_leave AS</w:t>
+      </w:r>
+      <w:r>
+        <w:rPr>
+          <w:rFonts w:ascii="Consolas" w:hAnsi="Consolas"/>
+          <w:sz w:val="18"/>
+        </w:rPr>
+        <w:br/>
+        <w:t>SELECT lr.leave_id, lr.student_id, s.name AS student_name,</w:t>
+      </w:r>
+      <w:r>
+        <w:rPr>
+          <w:rFonts w:ascii="Consolas" w:hAnsi="Consolas"/>
+          <w:sz w:val="18"/>
+        </w:rPr>
+        <w:br/>
+        <w:t xml:space="preserve">       c.class_name, lr.leave_type, lr.start_date, lr.end_date,</w:t>
+      </w:r>
+      <w:r>
+        <w:rPr>
+          <w:rFonts w:ascii="Consolas" w:hAnsi="Consolas"/>
+          <w:sz w:val="18"/>
+        </w:rPr>
+        <w:br/>
+        <w:t xml:space="preserve">       DATEDIFF(lr.end_date, lr.start_date) + 1 AS leave_days,</w:t>
+      </w:r>
+      <w:r>
+        <w:rPr>
+          <w:rFonts w:ascii="Consolas" w:hAnsi="Consolas"/>
+          <w:sz w:val="18"/>
+        </w:rPr>
+        <w:br/>
+        <w:t xml:space="preserve">       lr.reason, lr.apply_time</w:t>
+      </w:r>
+      <w:r>
+        <w:rPr>
+          <w:rFonts w:ascii="Consolas" w:hAnsi="Consolas"/>
+          <w:sz w:val="18"/>
+        </w:rPr>
+        <w:br/>
+        <w:t>FROM LeaveRecord lr</w:t>
+      </w:r>
+      <w:r>
+        <w:rPr>
+          <w:rFonts w:ascii="Consolas" w:hAnsi="Consolas"/>
+          <w:sz w:val="18"/>
+        </w:rPr>
+        <w:br/>
+        <w:t>JOIN Student s ON lr.student_id = s.student_id</w:t>
+      </w:r>
+      <w:r>
+        <w:rPr>
+          <w:rFonts w:ascii="Consolas" w:hAnsi="Consolas"/>
+          <w:sz w:val="18"/>
+        </w:rPr>
+        <w:br/>
+        <w:t>JOIN Class c ON s.class_id = c.class_id</w:t>
+      </w:r>
+      <w:r>
+        <w:rPr>
+          <w:rFonts w:ascii="Consolas" w:hAnsi="Consolas"/>
+          <w:sz w:val="18"/>
+        </w:rPr>
+        <w:br/>
+        <w:t>WHERE lr.status = '</w:t>
+      </w:r>
+      <w:r>
+        <w:rPr>
+          <w:rFonts w:ascii="Consolas" w:hAnsi="Consolas"/>
+          <w:sz w:val="18"/>
+        </w:rPr>
+        <w:t>待审批</w:t>
+      </w:r>
+      <w:r>
+        <w:rPr>
+          <w:rFonts w:ascii="Consolas" w:hAnsi="Consolas"/>
+          <w:sz w:val="18"/>
+        </w:rPr>
+        <w:t>'</w:t>
+      </w:r>
+      <w:r>
+        <w:rPr>
+          <w:rFonts w:ascii="Consolas" w:hAnsi="Consolas"/>
+          <w:sz w:val="18"/>
+        </w:rPr>
+        <w:br/>
+        <w:t>ORDER BY lr.apply_time ASC;</w:t>
+      </w:r>
+      <w:r>
+        <w:rPr>
+          <w:rFonts w:ascii="inherit" w:hAnsi="inherit" w:cs="Fira Code"/>
+          <w:i/>
+          <w:iCs/>
+          <w:color w:val="B2B2B2"/>
+          <w:spacing w:val="8"/>
+          <w:kern w:val="0"/>
+          <w:sz w:val="24"/>
+          <w:szCs w:val="24"/>
+          <w:bdr w:val="none" w:sz="0" w:space="0" w:color="auto" w:frame="1"/>
+        </w:rPr>
+        <w:t xml:space="preserve"> </w:t>
+      </w:r>
+      <w:r>
+        <w:rPr>
+          <w:rFonts w:ascii="inherit" w:hAnsi="inherit" w:cs="Fira Code"/>
+          <w:i/>
+          <w:iCs/>
+          <w:color w:val="B2B2B2"/>
+          <w:spacing w:val="8"/>
+          <w:kern w:val="0"/>
+          <w:sz w:val="24"/>
+          <w:szCs w:val="24"/>
+          <w:bdr w:val="none" w:sz="0" w:space="0" w:color="auto" w:frame="1"/>
+        </w:rPr>
+        <w:tab/>
+      </w:r>
+      <w:r>
+        <w:rPr>
+          <w:rFonts w:ascii="Consolas" w:hAnsi="Consolas"/>
+          <w:i/>
+          <w:iCs/>
+          <w:sz w:val="18"/>
+        </w:rPr>
+        <w:t>--</w:t>
+      </w:r>
+      <w:r>
+        <w:rPr>
+          <w:rFonts w:ascii="Consolas" w:hAnsi="Consolas" w:hint="eastAsia"/>
+          <w:i/>
+          <w:iCs/>
+          <w:sz w:val="18"/>
+        </w:rPr>
+        <w:t xml:space="preserve"> </w:t>
+      </w:r>
+      <w:r>
+        <w:rPr>
+          <w:rFonts w:ascii="Consolas" w:hAnsi="Consolas"/>
+          <w:i/>
+          <w:iCs/>
+          <w:sz w:val="18"/>
+        </w:rPr>
+        <w:t>按申请时间从早到晚排</w:t>
+      </w:r>
+    </w:p>
+    <w:p/>
+    <w:p>
+      <w:r>
+        <w:rPr>
+          <w:rFonts w:ascii="宋体" w:hAnsi="宋体"/>
+        </w:rPr>
+        <w:t>涉及表：Student、Class、LeaveRecord</w:t>
+      </w:r>
+    </w:p>
+    <w:p>
+      <w:r>
+        <w:rPr>
+          <w:rFonts w:ascii="宋体" w:hAnsi="宋体"/>
+        </w:rPr>
+        <w:t>用途：筛选所有待审批的请假申请，供班主任快速查看需要处理的请假记录。</w:t>
+      </w:r>
+    </w:p>
+    <w:p>
       <w:r>
         <w:rPr>
           <w:rFonts w:ascii="宋体" w:hAnsi="宋体"/>
           <w:b/>
         </w:rPr>
-        <w:t>：</w:t>
-      </w:r>
-      <w:proofErr w:type="spellStart"/>
+        <w:t>视图三：v_class_leave_statistics（班级请假统计视图）</w:t>
+      </w:r>
+    </w:p>
+    <w:p>
+      <w:r>
+        <w:t>CREATE VIEW v_class_leave_statistics AS</w:t>
+      </w:r>
+    </w:p>
+    <w:p>
+      <w:r>
+        <w:t>SELECT</w:t>
+      </w:r>
+    </w:p>
+    <w:p>
+      <w:r>
+        <w:t xml:space="preserve">    c.class_id, c.class_name, c.department, c.grade,</w:t>
+      </w:r>
+    </w:p>
+    <w:p>
+      <w:r>
+        <w:t xml:space="preserve">    COUNT(lr.leave_id) AS total_leaves,</w:t>
+      </w:r>
+    </w:p>
+    <w:p>
+      <w:r>
+        <w:t xml:space="preserve">    SUM(CASE WHEN lr.status = '</w:t>
+      </w:r>
+      <w:r>
+        <w:t>已批准</w:t>
+      </w:r>
+      <w:r>
+        <w:t>' THEN 1 ELSE 0 END) AS approved_count,</w:t>
+      </w:r>
+    </w:p>
+    <w:p>
+      <w:r>
+        <w:t xml:space="preserve">    SUM(CASE WHEN lr.status = '</w:t>
+      </w:r>
+      <w:r>
+        <w:t>已驳回</w:t>
+      </w:r>
+      <w:r>
+        <w:t>' THEN 1 ELSE 0 END) AS rejected_count,</w:t>
+      </w:r>
+    </w:p>
+    <w:p>
+      <w:r>
+        <w:t xml:space="preserve">    SUM(CASE WHEN lr.status = '</w:t>
+      </w:r>
+      <w:r>
+        <w:t>待审批</w:t>
+      </w:r>
+      <w:r>
+        <w:t>' THEN 1 ELSE 0 END) AS pending_count</w:t>
+      </w:r>
+    </w:p>
+    <w:p>
+      <w:r>
+        <w:t>FROM class c</w:t>
+      </w:r>
+    </w:p>
+    <w:p>
+      <w:r>
+        <w:t>LEFT JOIN student s ON c.class_id = s.class_id</w:t>
+      </w:r>
+    </w:p>
+    <w:p>
+      <w:r>
+        <w:t>LEFT JOIN leave_record lr ON s.student_id = lr.student_id</w:t>
+      </w:r>
+    </w:p>
+    <w:p>
+      <w:r>
+        <w:t>GROUP BY c.class_id, c.class_name, c.department, c.grade;</w:t>
+      </w:r>
+    </w:p>
+    <w:p>
+      <w:r>
+        <w:rPr>
+          <w:rFonts w:ascii="宋体" w:hAnsi="宋体"/>
+        </w:rPr>
+        <w:t>涉及表：Student、Class、LeaveRecord</w:t>
+      </w:r>
+    </w:p>
+    <w:p>
+      <w:r>
+        <w:rPr>
+          <w:rFonts w:ascii="宋体" w:hAnsi="宋体"/>
+        </w:rPr>
+        <w:t>用途：按班级统计请假数量和审批情况，供教务管理员进行数据分析和生成报表。</w:t>
+      </w:r>
+    </w:p>
+    <w:p>
       <w:r>
         <w:rPr>
           <w:rFonts w:ascii="宋体" w:hAnsi="宋体"/>
           <w:b/>
         </w:rPr>
-        <w:t>v_student_leave_detail</w:t>
-      </w:r>
-      <w:proofErr w:type="spellEnd"/>
-      <w:r>
-        <w:rPr>
-          <w:rFonts w:ascii="宋体" w:hAnsi="宋体"/>
-          <w:b/>
-        </w:rPr>
-        <w:t>（学生请假详情视图）</w:t>
+        <w:t>视图四：v_approval_history（审批历史视图）</w:t>
       </w:r>
     </w:p>
     <w:p>
@@ -10852,23 +10260,23 @@
           <w:rFonts w:ascii="Consolas" w:hAnsi="Consolas"/>
           <w:sz w:val="18"/>
         </w:rPr>
-        <w:t xml:space="preserve">CREATE VIEW </w:t>
-      </w:r>
-      <w:proofErr w:type="spellStart"/>
+        <w:t>CREATE VIEW v_approval_history AS</w:t>
+      </w:r>
       <w:r>
         <w:rPr>
           <w:rFonts w:ascii="Consolas" w:hAnsi="Consolas"/>
           <w:sz w:val="18"/>
         </w:rPr>
-        <w:t>v_student_leave_detail</w:t>
-      </w:r>
-      <w:proofErr w:type="spellEnd"/>
+        <w:br/>
+        <w:t>SELECT lr.leave_id, lr.student_id, lr.leave_type, lr.status,</w:t>
+      </w:r>
       <w:r>
         <w:rPr>
           <w:rFonts w:ascii="Consolas" w:hAnsi="Consolas"/>
           <w:sz w:val="18"/>
         </w:rPr>
-        <w:t xml:space="preserve"> AS</w:t>
+        <w:br/>
+        <w:t xml:space="preserve">       lr.apply_time, lr.teacher_id, t.name AS teacher_name,</w:t>
       </w:r>
       <w:r>
         <w:rPr>
@@ -10876,450 +10284,67 @@
           <w:sz w:val="18"/>
         </w:rPr>
         <w:br/>
-        <w:t xml:space="preserve">SELECT </w:t>
-      </w:r>
-      <w:proofErr w:type="spellStart"/>
+        <w:t xml:space="preserve">       lr.approve_time, lr.approve_comment</w:t>
+      </w:r>
       <w:r>
         <w:rPr>
           <w:rFonts w:ascii="Consolas" w:hAnsi="Consolas"/>
           <w:sz w:val="18"/>
         </w:rPr>
-        <w:t>lr.leave_id</w:t>
-      </w:r>
-      <w:proofErr w:type="spellEnd"/>
+        <w:br/>
+        <w:t>FROM LeaveRecord lr</w:t>
+      </w:r>
       <w:r>
         <w:rPr>
           <w:rFonts w:ascii="Consolas" w:hAnsi="Consolas"/>
           <w:sz w:val="18"/>
         </w:rPr>
-        <w:t xml:space="preserve">, </w:t>
-      </w:r>
-      <w:proofErr w:type="spellStart"/>
+        <w:br/>
+        <w:t>LEFT JOIN Teacher t ON lr.teacher_id = t.teacher_id</w:t>
+      </w:r>
       <w:r>
         <w:rPr>
           <w:rFonts w:ascii="Consolas" w:hAnsi="Consolas"/>
           <w:sz w:val="18"/>
         </w:rPr>
-        <w:t>lr.student_id</w:t>
-      </w:r>
-      <w:proofErr w:type="spellEnd"/>
+        <w:br/>
+        <w:t>WHERE lr.status IN ('</w:t>
+      </w:r>
       <w:r>
         <w:rPr>
           <w:rFonts w:ascii="Consolas" w:hAnsi="Consolas"/>
           <w:sz w:val="18"/>
         </w:rPr>
-        <w:t xml:space="preserve">, s.name AS </w:t>
-      </w:r>
-      <w:proofErr w:type="spellStart"/>
+        <w:t>已批准</w:t>
+      </w:r>
       <w:r>
         <w:rPr>
           <w:rFonts w:ascii="Consolas" w:hAnsi="Consolas"/>
           <w:sz w:val="18"/>
         </w:rPr>
-        <w:t>student_name</w:t>
-      </w:r>
-      <w:proofErr w:type="spellEnd"/>
+        <w:t>', '</w:t>
+      </w:r>
       <w:r>
         <w:rPr>
           <w:rFonts w:ascii="Consolas" w:hAnsi="Consolas"/>
           <w:sz w:val="18"/>
         </w:rPr>
-        <w:t xml:space="preserve">, </w:t>
-      </w:r>
-      <w:proofErr w:type="spellStart"/>
+        <w:t>已驳回</w:t>
+      </w:r>
       <w:r>
         <w:rPr>
           <w:rFonts w:ascii="Consolas" w:hAnsi="Consolas"/>
           <w:sz w:val="18"/>
         </w:rPr>
-        <w:t>s.gender</w:t>
-      </w:r>
-      <w:proofErr w:type="spellEnd"/>
+        <w:t>')</w:t>
+      </w:r>
       <w:r>
         <w:rPr>
           <w:rFonts w:ascii="Consolas" w:hAnsi="Consolas"/>
           <w:sz w:val="18"/>
         </w:rPr>
-        <w:t>,</w:t>
-      </w:r>
-      <w:r>
-        <w:rPr>
-          <w:rFonts w:ascii="Consolas" w:hAnsi="Consolas"/>
-          <w:sz w:val="18"/>
-        </w:rPr>
         <w:br/>
-        <w:t xml:space="preserve">       </w:t>
-      </w:r>
-      <w:proofErr w:type="spellStart"/>
-      <w:r>
-        <w:rPr>
-          <w:rFonts w:ascii="Consolas" w:hAnsi="Consolas"/>
-          <w:sz w:val="18"/>
-        </w:rPr>
-        <w:t>c.class_id</w:t>
-      </w:r>
-      <w:proofErr w:type="spellEnd"/>
-      <w:r>
-        <w:rPr>
-          <w:rFonts w:ascii="Consolas" w:hAnsi="Consolas"/>
-          <w:sz w:val="18"/>
-        </w:rPr>
-        <w:t xml:space="preserve">, </w:t>
-      </w:r>
-      <w:proofErr w:type="spellStart"/>
-      <w:r>
-        <w:rPr>
-          <w:rFonts w:ascii="Consolas" w:hAnsi="Consolas"/>
-          <w:sz w:val="18"/>
-        </w:rPr>
-        <w:t>c.class_name</w:t>
-      </w:r>
-      <w:proofErr w:type="spellEnd"/>
-      <w:r>
-        <w:rPr>
-          <w:rFonts w:ascii="Consolas" w:hAnsi="Consolas"/>
-          <w:sz w:val="18"/>
-        </w:rPr>
-        <w:t xml:space="preserve">, </w:t>
-      </w:r>
-      <w:proofErr w:type="spellStart"/>
-      <w:r>
-        <w:rPr>
-          <w:rFonts w:ascii="Consolas" w:hAnsi="Consolas"/>
-          <w:sz w:val="18"/>
-        </w:rPr>
-        <w:t>c.department</w:t>
-      </w:r>
-      <w:proofErr w:type="spellEnd"/>
-      <w:r>
-        <w:rPr>
-          <w:rFonts w:ascii="Consolas" w:hAnsi="Consolas"/>
-          <w:sz w:val="18"/>
-        </w:rPr>
-        <w:t>,</w:t>
-      </w:r>
-      <w:r>
-        <w:rPr>
-          <w:rFonts w:ascii="Consolas" w:hAnsi="Consolas"/>
-          <w:sz w:val="18"/>
-        </w:rPr>
-        <w:br/>
-        <w:t xml:space="preserve">       </w:t>
-      </w:r>
-      <w:proofErr w:type="spellStart"/>
-      <w:r>
-        <w:rPr>
-          <w:rFonts w:ascii="Consolas" w:hAnsi="Consolas"/>
-          <w:sz w:val="18"/>
-        </w:rPr>
-        <w:t>lr.leave_type</w:t>
-      </w:r>
-      <w:proofErr w:type="spellEnd"/>
-      <w:r>
-        <w:rPr>
-          <w:rFonts w:ascii="Consolas" w:hAnsi="Consolas"/>
-          <w:sz w:val="18"/>
-        </w:rPr>
-        <w:t xml:space="preserve">, </w:t>
-      </w:r>
-      <w:proofErr w:type="spellStart"/>
-      <w:r>
-        <w:rPr>
-          <w:rFonts w:ascii="Consolas" w:hAnsi="Consolas"/>
-          <w:sz w:val="18"/>
-        </w:rPr>
-        <w:t>lr.start_date</w:t>
-      </w:r>
-      <w:proofErr w:type="spellEnd"/>
-      <w:r>
-        <w:rPr>
-          <w:rFonts w:ascii="Consolas" w:hAnsi="Consolas"/>
-          <w:sz w:val="18"/>
-        </w:rPr>
-        <w:t xml:space="preserve">, </w:t>
-      </w:r>
-      <w:proofErr w:type="spellStart"/>
-      <w:r>
-        <w:rPr>
-          <w:rFonts w:ascii="Consolas" w:hAnsi="Consolas"/>
-          <w:sz w:val="18"/>
-        </w:rPr>
-        <w:t>lr.end_date</w:t>
-      </w:r>
-      <w:proofErr w:type="spellEnd"/>
-      <w:r>
-        <w:rPr>
-          <w:rFonts w:ascii="Consolas" w:hAnsi="Consolas"/>
-          <w:sz w:val="18"/>
-        </w:rPr>
-        <w:t>,</w:t>
-      </w:r>
-      <w:r>
-        <w:rPr>
-          <w:rFonts w:ascii="Consolas" w:hAnsi="Consolas"/>
-          <w:sz w:val="18"/>
-        </w:rPr>
-        <w:br/>
-        <w:t xml:space="preserve">       DATEDIFF(</w:t>
-      </w:r>
-      <w:proofErr w:type="spellStart"/>
-      <w:r>
-        <w:rPr>
-          <w:rFonts w:ascii="Consolas" w:hAnsi="Consolas"/>
-          <w:sz w:val="18"/>
-        </w:rPr>
-        <w:t>lr.end_date</w:t>
-      </w:r>
-      <w:proofErr w:type="spellEnd"/>
-      <w:r>
-        <w:rPr>
-          <w:rFonts w:ascii="Consolas" w:hAnsi="Consolas"/>
-          <w:sz w:val="18"/>
-        </w:rPr>
-        <w:t xml:space="preserve">, </w:t>
-      </w:r>
-      <w:proofErr w:type="spellStart"/>
-      <w:r>
-        <w:rPr>
-          <w:rFonts w:ascii="Consolas" w:hAnsi="Consolas"/>
-          <w:sz w:val="18"/>
-        </w:rPr>
-        <w:t>lr.start_date</w:t>
-      </w:r>
-      <w:proofErr w:type="spellEnd"/>
-      <w:r>
-        <w:rPr>
-          <w:rFonts w:ascii="Consolas" w:hAnsi="Consolas"/>
-          <w:sz w:val="18"/>
-        </w:rPr>
-        <w:t xml:space="preserve">) + 1 AS </w:t>
-      </w:r>
-      <w:proofErr w:type="spellStart"/>
-      <w:r>
-        <w:rPr>
-          <w:rFonts w:ascii="Consolas" w:hAnsi="Consolas"/>
-          <w:sz w:val="18"/>
-        </w:rPr>
-        <w:t>leave_days</w:t>
-      </w:r>
-      <w:proofErr w:type="spellEnd"/>
-      <w:r>
-        <w:rPr>
-          <w:rFonts w:ascii="Consolas" w:hAnsi="Consolas"/>
-          <w:sz w:val="18"/>
-        </w:rPr>
-        <w:t>,</w:t>
-      </w:r>
-      <w:r>
-        <w:rPr>
-          <w:rFonts w:ascii="Consolas" w:hAnsi="Consolas"/>
-          <w:sz w:val="18"/>
-        </w:rPr>
-        <w:br/>
-        <w:t xml:space="preserve">       </w:t>
-      </w:r>
-      <w:proofErr w:type="spellStart"/>
-      <w:r>
-        <w:rPr>
-          <w:rFonts w:ascii="Consolas" w:hAnsi="Consolas"/>
-          <w:sz w:val="18"/>
-        </w:rPr>
-        <w:t>lr.reason</w:t>
-      </w:r>
-      <w:proofErr w:type="spellEnd"/>
-      <w:r>
-        <w:rPr>
-          <w:rFonts w:ascii="Consolas" w:hAnsi="Consolas"/>
-          <w:sz w:val="18"/>
-        </w:rPr>
-        <w:t xml:space="preserve">, </w:t>
-      </w:r>
-      <w:proofErr w:type="spellStart"/>
-      <w:r>
-        <w:rPr>
-          <w:rFonts w:ascii="Consolas" w:hAnsi="Consolas"/>
-          <w:sz w:val="18"/>
-        </w:rPr>
-        <w:t>lr.status</w:t>
-      </w:r>
-      <w:proofErr w:type="spellEnd"/>
-      <w:r>
-        <w:rPr>
-          <w:rFonts w:ascii="Consolas" w:hAnsi="Consolas"/>
-          <w:sz w:val="18"/>
-        </w:rPr>
-        <w:t xml:space="preserve">, </w:t>
-      </w:r>
-      <w:proofErr w:type="spellStart"/>
-      <w:r>
-        <w:rPr>
-          <w:rFonts w:ascii="Consolas" w:hAnsi="Consolas"/>
-          <w:sz w:val="18"/>
-        </w:rPr>
-        <w:t>lr.apply_time</w:t>
-      </w:r>
-      <w:proofErr w:type="spellEnd"/>
-      <w:r>
-        <w:rPr>
-          <w:rFonts w:ascii="Consolas" w:hAnsi="Consolas"/>
-          <w:sz w:val="18"/>
-        </w:rPr>
-        <w:t>,</w:t>
-      </w:r>
-      <w:r>
-        <w:rPr>
-          <w:rFonts w:ascii="Consolas" w:hAnsi="Consolas"/>
-          <w:sz w:val="18"/>
-        </w:rPr>
-        <w:br/>
-        <w:t xml:space="preserve">       </w:t>
-      </w:r>
-      <w:proofErr w:type="spellStart"/>
-      <w:r>
-        <w:rPr>
-          <w:rFonts w:ascii="Consolas" w:hAnsi="Consolas"/>
-          <w:sz w:val="18"/>
-        </w:rPr>
-        <w:t>lr.teacher_id</w:t>
-      </w:r>
-      <w:proofErr w:type="spellEnd"/>
-      <w:r>
-        <w:rPr>
-          <w:rFonts w:ascii="Consolas" w:hAnsi="Consolas"/>
-          <w:sz w:val="18"/>
-        </w:rPr>
-        <w:t xml:space="preserve">, </w:t>
-      </w:r>
-      <w:proofErr w:type="spellStart"/>
-      <w:r>
-        <w:rPr>
-          <w:rFonts w:ascii="Consolas" w:hAnsi="Consolas"/>
-          <w:sz w:val="18"/>
-        </w:rPr>
-        <w:t>lr.approve_time</w:t>
-      </w:r>
-      <w:proofErr w:type="spellEnd"/>
-      <w:r>
-        <w:rPr>
-          <w:rFonts w:ascii="Consolas" w:hAnsi="Consolas"/>
-          <w:sz w:val="18"/>
-        </w:rPr>
-        <w:t xml:space="preserve">, </w:t>
-      </w:r>
-      <w:proofErr w:type="spellStart"/>
-      <w:r>
-        <w:rPr>
-          <w:rFonts w:ascii="Consolas" w:hAnsi="Consolas"/>
-          <w:sz w:val="18"/>
-        </w:rPr>
-        <w:t>lr.approve_comment</w:t>
-      </w:r>
-      <w:proofErr w:type="spellEnd"/>
-      <w:r>
-        <w:rPr>
-          <w:rFonts w:ascii="Consolas" w:hAnsi="Consolas"/>
-          <w:sz w:val="18"/>
-        </w:rPr>
-        <w:br/>
-        <w:t xml:space="preserve">FROM </w:t>
-      </w:r>
-      <w:proofErr w:type="spellStart"/>
-      <w:r>
-        <w:rPr>
-          <w:rFonts w:ascii="Consolas" w:hAnsi="Consolas"/>
-          <w:sz w:val="18"/>
-        </w:rPr>
-        <w:t>LeaveRecord</w:t>
-      </w:r>
-      <w:proofErr w:type="spellEnd"/>
-      <w:r>
-        <w:rPr>
-          <w:rFonts w:ascii="Consolas" w:hAnsi="Consolas"/>
-          <w:sz w:val="18"/>
-        </w:rPr>
-        <w:t xml:space="preserve"> </w:t>
-      </w:r>
-      <w:proofErr w:type="spellStart"/>
-      <w:r>
-        <w:rPr>
-          <w:rFonts w:ascii="Consolas" w:hAnsi="Consolas"/>
-          <w:sz w:val="18"/>
-        </w:rPr>
-        <w:t>lr</w:t>
-      </w:r>
-      <w:proofErr w:type="spellEnd"/>
-      <w:r>
-        <w:rPr>
-          <w:rFonts w:ascii="Consolas" w:hAnsi="Consolas"/>
-          <w:sz w:val="18"/>
-        </w:rPr>
-        <w:br/>
-        <w:t xml:space="preserve">JOIN Student s ON </w:t>
-      </w:r>
-      <w:proofErr w:type="spellStart"/>
-      <w:r>
-        <w:rPr>
-          <w:rFonts w:ascii="Consolas" w:hAnsi="Consolas"/>
-          <w:sz w:val="18"/>
-        </w:rPr>
-        <w:t>lr.student_id</w:t>
-      </w:r>
-      <w:proofErr w:type="spellEnd"/>
-      <w:r>
-        <w:rPr>
-          <w:rFonts w:ascii="Consolas" w:hAnsi="Consolas"/>
-          <w:sz w:val="18"/>
-        </w:rPr>
-        <w:t xml:space="preserve"> = </w:t>
-      </w:r>
-      <w:proofErr w:type="spellStart"/>
-      <w:r>
-        <w:rPr>
-          <w:rFonts w:ascii="Consolas" w:hAnsi="Consolas"/>
-          <w:sz w:val="18"/>
-        </w:rPr>
-        <w:t>s.student_id</w:t>
-      </w:r>
-      <w:proofErr w:type="spellEnd"/>
-      <w:r>
-        <w:rPr>
-          <w:rFonts w:ascii="Consolas" w:hAnsi="Consolas"/>
-          <w:sz w:val="18"/>
-        </w:rPr>
-        <w:br/>
-        <w:t xml:space="preserve">JOIN Class c ON </w:t>
-      </w:r>
-      <w:proofErr w:type="spellStart"/>
-      <w:r>
-        <w:rPr>
-          <w:rFonts w:ascii="Consolas" w:hAnsi="Consolas"/>
-          <w:sz w:val="18"/>
-        </w:rPr>
-        <w:t>s.class_id</w:t>
-      </w:r>
-      <w:proofErr w:type="spellEnd"/>
-      <w:r>
-        <w:rPr>
-          <w:rFonts w:ascii="Consolas" w:hAnsi="Consolas"/>
-          <w:sz w:val="18"/>
-        </w:rPr>
-        <w:t xml:space="preserve"> = </w:t>
-      </w:r>
-      <w:proofErr w:type="spellStart"/>
-      <w:r>
-        <w:rPr>
-          <w:rFonts w:ascii="Consolas" w:hAnsi="Consolas"/>
-          <w:sz w:val="18"/>
-        </w:rPr>
-        <w:t>c.class_id</w:t>
-      </w:r>
-      <w:proofErr w:type="spellEnd"/>
-      <w:r>
-        <w:rPr>
-          <w:rFonts w:ascii="Consolas" w:hAnsi="Consolas"/>
-          <w:sz w:val="18"/>
-        </w:rPr>
-        <w:t>;</w:t>
+        <w:t>ORDER BY lr.approve_time DESC;</w:t>
       </w:r>
     </w:p>
     <w:p>
@@ -11327,1351 +10352,8 @@
         <w:rPr>
           <w:rFonts w:ascii="宋体" w:hAnsi="宋体"/>
         </w:rPr>
-        <w:t>涉及表：Student、Class、</w:t>
-      </w:r>
-      <w:proofErr w:type="spellStart"/>
-      <w:r>
-        <w:rPr>
-          <w:rFonts w:ascii="宋体" w:hAnsi="宋体"/>
-        </w:rPr>
-        <w:t>LeaveRecord</w:t>
-      </w:r>
-      <w:proofErr w:type="spellEnd"/>
-    </w:p>
-    <w:p>
-      <w:r>
-        <w:rPr>
-          <w:rFonts w:ascii="宋体" w:hAnsi="宋体"/>
-        </w:rPr>
-        <w:t>用途：关联学生、班级、请假记录三表，提供请假记录完整信息，供学生查看个人请假历史和教师查看班级请假列表。</w:t>
-      </w:r>
-    </w:p>
-    <w:p>
-      <w:r>
-        <w:rPr>
-          <w:rFonts w:ascii="宋体" w:hAnsi="宋体"/>
-          <w:b/>
-        </w:rPr>
-        <w:t>视图二：</w:t>
-      </w:r>
-      <w:proofErr w:type="spellStart"/>
-      <w:r>
-        <w:rPr>
-          <w:rFonts w:ascii="宋体" w:hAnsi="宋体"/>
-          <w:b/>
-        </w:rPr>
-        <w:t>v_pending_leave</w:t>
-      </w:r>
-      <w:proofErr w:type="spellEnd"/>
-      <w:r>
-        <w:rPr>
-          <w:rFonts w:ascii="宋体" w:hAnsi="宋体"/>
-          <w:b/>
-        </w:rPr>
-        <w:t>（待审批请假视图）</w:t>
-      </w:r>
-    </w:p>
-    <w:p>
-      <w:r>
-        <w:rPr>
-          <w:rFonts w:ascii="Consolas" w:hAnsi="Consolas"/>
-          <w:sz w:val="18"/>
-        </w:rPr>
-        <w:t xml:space="preserve">CREATE VIEW </w:t>
-      </w:r>
-      <w:proofErr w:type="spellStart"/>
-      <w:r>
-        <w:rPr>
-          <w:rFonts w:ascii="Consolas" w:hAnsi="Consolas"/>
-          <w:sz w:val="18"/>
-        </w:rPr>
-        <w:t>v_pending_leave</w:t>
-      </w:r>
-      <w:proofErr w:type="spellEnd"/>
-      <w:r>
-        <w:rPr>
-          <w:rFonts w:ascii="Consolas" w:hAnsi="Consolas"/>
-          <w:sz w:val="18"/>
-        </w:rPr>
-        <w:t xml:space="preserve"> AS</w:t>
-      </w:r>
-      <w:r>
-        <w:rPr>
-          <w:rFonts w:ascii="Consolas" w:hAnsi="Consolas"/>
-          <w:sz w:val="18"/>
-        </w:rPr>
-        <w:br/>
-        <w:t xml:space="preserve">SELECT </w:t>
-      </w:r>
-      <w:proofErr w:type="spellStart"/>
-      <w:r>
-        <w:rPr>
-          <w:rFonts w:ascii="Consolas" w:hAnsi="Consolas"/>
-          <w:sz w:val="18"/>
-        </w:rPr>
-        <w:t>lr.leave_id</w:t>
-      </w:r>
-      <w:proofErr w:type="spellEnd"/>
-      <w:r>
-        <w:rPr>
-          <w:rFonts w:ascii="Consolas" w:hAnsi="Consolas"/>
-          <w:sz w:val="18"/>
-        </w:rPr>
-        <w:t xml:space="preserve">, </w:t>
-      </w:r>
-      <w:proofErr w:type="spellStart"/>
-      <w:r>
-        <w:rPr>
-          <w:rFonts w:ascii="Consolas" w:hAnsi="Consolas"/>
-          <w:sz w:val="18"/>
-        </w:rPr>
-        <w:t>lr.student_id</w:t>
-      </w:r>
-      <w:proofErr w:type="spellEnd"/>
-      <w:r>
-        <w:rPr>
-          <w:rFonts w:ascii="Consolas" w:hAnsi="Consolas"/>
-          <w:sz w:val="18"/>
-        </w:rPr>
-        <w:t xml:space="preserve">, s.name AS </w:t>
-      </w:r>
-      <w:proofErr w:type="spellStart"/>
-      <w:r>
-        <w:rPr>
-          <w:rFonts w:ascii="Consolas" w:hAnsi="Consolas"/>
-          <w:sz w:val="18"/>
-        </w:rPr>
-        <w:t>student_name</w:t>
-      </w:r>
-      <w:proofErr w:type="spellEnd"/>
-      <w:r>
-        <w:rPr>
-          <w:rFonts w:ascii="Consolas" w:hAnsi="Consolas"/>
-          <w:sz w:val="18"/>
-        </w:rPr>
-        <w:t>,</w:t>
-      </w:r>
-      <w:r>
-        <w:rPr>
-          <w:rFonts w:ascii="Consolas" w:hAnsi="Consolas"/>
-          <w:sz w:val="18"/>
-        </w:rPr>
-        <w:br/>
-        <w:t xml:space="preserve">       </w:t>
-      </w:r>
-      <w:proofErr w:type="spellStart"/>
-      <w:r>
-        <w:rPr>
-          <w:rFonts w:ascii="Consolas" w:hAnsi="Consolas"/>
-          <w:sz w:val="18"/>
-        </w:rPr>
-        <w:t>c.class_name</w:t>
-      </w:r>
-      <w:proofErr w:type="spellEnd"/>
-      <w:r>
-        <w:rPr>
-          <w:rFonts w:ascii="Consolas" w:hAnsi="Consolas"/>
-          <w:sz w:val="18"/>
-        </w:rPr>
-        <w:t xml:space="preserve">, </w:t>
-      </w:r>
-      <w:proofErr w:type="spellStart"/>
-      <w:r>
-        <w:rPr>
-          <w:rFonts w:ascii="Consolas" w:hAnsi="Consolas"/>
-          <w:sz w:val="18"/>
-        </w:rPr>
-        <w:t>lr.leave_type</w:t>
-      </w:r>
-      <w:proofErr w:type="spellEnd"/>
-      <w:r>
-        <w:rPr>
-          <w:rFonts w:ascii="Consolas" w:hAnsi="Consolas"/>
-          <w:sz w:val="18"/>
-        </w:rPr>
-        <w:t xml:space="preserve">, </w:t>
-      </w:r>
-      <w:proofErr w:type="spellStart"/>
-      <w:r>
-        <w:rPr>
-          <w:rFonts w:ascii="Consolas" w:hAnsi="Consolas"/>
-          <w:sz w:val="18"/>
-        </w:rPr>
-        <w:t>lr.start_date</w:t>
-      </w:r>
-      <w:proofErr w:type="spellEnd"/>
-      <w:r>
-        <w:rPr>
-          <w:rFonts w:ascii="Consolas" w:hAnsi="Consolas"/>
-          <w:sz w:val="18"/>
-        </w:rPr>
-        <w:t xml:space="preserve">, </w:t>
-      </w:r>
-      <w:proofErr w:type="spellStart"/>
-      <w:r>
-        <w:rPr>
-          <w:rFonts w:ascii="Consolas" w:hAnsi="Consolas"/>
-          <w:sz w:val="18"/>
-        </w:rPr>
-        <w:t>lr.end_date</w:t>
-      </w:r>
-      <w:proofErr w:type="spellEnd"/>
-      <w:r>
-        <w:rPr>
-          <w:rFonts w:ascii="Consolas" w:hAnsi="Consolas"/>
-          <w:sz w:val="18"/>
-        </w:rPr>
-        <w:t>,</w:t>
-      </w:r>
-      <w:r>
-        <w:rPr>
-          <w:rFonts w:ascii="Consolas" w:hAnsi="Consolas"/>
-          <w:sz w:val="18"/>
-        </w:rPr>
-        <w:br/>
-        <w:t xml:space="preserve">       DATEDIFF(</w:t>
-      </w:r>
-      <w:proofErr w:type="spellStart"/>
-      <w:r>
-        <w:rPr>
-          <w:rFonts w:ascii="Consolas" w:hAnsi="Consolas"/>
-          <w:sz w:val="18"/>
-        </w:rPr>
-        <w:t>lr.end_date</w:t>
-      </w:r>
-      <w:proofErr w:type="spellEnd"/>
-      <w:r>
-        <w:rPr>
-          <w:rFonts w:ascii="Consolas" w:hAnsi="Consolas"/>
-          <w:sz w:val="18"/>
-        </w:rPr>
-        <w:t xml:space="preserve">, </w:t>
-      </w:r>
-      <w:proofErr w:type="spellStart"/>
-      <w:r>
-        <w:rPr>
-          <w:rFonts w:ascii="Consolas" w:hAnsi="Consolas"/>
-          <w:sz w:val="18"/>
-        </w:rPr>
-        <w:t>lr.start_date</w:t>
-      </w:r>
-      <w:proofErr w:type="spellEnd"/>
-      <w:r>
-        <w:rPr>
-          <w:rFonts w:ascii="Consolas" w:hAnsi="Consolas"/>
-          <w:sz w:val="18"/>
-        </w:rPr>
-        <w:t xml:space="preserve">) + 1 AS </w:t>
-      </w:r>
-      <w:proofErr w:type="spellStart"/>
-      <w:r>
-        <w:rPr>
-          <w:rFonts w:ascii="Consolas" w:hAnsi="Consolas"/>
-          <w:sz w:val="18"/>
-        </w:rPr>
-        <w:t>leave_days</w:t>
-      </w:r>
-      <w:proofErr w:type="spellEnd"/>
-      <w:r>
-        <w:rPr>
-          <w:rFonts w:ascii="Consolas" w:hAnsi="Consolas"/>
-          <w:sz w:val="18"/>
-        </w:rPr>
-        <w:t>,</w:t>
-      </w:r>
-      <w:r>
-        <w:rPr>
-          <w:rFonts w:ascii="Consolas" w:hAnsi="Consolas"/>
-          <w:sz w:val="18"/>
-        </w:rPr>
-        <w:br/>
-        <w:t xml:space="preserve">       </w:t>
-      </w:r>
-      <w:proofErr w:type="spellStart"/>
-      <w:r>
-        <w:rPr>
-          <w:rFonts w:ascii="Consolas" w:hAnsi="Consolas"/>
-          <w:sz w:val="18"/>
-        </w:rPr>
-        <w:t>lr.reason</w:t>
-      </w:r>
-      <w:proofErr w:type="spellEnd"/>
-      <w:r>
-        <w:rPr>
-          <w:rFonts w:ascii="Consolas" w:hAnsi="Consolas"/>
-          <w:sz w:val="18"/>
-        </w:rPr>
-        <w:t xml:space="preserve">, </w:t>
-      </w:r>
-      <w:proofErr w:type="spellStart"/>
-      <w:r>
-        <w:rPr>
-          <w:rFonts w:ascii="Consolas" w:hAnsi="Consolas"/>
-          <w:sz w:val="18"/>
-        </w:rPr>
-        <w:t>lr.apply_time</w:t>
-      </w:r>
-      <w:proofErr w:type="spellEnd"/>
-      <w:r>
-        <w:rPr>
-          <w:rFonts w:ascii="Consolas" w:hAnsi="Consolas"/>
-          <w:sz w:val="18"/>
-        </w:rPr>
-        <w:br/>
-        <w:t xml:space="preserve">FROM </w:t>
-      </w:r>
-      <w:proofErr w:type="spellStart"/>
-      <w:r>
-        <w:rPr>
-          <w:rFonts w:ascii="Consolas" w:hAnsi="Consolas"/>
-          <w:sz w:val="18"/>
-        </w:rPr>
-        <w:t>LeaveRecord</w:t>
-      </w:r>
-      <w:proofErr w:type="spellEnd"/>
-      <w:r>
-        <w:rPr>
-          <w:rFonts w:ascii="Consolas" w:hAnsi="Consolas"/>
-          <w:sz w:val="18"/>
-        </w:rPr>
-        <w:t xml:space="preserve"> </w:t>
-      </w:r>
-      <w:proofErr w:type="spellStart"/>
-      <w:r>
-        <w:rPr>
-          <w:rFonts w:ascii="Consolas" w:hAnsi="Consolas"/>
-          <w:sz w:val="18"/>
-        </w:rPr>
-        <w:t>lr</w:t>
-      </w:r>
-      <w:proofErr w:type="spellEnd"/>
-      <w:r>
-        <w:rPr>
-          <w:rFonts w:ascii="Consolas" w:hAnsi="Consolas"/>
-          <w:sz w:val="18"/>
-        </w:rPr>
-        <w:br/>
-        <w:t xml:space="preserve">JOIN Student s ON </w:t>
-      </w:r>
-      <w:proofErr w:type="spellStart"/>
-      <w:r>
-        <w:rPr>
-          <w:rFonts w:ascii="Consolas" w:hAnsi="Consolas"/>
-          <w:sz w:val="18"/>
-        </w:rPr>
-        <w:t>lr.student_id</w:t>
-      </w:r>
-      <w:proofErr w:type="spellEnd"/>
-      <w:r>
-        <w:rPr>
-          <w:rFonts w:ascii="Consolas" w:hAnsi="Consolas"/>
-          <w:sz w:val="18"/>
-        </w:rPr>
-        <w:t xml:space="preserve"> = </w:t>
-      </w:r>
-      <w:proofErr w:type="spellStart"/>
-      <w:r>
-        <w:rPr>
-          <w:rFonts w:ascii="Consolas" w:hAnsi="Consolas"/>
-          <w:sz w:val="18"/>
-        </w:rPr>
-        <w:t>s.student_id</w:t>
-      </w:r>
-      <w:proofErr w:type="spellEnd"/>
-      <w:r>
-        <w:rPr>
-          <w:rFonts w:ascii="Consolas" w:hAnsi="Consolas"/>
-          <w:sz w:val="18"/>
-        </w:rPr>
-        <w:br/>
-        <w:t xml:space="preserve">JOIN Class c ON </w:t>
-      </w:r>
-      <w:proofErr w:type="spellStart"/>
-      <w:r>
-        <w:rPr>
-          <w:rFonts w:ascii="Consolas" w:hAnsi="Consolas"/>
-          <w:sz w:val="18"/>
-        </w:rPr>
-        <w:t>s.class_id</w:t>
-      </w:r>
-      <w:proofErr w:type="spellEnd"/>
-      <w:r>
-        <w:rPr>
-          <w:rFonts w:ascii="Consolas" w:hAnsi="Consolas"/>
-          <w:sz w:val="18"/>
-        </w:rPr>
-        <w:t xml:space="preserve"> = </w:t>
-      </w:r>
-      <w:proofErr w:type="spellStart"/>
-      <w:r>
-        <w:rPr>
-          <w:rFonts w:ascii="Consolas" w:hAnsi="Consolas"/>
-          <w:sz w:val="18"/>
-        </w:rPr>
-        <w:t>c.class_id</w:t>
-      </w:r>
-      <w:proofErr w:type="spellEnd"/>
-      <w:r>
-        <w:rPr>
-          <w:rFonts w:ascii="Consolas" w:hAnsi="Consolas"/>
-          <w:sz w:val="18"/>
-        </w:rPr>
-        <w:br/>
-        <w:t xml:space="preserve">WHERE </w:t>
-      </w:r>
-      <w:proofErr w:type="spellStart"/>
-      <w:r>
-        <w:rPr>
-          <w:rFonts w:ascii="Consolas" w:hAnsi="Consolas"/>
-          <w:sz w:val="18"/>
-        </w:rPr>
-        <w:t>lr.status</w:t>
-      </w:r>
-      <w:proofErr w:type="spellEnd"/>
-      <w:r>
-        <w:rPr>
-          <w:rFonts w:ascii="Consolas" w:hAnsi="Consolas"/>
-          <w:sz w:val="18"/>
-        </w:rPr>
-        <w:t xml:space="preserve"> = '</w:t>
-      </w:r>
-      <w:r>
-        <w:rPr>
-          <w:rFonts w:ascii="Consolas" w:hAnsi="Consolas"/>
-          <w:sz w:val="18"/>
-        </w:rPr>
-        <w:t>待审批</w:t>
-      </w:r>
-      <w:r>
-        <w:rPr>
-          <w:rFonts w:ascii="Consolas" w:hAnsi="Consolas"/>
-          <w:sz w:val="18"/>
-        </w:rPr>
-        <w:t>'</w:t>
-      </w:r>
-      <w:r>
-        <w:rPr>
-          <w:rFonts w:ascii="Consolas" w:hAnsi="Consolas"/>
-          <w:sz w:val="18"/>
-        </w:rPr>
-        <w:br/>
-        <w:t xml:space="preserve">ORDER BY </w:t>
-      </w:r>
-      <w:proofErr w:type="spellStart"/>
-      <w:r>
-        <w:rPr>
-          <w:rFonts w:ascii="Consolas" w:hAnsi="Consolas"/>
-          <w:sz w:val="18"/>
-        </w:rPr>
-        <w:t>lr.apply_time</w:t>
-      </w:r>
-      <w:proofErr w:type="spellEnd"/>
-      <w:r>
-        <w:rPr>
-          <w:rFonts w:ascii="Consolas" w:hAnsi="Consolas"/>
-          <w:sz w:val="18"/>
-        </w:rPr>
-        <w:t xml:space="preserve"> ASC;</w:t>
-      </w:r>
-    </w:p>
-    <w:p>
-      <w:r>
-        <w:rPr>
-          <w:rFonts w:ascii="宋体" w:hAnsi="宋体"/>
-        </w:rPr>
-        <w:t>涉及表：Student、Class、</w:t>
-      </w:r>
-      <w:proofErr w:type="spellStart"/>
-      <w:r>
-        <w:rPr>
-          <w:rFonts w:ascii="宋体" w:hAnsi="宋体"/>
-        </w:rPr>
-        <w:t>LeaveRecord</w:t>
-      </w:r>
-      <w:proofErr w:type="spellEnd"/>
-    </w:p>
-    <w:p>
-      <w:r>
-        <w:rPr>
-          <w:rFonts w:ascii="宋体" w:hAnsi="宋体"/>
-        </w:rPr>
-        <w:t>用途：筛选所有待审批的请假申请，供班主任快速查看需要处理的请假记录。</w:t>
-      </w:r>
-    </w:p>
-    <w:p>
-      <w:r>
-        <w:rPr>
-          <w:rFonts w:ascii="宋体" w:hAnsi="宋体"/>
-          <w:b/>
-        </w:rPr>
-        <w:t>视图三：</w:t>
-      </w:r>
-      <w:proofErr w:type="spellStart"/>
-      <w:r>
-        <w:rPr>
-          <w:rFonts w:ascii="宋体" w:hAnsi="宋体"/>
-          <w:b/>
-        </w:rPr>
-        <w:t>v_class_leave_statistics</w:t>
-      </w:r>
-      <w:proofErr w:type="spellEnd"/>
-      <w:r>
-        <w:rPr>
-          <w:rFonts w:ascii="宋体" w:hAnsi="宋体"/>
-          <w:b/>
-        </w:rPr>
-        <w:t>（班级请假统计视图）</w:t>
-      </w:r>
-    </w:p>
-    <w:p>
-      <w:r>
-        <w:rPr>
-          <w:rFonts w:ascii="Consolas" w:hAnsi="Consolas"/>
-          <w:sz w:val="18"/>
-        </w:rPr>
-        <w:t xml:space="preserve">CREATE VIEW </w:t>
-      </w:r>
-      <w:proofErr w:type="spellStart"/>
-      <w:r>
-        <w:rPr>
-          <w:rFonts w:ascii="Consolas" w:hAnsi="Consolas"/>
-          <w:sz w:val="18"/>
-        </w:rPr>
-        <w:t>v_class_leave_statistics</w:t>
-      </w:r>
-      <w:proofErr w:type="spellEnd"/>
-      <w:r>
-        <w:rPr>
-          <w:rFonts w:ascii="Consolas" w:hAnsi="Consolas"/>
-          <w:sz w:val="18"/>
-        </w:rPr>
-        <w:t xml:space="preserve"> AS</w:t>
-      </w:r>
-      <w:r>
-        <w:rPr>
-          <w:rFonts w:ascii="Consolas" w:hAnsi="Consolas"/>
-          <w:sz w:val="18"/>
-        </w:rPr>
-        <w:br/>
-        <w:t xml:space="preserve">SELECT </w:t>
-      </w:r>
-      <w:proofErr w:type="spellStart"/>
-      <w:r>
-        <w:rPr>
-          <w:rFonts w:ascii="Consolas" w:hAnsi="Consolas"/>
-          <w:sz w:val="18"/>
-        </w:rPr>
-        <w:t>c.class_id</w:t>
-      </w:r>
-      <w:proofErr w:type="spellEnd"/>
-      <w:r>
-        <w:rPr>
-          <w:rFonts w:ascii="Consolas" w:hAnsi="Consolas"/>
-          <w:sz w:val="18"/>
-        </w:rPr>
-        <w:t xml:space="preserve">, </w:t>
-      </w:r>
-      <w:proofErr w:type="spellStart"/>
-      <w:r>
-        <w:rPr>
-          <w:rFonts w:ascii="Consolas" w:hAnsi="Consolas"/>
-          <w:sz w:val="18"/>
-        </w:rPr>
-        <w:t>c.class_name</w:t>
-      </w:r>
-      <w:proofErr w:type="spellEnd"/>
-      <w:r>
-        <w:rPr>
-          <w:rFonts w:ascii="Consolas" w:hAnsi="Consolas"/>
-          <w:sz w:val="18"/>
-        </w:rPr>
-        <w:t xml:space="preserve">, </w:t>
-      </w:r>
-      <w:proofErr w:type="spellStart"/>
-      <w:r>
-        <w:rPr>
-          <w:rFonts w:ascii="Consolas" w:hAnsi="Consolas"/>
-          <w:sz w:val="18"/>
-        </w:rPr>
-        <w:t>c.department</w:t>
-      </w:r>
-      <w:proofErr w:type="spellEnd"/>
-      <w:r>
-        <w:rPr>
-          <w:rFonts w:ascii="Consolas" w:hAnsi="Consolas"/>
-          <w:sz w:val="18"/>
-        </w:rPr>
-        <w:t xml:space="preserve">, </w:t>
-      </w:r>
-      <w:proofErr w:type="spellStart"/>
-      <w:r>
-        <w:rPr>
-          <w:rFonts w:ascii="Consolas" w:hAnsi="Consolas"/>
-          <w:sz w:val="18"/>
-        </w:rPr>
-        <w:t>c.grade</w:t>
-      </w:r>
-      <w:proofErr w:type="spellEnd"/>
-      <w:r>
-        <w:rPr>
-          <w:rFonts w:ascii="Consolas" w:hAnsi="Consolas"/>
-          <w:sz w:val="18"/>
-        </w:rPr>
-        <w:t>,</w:t>
-      </w:r>
-      <w:r>
-        <w:rPr>
-          <w:rFonts w:ascii="Consolas" w:hAnsi="Consolas"/>
-          <w:sz w:val="18"/>
-        </w:rPr>
-        <w:br/>
-        <w:t xml:space="preserve">       COUNT(</w:t>
-      </w:r>
-      <w:proofErr w:type="spellStart"/>
-      <w:r>
-        <w:rPr>
-          <w:rFonts w:ascii="Consolas" w:hAnsi="Consolas"/>
-          <w:sz w:val="18"/>
-        </w:rPr>
-        <w:t>lr.leave_id</w:t>
-      </w:r>
-      <w:proofErr w:type="spellEnd"/>
-      <w:r>
-        <w:rPr>
-          <w:rFonts w:ascii="Consolas" w:hAnsi="Consolas"/>
-          <w:sz w:val="18"/>
-        </w:rPr>
-        <w:t xml:space="preserve">) AS </w:t>
-      </w:r>
-      <w:proofErr w:type="spellStart"/>
-      <w:r>
-        <w:rPr>
-          <w:rFonts w:ascii="Consolas" w:hAnsi="Consolas"/>
-          <w:sz w:val="18"/>
-        </w:rPr>
-        <w:t>total_leaves</w:t>
-      </w:r>
-      <w:proofErr w:type="spellEnd"/>
-      <w:r>
-        <w:rPr>
-          <w:rFonts w:ascii="Consolas" w:hAnsi="Consolas"/>
-          <w:sz w:val="18"/>
-        </w:rPr>
-        <w:t>,</w:t>
-      </w:r>
-      <w:r>
-        <w:rPr>
-          <w:rFonts w:ascii="Consolas" w:hAnsi="Consolas"/>
-          <w:sz w:val="18"/>
-        </w:rPr>
-        <w:br/>
-        <w:t xml:space="preserve">       SUM(CASE WHEN </w:t>
-      </w:r>
-      <w:proofErr w:type="spellStart"/>
-      <w:r>
-        <w:rPr>
-          <w:rFonts w:ascii="Consolas" w:hAnsi="Consolas"/>
-          <w:sz w:val="18"/>
-        </w:rPr>
-        <w:t>lr.status</w:t>
-      </w:r>
-      <w:proofErr w:type="spellEnd"/>
-      <w:r>
-        <w:rPr>
-          <w:rFonts w:ascii="Consolas" w:hAnsi="Consolas"/>
-          <w:sz w:val="18"/>
-        </w:rPr>
-        <w:t xml:space="preserve"> = '</w:t>
-      </w:r>
-      <w:r>
-        <w:rPr>
-          <w:rFonts w:ascii="Consolas" w:hAnsi="Consolas"/>
-          <w:sz w:val="18"/>
-        </w:rPr>
-        <w:t>已批准</w:t>
-      </w:r>
-      <w:r>
-        <w:rPr>
-          <w:rFonts w:ascii="Consolas" w:hAnsi="Consolas"/>
-          <w:sz w:val="18"/>
-        </w:rPr>
-        <w:t>' THEN 1 ELSE 0 END) AS approved,</w:t>
-      </w:r>
-      <w:r>
-        <w:rPr>
-          <w:rFonts w:ascii="Consolas" w:hAnsi="Consolas"/>
-          <w:sz w:val="18"/>
-        </w:rPr>
-        <w:br/>
-        <w:t xml:space="preserve">       SUM(CASE WHEN </w:t>
-      </w:r>
-      <w:proofErr w:type="spellStart"/>
-      <w:r>
-        <w:rPr>
-          <w:rFonts w:ascii="Consolas" w:hAnsi="Consolas"/>
-          <w:sz w:val="18"/>
-        </w:rPr>
-        <w:t>lr.status</w:t>
-      </w:r>
-      <w:proofErr w:type="spellEnd"/>
-      <w:r>
-        <w:rPr>
-          <w:rFonts w:ascii="Consolas" w:hAnsi="Consolas"/>
-          <w:sz w:val="18"/>
-        </w:rPr>
-        <w:t xml:space="preserve"> = '</w:t>
-      </w:r>
-      <w:r>
-        <w:rPr>
-          <w:rFonts w:ascii="Consolas" w:hAnsi="Consolas"/>
-          <w:sz w:val="18"/>
-        </w:rPr>
-        <w:t>已驳回</w:t>
-      </w:r>
-      <w:r>
-        <w:rPr>
-          <w:rFonts w:ascii="Consolas" w:hAnsi="Consolas"/>
-          <w:sz w:val="18"/>
-        </w:rPr>
-        <w:t>' THEN 1 ELSE 0 END) AS rejected,</w:t>
-      </w:r>
-      <w:r>
-        <w:rPr>
-          <w:rFonts w:ascii="Consolas" w:hAnsi="Consolas"/>
-          <w:sz w:val="18"/>
-        </w:rPr>
-        <w:br/>
-        <w:t xml:space="preserve">       SUM(CASE WHEN </w:t>
-      </w:r>
-      <w:proofErr w:type="spellStart"/>
-      <w:r>
-        <w:rPr>
-          <w:rFonts w:ascii="Consolas" w:hAnsi="Consolas"/>
-          <w:sz w:val="18"/>
-        </w:rPr>
-        <w:t>lr.status</w:t>
-      </w:r>
-      <w:proofErr w:type="spellEnd"/>
-      <w:r>
-        <w:rPr>
-          <w:rFonts w:ascii="Consolas" w:hAnsi="Consolas"/>
-          <w:sz w:val="18"/>
-        </w:rPr>
-        <w:t xml:space="preserve"> = '</w:t>
-      </w:r>
-      <w:r>
-        <w:rPr>
-          <w:rFonts w:ascii="Consolas" w:hAnsi="Consolas"/>
-          <w:sz w:val="18"/>
-        </w:rPr>
-        <w:t>待审批</w:t>
-      </w:r>
-      <w:r>
-        <w:rPr>
-          <w:rFonts w:ascii="Consolas" w:hAnsi="Consolas"/>
-          <w:sz w:val="18"/>
-        </w:rPr>
-        <w:t>' THEN 1 ELSE 0 END) AS pending</w:t>
-      </w:r>
-      <w:r>
-        <w:rPr>
-          <w:rFonts w:ascii="Consolas" w:hAnsi="Consolas"/>
-          <w:sz w:val="18"/>
-        </w:rPr>
-        <w:br/>
-        <w:t>FROM Class c</w:t>
-      </w:r>
-      <w:r>
-        <w:rPr>
-          <w:rFonts w:ascii="Consolas" w:hAnsi="Consolas"/>
-          <w:sz w:val="18"/>
-        </w:rPr>
-        <w:br/>
-        <w:t xml:space="preserve">LEFT JOIN Student s ON </w:t>
-      </w:r>
-      <w:proofErr w:type="spellStart"/>
-      <w:r>
-        <w:rPr>
-          <w:rFonts w:ascii="Consolas" w:hAnsi="Consolas"/>
-          <w:sz w:val="18"/>
-        </w:rPr>
-        <w:t>c.class_id</w:t>
-      </w:r>
-      <w:proofErr w:type="spellEnd"/>
-      <w:r>
-        <w:rPr>
-          <w:rFonts w:ascii="Consolas" w:hAnsi="Consolas"/>
-          <w:sz w:val="18"/>
-        </w:rPr>
-        <w:t xml:space="preserve"> = </w:t>
-      </w:r>
-      <w:proofErr w:type="spellStart"/>
-      <w:r>
-        <w:rPr>
-          <w:rFonts w:ascii="Consolas" w:hAnsi="Consolas"/>
-          <w:sz w:val="18"/>
-        </w:rPr>
-        <w:t>s.class_id</w:t>
-      </w:r>
-      <w:proofErr w:type="spellEnd"/>
-      <w:r>
-        <w:rPr>
-          <w:rFonts w:ascii="Consolas" w:hAnsi="Consolas"/>
-          <w:sz w:val="18"/>
-        </w:rPr>
-        <w:br/>
-        <w:t xml:space="preserve">LEFT JOIN </w:t>
-      </w:r>
-      <w:proofErr w:type="spellStart"/>
-      <w:r>
-        <w:rPr>
-          <w:rFonts w:ascii="Consolas" w:hAnsi="Consolas"/>
-          <w:sz w:val="18"/>
-        </w:rPr>
-        <w:t>LeaveRecord</w:t>
-      </w:r>
-      <w:proofErr w:type="spellEnd"/>
-      <w:r>
-        <w:rPr>
-          <w:rFonts w:ascii="Consolas" w:hAnsi="Consolas"/>
-          <w:sz w:val="18"/>
-        </w:rPr>
-        <w:t xml:space="preserve"> </w:t>
-      </w:r>
-      <w:proofErr w:type="spellStart"/>
-      <w:r>
-        <w:rPr>
-          <w:rFonts w:ascii="Consolas" w:hAnsi="Consolas"/>
-          <w:sz w:val="18"/>
-        </w:rPr>
-        <w:t>lr</w:t>
-      </w:r>
-      <w:proofErr w:type="spellEnd"/>
-      <w:r>
-        <w:rPr>
-          <w:rFonts w:ascii="Consolas" w:hAnsi="Consolas"/>
-          <w:sz w:val="18"/>
-        </w:rPr>
-        <w:t xml:space="preserve"> ON </w:t>
-      </w:r>
-      <w:proofErr w:type="spellStart"/>
-      <w:proofErr w:type="gramStart"/>
-      <w:r>
-        <w:rPr>
-          <w:rFonts w:ascii="Consolas" w:hAnsi="Consolas"/>
-          <w:sz w:val="18"/>
-        </w:rPr>
-        <w:t>s.student</w:t>
-      </w:r>
-      <w:proofErr w:type="gramEnd"/>
-      <w:r>
-        <w:rPr>
-          <w:rFonts w:ascii="Consolas" w:hAnsi="Consolas"/>
-          <w:sz w:val="18"/>
-        </w:rPr>
-        <w:t>_id</w:t>
-      </w:r>
-      <w:proofErr w:type="spellEnd"/>
-      <w:r>
-        <w:rPr>
-          <w:rFonts w:ascii="Consolas" w:hAnsi="Consolas"/>
-          <w:sz w:val="18"/>
-        </w:rPr>
-        <w:t xml:space="preserve"> = </w:t>
-      </w:r>
-      <w:proofErr w:type="spellStart"/>
-      <w:proofErr w:type="gramStart"/>
-      <w:r>
-        <w:rPr>
-          <w:rFonts w:ascii="Consolas" w:hAnsi="Consolas"/>
-          <w:sz w:val="18"/>
-        </w:rPr>
-        <w:t>lr.student</w:t>
-      </w:r>
-      <w:proofErr w:type="gramEnd"/>
-      <w:r>
-        <w:rPr>
-          <w:rFonts w:ascii="Consolas" w:hAnsi="Consolas"/>
-          <w:sz w:val="18"/>
-        </w:rPr>
-        <w:t>_id</w:t>
-      </w:r>
-      <w:proofErr w:type="spellEnd"/>
-      <w:r>
-        <w:rPr>
-          <w:rFonts w:ascii="Consolas" w:hAnsi="Consolas"/>
-          <w:sz w:val="18"/>
-        </w:rPr>
-        <w:br/>
-        <w:t xml:space="preserve">GROUP BY </w:t>
-      </w:r>
-      <w:proofErr w:type="spellStart"/>
-      <w:r>
-        <w:rPr>
-          <w:rFonts w:ascii="Consolas" w:hAnsi="Consolas"/>
-          <w:sz w:val="18"/>
-        </w:rPr>
-        <w:t>c.class_id</w:t>
-      </w:r>
-      <w:proofErr w:type="spellEnd"/>
-      <w:r>
-        <w:rPr>
-          <w:rFonts w:ascii="Consolas" w:hAnsi="Consolas"/>
-          <w:sz w:val="18"/>
-        </w:rPr>
-        <w:t xml:space="preserve">, </w:t>
-      </w:r>
-      <w:proofErr w:type="spellStart"/>
-      <w:r>
-        <w:rPr>
-          <w:rFonts w:ascii="Consolas" w:hAnsi="Consolas"/>
-          <w:sz w:val="18"/>
-        </w:rPr>
-        <w:t>c.class_name</w:t>
-      </w:r>
-      <w:proofErr w:type="spellEnd"/>
-      <w:r>
-        <w:rPr>
-          <w:rFonts w:ascii="Consolas" w:hAnsi="Consolas"/>
-          <w:sz w:val="18"/>
-        </w:rPr>
-        <w:t xml:space="preserve">, </w:t>
-      </w:r>
-      <w:proofErr w:type="spellStart"/>
-      <w:proofErr w:type="gramStart"/>
-      <w:r>
-        <w:rPr>
-          <w:rFonts w:ascii="Consolas" w:hAnsi="Consolas"/>
-          <w:sz w:val="18"/>
-        </w:rPr>
-        <w:t>c.department</w:t>
-      </w:r>
-      <w:proofErr w:type="spellEnd"/>
-      <w:proofErr w:type="gramEnd"/>
-      <w:r>
-        <w:rPr>
-          <w:rFonts w:ascii="Consolas" w:hAnsi="Consolas"/>
-          <w:sz w:val="18"/>
-        </w:rPr>
-        <w:t xml:space="preserve">, </w:t>
-      </w:r>
-      <w:proofErr w:type="spellStart"/>
-      <w:proofErr w:type="gramStart"/>
-      <w:r>
-        <w:rPr>
-          <w:rFonts w:ascii="Consolas" w:hAnsi="Consolas"/>
-          <w:sz w:val="18"/>
-        </w:rPr>
-        <w:t>c.grade</w:t>
-      </w:r>
-      <w:proofErr w:type="spellEnd"/>
-      <w:proofErr w:type="gramEnd"/>
-      <w:r>
-        <w:rPr>
-          <w:rFonts w:ascii="Consolas" w:hAnsi="Consolas"/>
-          <w:sz w:val="18"/>
-        </w:rPr>
-        <w:t>;</w:t>
-      </w:r>
-    </w:p>
-    <w:p>
-      <w:r>
-        <w:rPr>
-          <w:rFonts w:ascii="宋体" w:hAnsi="宋体"/>
-        </w:rPr>
-        <w:t>涉及表：Student、Class、</w:t>
-      </w:r>
-      <w:proofErr w:type="spellStart"/>
-      <w:r>
-        <w:rPr>
-          <w:rFonts w:ascii="宋体" w:hAnsi="宋体"/>
-        </w:rPr>
-        <w:t>LeaveRecord</w:t>
-      </w:r>
-      <w:proofErr w:type="spellEnd"/>
-    </w:p>
-    <w:p>
-      <w:pPr>
-        <w:rPr>
-          <w:rFonts w:hint="eastAsia"/>
-        </w:rPr>
-      </w:pPr>
-      <w:r>
-        <w:rPr>
-          <w:rFonts w:ascii="宋体" w:hAnsi="宋体"/>
-        </w:rPr>
-        <w:t>用途：按班级统计请假数量和审批情况，供教务管理员进行数据分析和生成报表。</w:t>
-      </w:r>
-    </w:p>
-    <w:p>
-      <w:r>
-        <w:rPr>
-          <w:rFonts w:ascii="宋体" w:hAnsi="宋体"/>
-          <w:b/>
-        </w:rPr>
-        <w:lastRenderedPageBreak/>
-        <w:t>视图四：</w:t>
-      </w:r>
-      <w:proofErr w:type="spellStart"/>
-      <w:r>
-        <w:rPr>
-          <w:rFonts w:ascii="宋体" w:hAnsi="宋体"/>
-          <w:b/>
-        </w:rPr>
-        <w:t>v_approval_history</w:t>
-      </w:r>
-      <w:proofErr w:type="spellEnd"/>
-      <w:r>
-        <w:rPr>
-          <w:rFonts w:ascii="宋体" w:hAnsi="宋体"/>
-          <w:b/>
-        </w:rPr>
-        <w:t>（审批历史视图）</w:t>
-      </w:r>
-    </w:p>
-    <w:p>
-      <w:r>
-        <w:rPr>
-          <w:rFonts w:ascii="Consolas" w:hAnsi="Consolas"/>
-          <w:sz w:val="18"/>
-        </w:rPr>
-        <w:t xml:space="preserve">CREATE VIEW </w:t>
-      </w:r>
-      <w:proofErr w:type="spellStart"/>
-      <w:r>
-        <w:rPr>
-          <w:rFonts w:ascii="Consolas" w:hAnsi="Consolas"/>
-          <w:sz w:val="18"/>
-        </w:rPr>
-        <w:t>v_approval_history</w:t>
-      </w:r>
-      <w:proofErr w:type="spellEnd"/>
-      <w:r>
-        <w:rPr>
-          <w:rFonts w:ascii="Consolas" w:hAnsi="Consolas"/>
-          <w:sz w:val="18"/>
-        </w:rPr>
-        <w:t xml:space="preserve"> AS</w:t>
-      </w:r>
-      <w:r>
-        <w:rPr>
-          <w:rFonts w:ascii="Consolas" w:hAnsi="Consolas"/>
-          <w:sz w:val="18"/>
-        </w:rPr>
-        <w:br/>
-        <w:t xml:space="preserve">SELECT </w:t>
-      </w:r>
-      <w:proofErr w:type="spellStart"/>
-      <w:r>
-        <w:rPr>
-          <w:rFonts w:ascii="Consolas" w:hAnsi="Consolas"/>
-          <w:sz w:val="18"/>
-        </w:rPr>
-        <w:t>lr.leave_id</w:t>
-      </w:r>
-      <w:proofErr w:type="spellEnd"/>
-      <w:r>
-        <w:rPr>
-          <w:rFonts w:ascii="Consolas" w:hAnsi="Consolas"/>
-          <w:sz w:val="18"/>
-        </w:rPr>
-        <w:t xml:space="preserve">, </w:t>
-      </w:r>
-      <w:proofErr w:type="spellStart"/>
-      <w:r>
-        <w:rPr>
-          <w:rFonts w:ascii="Consolas" w:hAnsi="Consolas"/>
-          <w:sz w:val="18"/>
-        </w:rPr>
-        <w:t>lr.student_id</w:t>
-      </w:r>
-      <w:proofErr w:type="spellEnd"/>
-      <w:r>
-        <w:rPr>
-          <w:rFonts w:ascii="Consolas" w:hAnsi="Consolas"/>
-          <w:sz w:val="18"/>
-        </w:rPr>
-        <w:t xml:space="preserve">, </w:t>
-      </w:r>
-      <w:proofErr w:type="spellStart"/>
-      <w:r>
-        <w:rPr>
-          <w:rFonts w:ascii="Consolas" w:hAnsi="Consolas"/>
-          <w:sz w:val="18"/>
-        </w:rPr>
-        <w:t>lr.leave_type</w:t>
-      </w:r>
-      <w:proofErr w:type="spellEnd"/>
-      <w:r>
-        <w:rPr>
-          <w:rFonts w:ascii="Consolas" w:hAnsi="Consolas"/>
-          <w:sz w:val="18"/>
-        </w:rPr>
-        <w:t xml:space="preserve">, </w:t>
-      </w:r>
-      <w:proofErr w:type="spellStart"/>
-      <w:r>
-        <w:rPr>
-          <w:rFonts w:ascii="Consolas" w:hAnsi="Consolas"/>
-          <w:sz w:val="18"/>
-        </w:rPr>
-        <w:t>lr.status</w:t>
-      </w:r>
-      <w:proofErr w:type="spellEnd"/>
-      <w:r>
-        <w:rPr>
-          <w:rFonts w:ascii="Consolas" w:hAnsi="Consolas"/>
-          <w:sz w:val="18"/>
-        </w:rPr>
-        <w:t>,</w:t>
-      </w:r>
-      <w:r>
-        <w:rPr>
-          <w:rFonts w:ascii="Consolas" w:hAnsi="Consolas"/>
-          <w:sz w:val="18"/>
-        </w:rPr>
-        <w:br/>
-        <w:t xml:space="preserve">       </w:t>
-      </w:r>
-      <w:proofErr w:type="spellStart"/>
-      <w:r>
-        <w:rPr>
-          <w:rFonts w:ascii="Consolas" w:hAnsi="Consolas"/>
-          <w:sz w:val="18"/>
-        </w:rPr>
-        <w:t>lr.apply_time</w:t>
-      </w:r>
-      <w:proofErr w:type="spellEnd"/>
-      <w:r>
-        <w:rPr>
-          <w:rFonts w:ascii="Consolas" w:hAnsi="Consolas"/>
-          <w:sz w:val="18"/>
-        </w:rPr>
-        <w:t xml:space="preserve">, </w:t>
-      </w:r>
-      <w:proofErr w:type="spellStart"/>
-      <w:r>
-        <w:rPr>
-          <w:rFonts w:ascii="Consolas" w:hAnsi="Consolas"/>
-          <w:sz w:val="18"/>
-        </w:rPr>
-        <w:t>lr.teacher_id</w:t>
-      </w:r>
-      <w:proofErr w:type="spellEnd"/>
-      <w:r>
-        <w:rPr>
-          <w:rFonts w:ascii="Consolas" w:hAnsi="Consolas"/>
-          <w:sz w:val="18"/>
-        </w:rPr>
-        <w:t xml:space="preserve">, t.name AS </w:t>
-      </w:r>
-      <w:proofErr w:type="spellStart"/>
-      <w:r>
-        <w:rPr>
-          <w:rFonts w:ascii="Consolas" w:hAnsi="Consolas"/>
-          <w:sz w:val="18"/>
-        </w:rPr>
-        <w:t>teacher_name</w:t>
-      </w:r>
-      <w:proofErr w:type="spellEnd"/>
-      <w:r>
-        <w:rPr>
-          <w:rFonts w:ascii="Consolas" w:hAnsi="Consolas"/>
-          <w:sz w:val="18"/>
-        </w:rPr>
-        <w:t>,</w:t>
-      </w:r>
-      <w:r>
-        <w:rPr>
-          <w:rFonts w:ascii="Consolas" w:hAnsi="Consolas"/>
-          <w:sz w:val="18"/>
-        </w:rPr>
-        <w:br/>
-        <w:t xml:space="preserve">       </w:t>
-      </w:r>
-      <w:proofErr w:type="spellStart"/>
-      <w:r>
-        <w:rPr>
-          <w:rFonts w:ascii="Consolas" w:hAnsi="Consolas"/>
-          <w:sz w:val="18"/>
-        </w:rPr>
-        <w:t>lr.approve_time</w:t>
-      </w:r>
-      <w:proofErr w:type="spellEnd"/>
-      <w:r>
-        <w:rPr>
-          <w:rFonts w:ascii="Consolas" w:hAnsi="Consolas"/>
-          <w:sz w:val="18"/>
-        </w:rPr>
-        <w:t xml:space="preserve">, </w:t>
-      </w:r>
-      <w:proofErr w:type="spellStart"/>
-      <w:r>
-        <w:rPr>
-          <w:rFonts w:ascii="Consolas" w:hAnsi="Consolas"/>
-          <w:sz w:val="18"/>
-        </w:rPr>
-        <w:t>lr.approve_comment</w:t>
-      </w:r>
-      <w:proofErr w:type="spellEnd"/>
-      <w:r>
-        <w:rPr>
-          <w:rFonts w:ascii="Consolas" w:hAnsi="Consolas"/>
-          <w:sz w:val="18"/>
-        </w:rPr>
-        <w:br/>
-        <w:t xml:space="preserve">FROM </w:t>
-      </w:r>
-      <w:proofErr w:type="spellStart"/>
-      <w:r>
-        <w:rPr>
-          <w:rFonts w:ascii="Consolas" w:hAnsi="Consolas"/>
-          <w:sz w:val="18"/>
-        </w:rPr>
-        <w:t>LeaveRecord</w:t>
-      </w:r>
-      <w:proofErr w:type="spellEnd"/>
-      <w:r>
-        <w:rPr>
-          <w:rFonts w:ascii="Consolas" w:hAnsi="Consolas"/>
-          <w:sz w:val="18"/>
-        </w:rPr>
-        <w:t xml:space="preserve"> </w:t>
-      </w:r>
-      <w:proofErr w:type="spellStart"/>
-      <w:r>
-        <w:rPr>
-          <w:rFonts w:ascii="Consolas" w:hAnsi="Consolas"/>
-          <w:sz w:val="18"/>
-        </w:rPr>
-        <w:t>lr</w:t>
-      </w:r>
-      <w:proofErr w:type="spellEnd"/>
-      <w:r>
-        <w:rPr>
-          <w:rFonts w:ascii="Consolas" w:hAnsi="Consolas"/>
-          <w:sz w:val="18"/>
-        </w:rPr>
-        <w:br/>
-        <w:t xml:space="preserve">LEFT JOIN Teacher t ON </w:t>
-      </w:r>
-      <w:proofErr w:type="spellStart"/>
-      <w:r>
-        <w:rPr>
-          <w:rFonts w:ascii="Consolas" w:hAnsi="Consolas"/>
-          <w:sz w:val="18"/>
-        </w:rPr>
-        <w:t>lr.teacher_id</w:t>
-      </w:r>
-      <w:proofErr w:type="spellEnd"/>
-      <w:r>
-        <w:rPr>
-          <w:rFonts w:ascii="Consolas" w:hAnsi="Consolas"/>
-          <w:sz w:val="18"/>
-        </w:rPr>
-        <w:t xml:space="preserve"> = </w:t>
-      </w:r>
-      <w:proofErr w:type="spellStart"/>
-      <w:r>
-        <w:rPr>
-          <w:rFonts w:ascii="Consolas" w:hAnsi="Consolas"/>
-          <w:sz w:val="18"/>
-        </w:rPr>
-        <w:t>t.teacher_id</w:t>
-      </w:r>
-      <w:proofErr w:type="spellEnd"/>
-      <w:r>
-        <w:rPr>
-          <w:rFonts w:ascii="Consolas" w:hAnsi="Consolas"/>
-          <w:sz w:val="18"/>
-        </w:rPr>
-        <w:br/>
-        <w:t xml:space="preserve">WHERE </w:t>
-      </w:r>
-      <w:proofErr w:type="spellStart"/>
-      <w:r>
-        <w:rPr>
-          <w:rFonts w:ascii="Consolas" w:hAnsi="Consolas"/>
-          <w:sz w:val="18"/>
-        </w:rPr>
-        <w:t>lr.status</w:t>
-      </w:r>
-      <w:proofErr w:type="spellEnd"/>
-      <w:r>
-        <w:rPr>
-          <w:rFonts w:ascii="Consolas" w:hAnsi="Consolas"/>
-          <w:sz w:val="18"/>
-        </w:rPr>
-        <w:t xml:space="preserve"> IN ('</w:t>
-      </w:r>
-      <w:r>
-        <w:rPr>
-          <w:rFonts w:ascii="Consolas" w:hAnsi="Consolas"/>
-          <w:sz w:val="18"/>
-        </w:rPr>
-        <w:t>已批准</w:t>
-      </w:r>
-      <w:r>
-        <w:rPr>
-          <w:rFonts w:ascii="Consolas" w:hAnsi="Consolas"/>
-          <w:sz w:val="18"/>
-        </w:rPr>
-        <w:t>', '</w:t>
-      </w:r>
-      <w:r>
-        <w:rPr>
-          <w:rFonts w:ascii="Consolas" w:hAnsi="Consolas"/>
-          <w:sz w:val="18"/>
-        </w:rPr>
-        <w:t>已驳回</w:t>
-      </w:r>
-      <w:r>
-        <w:rPr>
-          <w:rFonts w:ascii="Consolas" w:hAnsi="Consolas"/>
-          <w:sz w:val="18"/>
-        </w:rPr>
-        <w:t>')</w:t>
-      </w:r>
-      <w:r>
-        <w:rPr>
-          <w:rFonts w:ascii="Consolas" w:hAnsi="Consolas"/>
-          <w:sz w:val="18"/>
-        </w:rPr>
-        <w:br/>
-        <w:t xml:space="preserve">ORDER BY </w:t>
-      </w:r>
-      <w:proofErr w:type="spellStart"/>
-      <w:r>
-        <w:rPr>
-          <w:rFonts w:ascii="Consolas" w:hAnsi="Consolas"/>
-          <w:sz w:val="18"/>
-        </w:rPr>
-        <w:t>lr.approve_time</w:t>
-      </w:r>
-      <w:proofErr w:type="spellEnd"/>
-      <w:r>
-        <w:rPr>
-          <w:rFonts w:ascii="Consolas" w:hAnsi="Consolas"/>
-          <w:sz w:val="18"/>
-        </w:rPr>
-        <w:t xml:space="preserve"> DESC;</w:t>
-      </w:r>
-    </w:p>
-    <w:p>
-      <w:r>
-        <w:rPr>
-          <w:rFonts w:ascii="宋体" w:hAnsi="宋体"/>
-        </w:rPr>
-        <w:t>涉及表：Teacher、</w:t>
-      </w:r>
-      <w:proofErr w:type="spellStart"/>
-      <w:r>
-        <w:rPr>
-          <w:rFonts w:ascii="宋体" w:hAnsi="宋体"/>
-        </w:rPr>
-        <w:t>LeaveRecord</w:t>
-      </w:r>
-      <w:proofErr w:type="spellEnd"/>
+        <w:t>涉及表：Teacher、LeaveRecord</w:t>
+      </w:r>
     </w:p>
     <w:p>
       <w:r>
@@ -12703,6 +10385,7 @@
           <w:sz w:val="28"/>
           <w:szCs w:val="28"/>
         </w:rPr>
+        <w:lastRenderedPageBreak/>
         <w:t>索引设计</w:t>
       </w:r>
       <w:bookmarkEnd w:id="29"/>
@@ -12730,21 +10413,23 @@
         <w:rPr>
           <w:rFonts w:ascii="宋体" w:hAnsi="宋体"/>
         </w:rPr>
-        <w:t xml:space="preserve">  · </w:t>
-      </w:r>
-      <w:proofErr w:type="spellStart"/>
+        <w:t xml:space="preserve">  · LeaveRecord是系统核心业务表，数据量最大、查询最频繁，因此建立5个索引覆盖主要的查询和排序场景。</w:t>
+      </w:r>
+    </w:p>
+    <w:p>
       <w:r>
         <w:rPr>
           <w:rFonts w:ascii="宋体" w:hAnsi="宋体"/>
         </w:rPr>
-        <w:t>LeaveRecord</w:t>
-      </w:r>
-      <w:proofErr w:type="spellEnd"/>
+        <w:t xml:space="preserve">  · idx_leave_date_range为复合索引(start_date, end_date)，因为按日期范围查询请假记录时，两个日期字段通常同时出现在WHERE条件中。</w:t>
+      </w:r>
+    </w:p>
+    <w:p>
       <w:r>
         <w:rPr>
           <w:rFonts w:ascii="宋体" w:hAnsi="宋体"/>
         </w:rPr>
-        <w:t>是系统核心业务表，数据量最大、查询最频繁，因此建立5个索引覆盖主要的查询和排序场景。</w:t>
+        <w:t xml:space="preserve">  · Student表的class_id外键建立普通索引，加速按班级查询学生的JOIN操作。</w:t>
       </w:r>
     </w:p>
     <w:p>
@@ -12752,137 +10437,15 @@
         <w:rPr>
           <w:rFonts w:ascii="宋体" w:hAnsi="宋体"/>
         </w:rPr>
-        <w:t xml:space="preserve">  · </w:t>
-      </w:r>
-      <w:proofErr w:type="spellStart"/>
+        <w:t xml:space="preserve">  · Teacher表的class_id建立UNIQUE唯一索引，既加速查询，又保证了一个班级只有一位班主任的业务约束。</w:t>
+      </w:r>
+    </w:p>
+    <w:p>
       <w:r>
         <w:rPr>
           <w:rFonts w:ascii="宋体" w:hAnsi="宋体"/>
         </w:rPr>
-        <w:t>idx_leave_date_range</w:t>
-      </w:r>
-      <w:proofErr w:type="spellEnd"/>
-      <w:r>
-        <w:rPr>
-          <w:rFonts w:ascii="宋体" w:hAnsi="宋体"/>
-        </w:rPr>
-        <w:t>为复合索引(</w:t>
-      </w:r>
-      <w:proofErr w:type="spellStart"/>
-      <w:r>
-        <w:rPr>
-          <w:rFonts w:ascii="宋体" w:hAnsi="宋体"/>
-        </w:rPr>
-        <w:t>start_date</w:t>
-      </w:r>
-      <w:proofErr w:type="spellEnd"/>
-      <w:r>
-        <w:rPr>
-          <w:rFonts w:ascii="宋体" w:hAnsi="宋体"/>
-        </w:rPr>
-        <w:t xml:space="preserve">, </w:t>
-      </w:r>
-      <w:proofErr w:type="spellStart"/>
-      <w:r>
-        <w:rPr>
-          <w:rFonts w:ascii="宋体" w:hAnsi="宋体"/>
-        </w:rPr>
-        <w:t>end_date</w:t>
-      </w:r>
-      <w:proofErr w:type="spellEnd"/>
-      <w:r>
-        <w:rPr>
-          <w:rFonts w:ascii="宋体" w:hAnsi="宋体"/>
-        </w:rPr>
-        <w:t>)，因为按日期范围查询请假记录时，两个日期字段通常同时出现在WHERE条件中。</w:t>
-      </w:r>
-    </w:p>
-    <w:p>
-      <w:r>
-        <w:rPr>
-          <w:rFonts w:ascii="宋体" w:hAnsi="宋体"/>
-        </w:rPr>
-        <w:t xml:space="preserve">  · Student表的</w:t>
-      </w:r>
-      <w:proofErr w:type="spellStart"/>
-      <w:r>
-        <w:rPr>
-          <w:rFonts w:ascii="宋体" w:hAnsi="宋体"/>
-        </w:rPr>
-        <w:t>class_id</w:t>
-      </w:r>
-      <w:proofErr w:type="spellEnd"/>
-      <w:proofErr w:type="gramStart"/>
-      <w:r>
-        <w:rPr>
-          <w:rFonts w:ascii="宋体" w:hAnsi="宋体"/>
-        </w:rPr>
-        <w:t>外键建立</w:t>
-      </w:r>
-      <w:proofErr w:type="gramEnd"/>
-      <w:r>
-        <w:rPr>
-          <w:rFonts w:ascii="宋体" w:hAnsi="宋体"/>
-        </w:rPr>
-        <w:t>普通索引，加速按班级查询学生的JOIN操作。</w:t>
-      </w:r>
-    </w:p>
-    <w:p>
-      <w:r>
-        <w:rPr>
-          <w:rFonts w:ascii="宋体" w:hAnsi="宋体"/>
-        </w:rPr>
-        <w:t xml:space="preserve">  · Teacher表的</w:t>
-      </w:r>
-      <w:proofErr w:type="spellStart"/>
-      <w:r>
-        <w:rPr>
-          <w:rFonts w:ascii="宋体" w:hAnsi="宋体"/>
-        </w:rPr>
-        <w:t>class_id</w:t>
-      </w:r>
-      <w:proofErr w:type="spellEnd"/>
-      <w:r>
-        <w:rPr>
-          <w:rFonts w:ascii="宋体" w:hAnsi="宋体"/>
-        </w:rPr>
-        <w:t>建立UNIQUE唯一索引，既加速查询，又保证了一个班级只有一位班主任的业务约束。</w:t>
-      </w:r>
-    </w:p>
-    <w:p>
-      <w:r>
-        <w:rPr>
-          <w:rFonts w:ascii="宋体" w:hAnsi="宋体"/>
-        </w:rPr>
-        <w:t xml:space="preserve">  · </w:t>
-      </w:r>
-      <w:proofErr w:type="gramStart"/>
-      <w:r>
-        <w:rPr>
-          <w:rFonts w:ascii="宋体" w:hAnsi="宋体"/>
-        </w:rPr>
-        <w:t>所有外键字段</w:t>
-      </w:r>
-      <w:proofErr w:type="gramEnd"/>
-      <w:r>
-        <w:rPr>
-          <w:rFonts w:ascii="宋体" w:hAnsi="宋体"/>
-        </w:rPr>
-        <w:t>均建立索引，符合数据库设计中"</w:t>
-      </w:r>
-      <w:proofErr w:type="gramStart"/>
-      <w:r>
-        <w:rPr>
-          <w:rFonts w:ascii="宋体" w:hAnsi="宋体"/>
-        </w:rPr>
-        <w:t>外键应建</w:t>
-      </w:r>
-      <w:proofErr w:type="gramEnd"/>
-      <w:r>
-        <w:rPr>
-          <w:rFonts w:ascii="宋体" w:hAnsi="宋体"/>
-        </w:rPr>
-        <w:t>索引"的最佳实践。</w:t>
+        <w:t xml:space="preserve">  · 所有外键字段均建立索引，符合数据库设计中"外键应建索引"的最佳实践。</w:t>
       </w:r>
     </w:p>
     <w:p>
@@ -12908,30 +10471,29 @@
           <w:rFonts w:ascii="Consolas" w:hAnsi="Consolas"/>
           <w:sz w:val="18"/>
         </w:rPr>
-        <w:t xml:space="preserve">-- ========== </w:t>
-      </w:r>
-      <w:proofErr w:type="spellStart"/>
+        <w:t>-- ========== LeaveRecord</w:t>
+      </w:r>
       <w:r>
         <w:rPr>
           <w:rFonts w:ascii="Consolas" w:hAnsi="Consolas"/>
           <w:sz w:val="18"/>
         </w:rPr>
-        <w:t>LeaveRecord</w:t>
-      </w:r>
-      <w:proofErr w:type="spellEnd"/>
+        <w:t>表索引（核心业务表，数据量最大）</w:t>
+      </w:r>
       <w:r>
         <w:rPr>
           <w:rFonts w:ascii="Consolas" w:hAnsi="Consolas"/>
           <w:sz w:val="18"/>
         </w:rPr>
-        <w:t>表索引（核心业务表，数据量最大）</w:t>
+        <w:t>==========</w:t>
       </w:r>
       <w:r>
         <w:rPr>
           <w:rFonts w:ascii="Consolas" w:hAnsi="Consolas"/>
           <w:sz w:val="18"/>
         </w:rPr>
-        <w:t>==========</w:t>
+        <w:br/>
+        <w:t>CREATE INDEX idx_leave_student_id  ON LeaveRecord(student_id);</w:t>
       </w:r>
       <w:r>
         <w:rPr>
@@ -12939,417 +10501,105 @@
           <w:sz w:val="18"/>
         </w:rPr>
         <w:br/>
-        <w:t xml:space="preserve">CREATE INDEX </w:t>
-      </w:r>
-      <w:proofErr w:type="spellStart"/>
+        <w:t>CREATE INDEX idx_leave_status       ON LeaveRecord(status);</w:t>
+      </w:r>
       <w:r>
         <w:rPr>
           <w:rFonts w:ascii="Consolas" w:hAnsi="Consolas"/>
           <w:sz w:val="18"/>
         </w:rPr>
-        <w:t>idx_leave_student_id</w:t>
-      </w:r>
-      <w:proofErr w:type="spellEnd"/>
+        <w:br/>
+        <w:t>CREATE INDEX idx_leave_apply_time   ON LeaveRecord(apply_time);</w:t>
+      </w:r>
       <w:r>
         <w:rPr>
           <w:rFonts w:ascii="Consolas" w:hAnsi="Consolas"/>
           <w:sz w:val="18"/>
         </w:rPr>
-        <w:t xml:space="preserve">  ON </w:t>
-      </w:r>
-      <w:proofErr w:type="spellStart"/>
+        <w:br/>
+        <w:t>CREATE INDEX idx_leave_teacher_id   ON LeaveRecord(teacher_id);</w:t>
+      </w:r>
       <w:r>
         <w:rPr>
           <w:rFonts w:ascii="Consolas" w:hAnsi="Consolas"/>
           <w:sz w:val="18"/>
         </w:rPr>
-        <w:t>LeaveRecord</w:t>
-      </w:r>
-      <w:proofErr w:type="spellEnd"/>
+        <w:br/>
+        <w:t>CREATE INDEX idx_leave_date_range   ON LeaveRecord(start_date, end_date);</w:t>
+      </w:r>
       <w:r>
         <w:rPr>
           <w:rFonts w:ascii="Consolas" w:hAnsi="Consolas"/>
           <w:sz w:val="18"/>
         </w:rPr>
-        <w:t>(</w:t>
-      </w:r>
-      <w:proofErr w:type="spellStart"/>
+        <w:br/>
+      </w:r>
       <w:r>
         <w:rPr>
           <w:rFonts w:ascii="Consolas" w:hAnsi="Consolas"/>
           <w:sz w:val="18"/>
         </w:rPr>
-        <w:t>student_id</w:t>
-      </w:r>
-      <w:proofErr w:type="spellEnd"/>
+        <w:br/>
+        <w:t>-- ========== Student</w:t>
+      </w:r>
       <w:r>
         <w:rPr>
           <w:rFonts w:ascii="Consolas" w:hAnsi="Consolas"/>
           <w:sz w:val="18"/>
         </w:rPr>
-        <w:t>);</w:t>
+        <w:t>表索引</w:t>
       </w:r>
       <w:r>
         <w:rPr>
           <w:rFonts w:ascii="Consolas" w:hAnsi="Consolas"/>
           <w:sz w:val="18"/>
         </w:rPr>
-        <w:br/>
-        <w:t xml:space="preserve">CREATE INDEX </w:t>
-      </w:r>
-      <w:proofErr w:type="spellStart"/>
+        <w:t xml:space="preserve"> ==========</w:t>
+      </w:r>
       <w:r>
         <w:rPr>
           <w:rFonts w:ascii="Consolas" w:hAnsi="Consolas"/>
           <w:sz w:val="18"/>
         </w:rPr>
-        <w:t>idx_leave_status</w:t>
-      </w:r>
-      <w:proofErr w:type="spellEnd"/>
+        <w:br/>
+        <w:t>CREATE INDEX idx_student_class_id   ON Student(class_id);</w:t>
+      </w:r>
       <w:r>
         <w:rPr>
           <w:rFonts w:ascii="Consolas" w:hAnsi="Consolas"/>
           <w:sz w:val="18"/>
         </w:rPr>
-        <w:t xml:space="preserve">       ON </w:t>
-      </w:r>
-      <w:proofErr w:type="spellStart"/>
+        <w:br/>
+      </w:r>
       <w:r>
         <w:rPr>
           <w:rFonts w:ascii="Consolas" w:hAnsi="Consolas"/>
           <w:sz w:val="18"/>
         </w:rPr>
-        <w:t>LeaveRecord</w:t>
-      </w:r>
-      <w:proofErr w:type="spellEnd"/>
+        <w:br/>
+        <w:t>-- ========== Teacher</w:t>
+      </w:r>
       <w:r>
         <w:rPr>
           <w:rFonts w:ascii="Consolas" w:hAnsi="Consolas"/>
           <w:sz w:val="18"/>
         </w:rPr>
-        <w:t>(status);</w:t>
+        <w:t>表索引</w:t>
       </w:r>
       <w:r>
         <w:rPr>
           <w:rFonts w:ascii="Consolas" w:hAnsi="Consolas"/>
           <w:sz w:val="18"/>
         </w:rPr>
-        <w:br/>
-        <w:t xml:space="preserve">CREATE INDEX </w:t>
-      </w:r>
-      <w:proofErr w:type="spellStart"/>
+        <w:t xml:space="preserve"> ==========</w:t>
+      </w:r>
       <w:r>
         <w:rPr>
           <w:rFonts w:ascii="Consolas" w:hAnsi="Consolas"/>
           <w:sz w:val="18"/>
         </w:rPr>
-        <w:t>idx_leave_apply_time</w:t>
-      </w:r>
-      <w:proofErr w:type="spellEnd"/>
-      <w:r>
-        <w:rPr>
-          <w:rFonts w:ascii="Consolas" w:hAnsi="Consolas"/>
-          <w:sz w:val="18"/>
-        </w:rPr>
-        <w:t xml:space="preserve">   ON </w:t>
-      </w:r>
-      <w:proofErr w:type="spellStart"/>
-      <w:r>
-        <w:rPr>
-          <w:rFonts w:ascii="Consolas" w:hAnsi="Consolas"/>
-          <w:sz w:val="18"/>
-        </w:rPr>
-        <w:t>LeaveRecord</w:t>
-      </w:r>
-      <w:proofErr w:type="spellEnd"/>
-      <w:r>
-        <w:rPr>
-          <w:rFonts w:ascii="Consolas" w:hAnsi="Consolas"/>
-          <w:sz w:val="18"/>
-        </w:rPr>
-        <w:t>(</w:t>
-      </w:r>
-      <w:proofErr w:type="spellStart"/>
-      <w:r>
-        <w:rPr>
-          <w:rFonts w:ascii="Consolas" w:hAnsi="Consolas"/>
-          <w:sz w:val="18"/>
-        </w:rPr>
-        <w:t>apply_time</w:t>
-      </w:r>
-      <w:proofErr w:type="spellEnd"/>
-      <w:r>
-        <w:rPr>
-          <w:rFonts w:ascii="Consolas" w:hAnsi="Consolas"/>
-          <w:sz w:val="18"/>
-        </w:rPr>
-        <w:t>);</w:t>
-      </w:r>
-      <w:r>
-        <w:rPr>
-          <w:rFonts w:ascii="Consolas" w:hAnsi="Consolas"/>
-          <w:sz w:val="18"/>
-        </w:rPr>
         <w:br/>
-        <w:t xml:space="preserve">CREATE INDEX </w:t>
-      </w:r>
-      <w:proofErr w:type="spellStart"/>
-      <w:r>
-        <w:rPr>
-          <w:rFonts w:ascii="Consolas" w:hAnsi="Consolas"/>
-          <w:sz w:val="18"/>
-        </w:rPr>
-        <w:t>idx_leave_teacher_id</w:t>
-      </w:r>
-      <w:proofErr w:type="spellEnd"/>
-      <w:r>
-        <w:rPr>
-          <w:rFonts w:ascii="Consolas" w:hAnsi="Consolas"/>
-          <w:sz w:val="18"/>
-        </w:rPr>
-        <w:t xml:space="preserve">   ON </w:t>
-      </w:r>
-      <w:proofErr w:type="spellStart"/>
-      <w:r>
-        <w:rPr>
-          <w:rFonts w:ascii="Consolas" w:hAnsi="Consolas"/>
-          <w:sz w:val="18"/>
-        </w:rPr>
-        <w:t>LeaveRecord</w:t>
-      </w:r>
-      <w:proofErr w:type="spellEnd"/>
-      <w:r>
-        <w:rPr>
-          <w:rFonts w:ascii="Consolas" w:hAnsi="Consolas"/>
-          <w:sz w:val="18"/>
-        </w:rPr>
-        <w:t>(</w:t>
-      </w:r>
-      <w:proofErr w:type="spellStart"/>
-      <w:r>
-        <w:rPr>
-          <w:rFonts w:ascii="Consolas" w:hAnsi="Consolas"/>
-          <w:sz w:val="18"/>
-        </w:rPr>
-        <w:t>teacher_id</w:t>
-      </w:r>
-      <w:proofErr w:type="spellEnd"/>
-      <w:r>
-        <w:rPr>
-          <w:rFonts w:ascii="Consolas" w:hAnsi="Consolas"/>
-          <w:sz w:val="18"/>
-        </w:rPr>
-        <w:t>);</w:t>
-      </w:r>
-      <w:r>
-        <w:rPr>
-          <w:rFonts w:ascii="Consolas" w:hAnsi="Consolas"/>
-          <w:sz w:val="18"/>
-        </w:rPr>
-        <w:br/>
-        <w:t xml:space="preserve">CREATE INDEX </w:t>
-      </w:r>
-      <w:proofErr w:type="spellStart"/>
-      <w:r>
-        <w:rPr>
-          <w:rFonts w:ascii="Consolas" w:hAnsi="Consolas"/>
-          <w:sz w:val="18"/>
-        </w:rPr>
-        <w:t>idx_leave_date_range</w:t>
-      </w:r>
-      <w:proofErr w:type="spellEnd"/>
-      <w:r>
-        <w:rPr>
-          <w:rFonts w:ascii="Consolas" w:hAnsi="Consolas"/>
-          <w:sz w:val="18"/>
-        </w:rPr>
-        <w:t xml:space="preserve">   ON </w:t>
-      </w:r>
-      <w:proofErr w:type="spellStart"/>
-      <w:r>
-        <w:rPr>
-          <w:rFonts w:ascii="Consolas" w:hAnsi="Consolas"/>
-          <w:sz w:val="18"/>
-        </w:rPr>
-        <w:t>LeaveRecord</w:t>
-      </w:r>
-      <w:proofErr w:type="spellEnd"/>
-      <w:r>
-        <w:rPr>
-          <w:rFonts w:ascii="Consolas" w:hAnsi="Consolas"/>
-          <w:sz w:val="18"/>
-        </w:rPr>
-        <w:t>(</w:t>
-      </w:r>
-      <w:proofErr w:type="spellStart"/>
-      <w:r>
-        <w:rPr>
-          <w:rFonts w:ascii="Consolas" w:hAnsi="Consolas"/>
-          <w:sz w:val="18"/>
-        </w:rPr>
-        <w:t>start_date</w:t>
-      </w:r>
-      <w:proofErr w:type="spellEnd"/>
-      <w:r>
-        <w:rPr>
-          <w:rFonts w:ascii="Consolas" w:hAnsi="Consolas"/>
-          <w:sz w:val="18"/>
-        </w:rPr>
-        <w:t xml:space="preserve">, </w:t>
-      </w:r>
-      <w:proofErr w:type="spellStart"/>
-      <w:r>
-        <w:rPr>
-          <w:rFonts w:ascii="Consolas" w:hAnsi="Consolas"/>
-          <w:sz w:val="18"/>
-        </w:rPr>
-        <w:t>end_date</w:t>
-      </w:r>
-      <w:proofErr w:type="spellEnd"/>
-      <w:r>
-        <w:rPr>
-          <w:rFonts w:ascii="Consolas" w:hAnsi="Consolas"/>
-          <w:sz w:val="18"/>
-        </w:rPr>
-        <w:t>);</w:t>
-      </w:r>
-      <w:r>
-        <w:rPr>
-          <w:rFonts w:ascii="Consolas" w:hAnsi="Consolas"/>
-          <w:sz w:val="18"/>
-        </w:rPr>
-        <w:br/>
-      </w:r>
-      <w:r>
-        <w:rPr>
-          <w:rFonts w:ascii="Consolas" w:hAnsi="Consolas"/>
-          <w:sz w:val="18"/>
-        </w:rPr>
-        <w:br/>
-        <w:t>-- ========== Student</w:t>
-      </w:r>
-      <w:r>
-        <w:rPr>
-          <w:rFonts w:ascii="Consolas" w:hAnsi="Consolas"/>
-          <w:sz w:val="18"/>
-        </w:rPr>
-        <w:t>表索引</w:t>
-      </w:r>
-      <w:r>
-        <w:rPr>
-          <w:rFonts w:ascii="Consolas" w:hAnsi="Consolas"/>
-          <w:sz w:val="18"/>
-        </w:rPr>
-        <w:t xml:space="preserve"> ==========</w:t>
-      </w:r>
-      <w:r>
-        <w:rPr>
-          <w:rFonts w:ascii="Consolas" w:hAnsi="Consolas"/>
-          <w:sz w:val="18"/>
-        </w:rPr>
-        <w:br/>
-        <w:t xml:space="preserve">CREATE INDEX </w:t>
-      </w:r>
-      <w:proofErr w:type="spellStart"/>
-      <w:r>
-        <w:rPr>
-          <w:rFonts w:ascii="Consolas" w:hAnsi="Consolas"/>
-          <w:sz w:val="18"/>
-        </w:rPr>
-        <w:t>idx_student_class_id</w:t>
-      </w:r>
-      <w:proofErr w:type="spellEnd"/>
-      <w:r>
-        <w:rPr>
-          <w:rFonts w:ascii="Consolas" w:hAnsi="Consolas"/>
-          <w:sz w:val="18"/>
-        </w:rPr>
-        <w:t xml:space="preserve">   ON Student(</w:t>
-      </w:r>
-      <w:proofErr w:type="spellStart"/>
-      <w:r>
-        <w:rPr>
-          <w:rFonts w:ascii="Consolas" w:hAnsi="Consolas"/>
-          <w:sz w:val="18"/>
-        </w:rPr>
-        <w:t>class_id</w:t>
-      </w:r>
-      <w:proofErr w:type="spellEnd"/>
-      <w:r>
-        <w:rPr>
-          <w:rFonts w:ascii="Consolas" w:hAnsi="Consolas"/>
-          <w:sz w:val="18"/>
-        </w:rPr>
-        <w:t>);</w:t>
-      </w:r>
-      <w:r>
-        <w:rPr>
-          <w:rFonts w:ascii="Consolas" w:hAnsi="Consolas"/>
-          <w:sz w:val="18"/>
-        </w:rPr>
-        <w:br/>
-      </w:r>
-      <w:r>
-        <w:rPr>
-          <w:rFonts w:ascii="Consolas" w:hAnsi="Consolas"/>
-          <w:sz w:val="18"/>
-        </w:rPr>
-        <w:br/>
-        <w:t>-- ========== Teacher</w:t>
-      </w:r>
-      <w:r>
-        <w:rPr>
-          <w:rFonts w:ascii="Consolas" w:hAnsi="Consolas"/>
-          <w:sz w:val="18"/>
-        </w:rPr>
-        <w:t>表索引</w:t>
-      </w:r>
-      <w:r>
-        <w:rPr>
-          <w:rFonts w:ascii="Consolas" w:hAnsi="Consolas"/>
-          <w:sz w:val="18"/>
-        </w:rPr>
-        <w:t xml:space="preserve"> ==========</w:t>
-      </w:r>
-      <w:r>
-        <w:rPr>
-          <w:rFonts w:ascii="Consolas" w:hAnsi="Consolas"/>
-          <w:sz w:val="18"/>
-        </w:rPr>
-        <w:br/>
-        <w:t xml:space="preserve">CREATE UNIQUE INDEX </w:t>
-      </w:r>
-      <w:proofErr w:type="spellStart"/>
-      <w:r>
-        <w:rPr>
-          <w:rFonts w:ascii="Consolas" w:hAnsi="Consolas"/>
-          <w:sz w:val="18"/>
-        </w:rPr>
-        <w:t>idx_teacher_class_id</w:t>
-      </w:r>
-      <w:proofErr w:type="spellEnd"/>
-      <w:r>
-        <w:rPr>
-          <w:rFonts w:ascii="Consolas" w:hAnsi="Consolas"/>
-          <w:sz w:val="18"/>
-        </w:rPr>
-        <w:t xml:space="preserve"> ON Teacher(</w:t>
-      </w:r>
-      <w:proofErr w:type="spellStart"/>
-      <w:r>
-        <w:rPr>
-          <w:rFonts w:ascii="Consolas" w:hAnsi="Consolas"/>
-          <w:sz w:val="18"/>
-        </w:rPr>
-        <w:t>class_id</w:t>
-      </w:r>
-      <w:proofErr w:type="spellEnd"/>
-      <w:r>
-        <w:rPr>
-          <w:rFonts w:ascii="Consolas" w:hAnsi="Consolas"/>
-          <w:sz w:val="18"/>
-        </w:rPr>
-        <w:t>);</w:t>
+        <w:t>CREATE UNIQUE INDEX idx_teacher_class_id ON Teacher(class_id);</w:t>
       </w:r>
     </w:p>
     <w:p>
@@ -13357,222 +10607,55 @@
         <w:rPr>
           <w:rFonts w:ascii="宋体" w:hAnsi="宋体"/>
         </w:rPr>
-        <w:t xml:space="preserve">  · 学生查询个人请假记录 --&gt; WHERE </w:t>
-      </w:r>
-      <w:proofErr w:type="spellStart"/>
+        <w:t xml:space="preserve">  · 学生查询个人请假记录 --&gt; WHERE student_id --&gt; idx_leave_student_id</w:t>
+      </w:r>
+    </w:p>
+    <w:p>
       <w:r>
         <w:rPr>
           <w:rFonts w:ascii="宋体" w:hAnsi="宋体"/>
         </w:rPr>
-        <w:t>student_id</w:t>
-      </w:r>
-      <w:proofErr w:type="spellEnd"/>
+        <w:t xml:space="preserve">  · 班主任查看待审批请假 --&gt; WHERE status --&gt; idx_leave_status</w:t>
+      </w:r>
+    </w:p>
+    <w:p>
       <w:r>
         <w:rPr>
           <w:rFonts w:ascii="宋体" w:hAnsi="宋体"/>
         </w:rPr>
-        <w:t xml:space="preserve"> --&gt; </w:t>
-      </w:r>
-      <w:proofErr w:type="spellStart"/>
+        <w:t xml:space="preserve">  · 按申请时间排序显示 --&gt; ORDER BY apply_time --&gt; idx_leave_apply_time</w:t>
+      </w:r>
+    </w:p>
+    <w:p>
       <w:r>
         <w:rPr>
           <w:rFonts w:ascii="宋体" w:hAnsi="宋体"/>
         </w:rPr>
-        <w:t>idx_leave_student_id</w:t>
-      </w:r>
-      <w:proofErr w:type="spellEnd"/>
+        <w:t xml:space="preserve">  · 班主任查看审批历史 --&gt; WHERE teacher_id --&gt; idx_leave_teacher_id</w:t>
+      </w:r>
     </w:p>
     <w:p>
       <w:r>
         <w:rPr>
           <w:rFonts w:ascii="宋体" w:hAnsi="宋体"/>
         </w:rPr>
-        <w:t xml:space="preserve">  · 班主任查看待审批请假 --&gt; WHERE status --&gt; </w:t>
-      </w:r>
-      <w:proofErr w:type="spellStart"/>
+        <w:t xml:space="preserve">  · 按日期范围筛选请假 --&gt; WHERE start_date AND end_date --&gt; idx_leave_date_range（复合索引）</w:t>
+      </w:r>
+    </w:p>
+    <w:p>
       <w:r>
         <w:rPr>
           <w:rFonts w:ascii="宋体" w:hAnsi="宋体"/>
         </w:rPr>
-        <w:t>idx_leave_status</w:t>
-      </w:r>
-      <w:proofErr w:type="spellEnd"/>
+        <w:t xml:space="preserve">  · 按班级查询学生信息 --&gt; WHERE class_id --&gt; idx_student_class_id</w:t>
+      </w:r>
     </w:p>
     <w:p>
       <w:r>
         <w:rPr>
           <w:rFonts w:ascii="宋体" w:hAnsi="宋体"/>
         </w:rPr>
-        <w:t xml:space="preserve">  · 按申请时间排序显示 --&gt; ORDER BY </w:t>
-      </w:r>
-      <w:proofErr w:type="spellStart"/>
-      <w:r>
-        <w:rPr>
-          <w:rFonts w:ascii="宋体" w:hAnsi="宋体"/>
-        </w:rPr>
-        <w:t>apply_time</w:t>
-      </w:r>
-      <w:proofErr w:type="spellEnd"/>
-      <w:r>
-        <w:rPr>
-          <w:rFonts w:ascii="宋体" w:hAnsi="宋体"/>
-        </w:rPr>
-        <w:t xml:space="preserve"> --&gt; </w:t>
-      </w:r>
-      <w:proofErr w:type="spellStart"/>
-      <w:r>
-        <w:rPr>
-          <w:rFonts w:ascii="宋体" w:hAnsi="宋体"/>
-        </w:rPr>
-        <w:t>idx_leave_apply_time</w:t>
-      </w:r>
-      <w:proofErr w:type="spellEnd"/>
-    </w:p>
-    <w:p>
-      <w:r>
-        <w:rPr>
-          <w:rFonts w:ascii="宋体" w:hAnsi="宋体"/>
-        </w:rPr>
-        <w:t xml:space="preserve">  · 班主任查看审批历史 --&gt; WHERE </w:t>
-      </w:r>
-      <w:proofErr w:type="spellStart"/>
-      <w:r>
-        <w:rPr>
-          <w:rFonts w:ascii="宋体" w:hAnsi="宋体"/>
-        </w:rPr>
-        <w:t>teacher_id</w:t>
-      </w:r>
-      <w:proofErr w:type="spellEnd"/>
-      <w:r>
-        <w:rPr>
-          <w:rFonts w:ascii="宋体" w:hAnsi="宋体"/>
-        </w:rPr>
-        <w:t xml:space="preserve"> --&gt; </w:t>
-      </w:r>
-      <w:proofErr w:type="spellStart"/>
-      <w:r>
-        <w:rPr>
-          <w:rFonts w:ascii="宋体" w:hAnsi="宋体"/>
-        </w:rPr>
-        <w:t>idx_leave_teacher_id</w:t>
-      </w:r>
-      <w:proofErr w:type="spellEnd"/>
-    </w:p>
-    <w:p>
-      <w:r>
-        <w:rPr>
-          <w:rFonts w:ascii="宋体" w:hAnsi="宋体"/>
-        </w:rPr>
-        <w:lastRenderedPageBreak/>
-        <w:t xml:space="preserve">  · 按日期范围筛选请假 --&gt; WHERE </w:t>
-      </w:r>
-      <w:proofErr w:type="spellStart"/>
-      <w:r>
-        <w:rPr>
-          <w:rFonts w:ascii="宋体" w:hAnsi="宋体"/>
-        </w:rPr>
-        <w:t>start_date</w:t>
-      </w:r>
-      <w:proofErr w:type="spellEnd"/>
-      <w:r>
-        <w:rPr>
-          <w:rFonts w:ascii="宋体" w:hAnsi="宋体"/>
-        </w:rPr>
-        <w:t xml:space="preserve"> AND </w:t>
-      </w:r>
-      <w:proofErr w:type="spellStart"/>
-      <w:r>
-        <w:rPr>
-          <w:rFonts w:ascii="宋体" w:hAnsi="宋体"/>
-        </w:rPr>
-        <w:t>end_date</w:t>
-      </w:r>
-      <w:proofErr w:type="spellEnd"/>
-      <w:r>
-        <w:rPr>
-          <w:rFonts w:ascii="宋体" w:hAnsi="宋体"/>
-        </w:rPr>
-        <w:t xml:space="preserve"> --&gt; </w:t>
-      </w:r>
-      <w:proofErr w:type="spellStart"/>
-      <w:r>
-        <w:rPr>
-          <w:rFonts w:ascii="宋体" w:hAnsi="宋体"/>
-        </w:rPr>
-        <w:t>idx_leave_date_range</w:t>
-      </w:r>
-      <w:proofErr w:type="spellEnd"/>
-      <w:r>
-        <w:rPr>
-          <w:rFonts w:ascii="宋体" w:hAnsi="宋体"/>
-        </w:rPr>
-        <w:t>（复合索引）</w:t>
-      </w:r>
-    </w:p>
-    <w:p>
-      <w:r>
-        <w:rPr>
-          <w:rFonts w:ascii="宋体" w:hAnsi="宋体"/>
-        </w:rPr>
-        <w:t xml:space="preserve">  · 按班级查询学生信息 --&gt; WHERE </w:t>
-      </w:r>
-      <w:proofErr w:type="spellStart"/>
-      <w:r>
-        <w:rPr>
-          <w:rFonts w:ascii="宋体" w:hAnsi="宋体"/>
-        </w:rPr>
-        <w:t>class_id</w:t>
-      </w:r>
-      <w:proofErr w:type="spellEnd"/>
-      <w:r>
-        <w:rPr>
-          <w:rFonts w:ascii="宋体" w:hAnsi="宋体"/>
-        </w:rPr>
-        <w:t xml:space="preserve"> --&gt; </w:t>
-      </w:r>
-      <w:proofErr w:type="spellStart"/>
-      <w:r>
-        <w:rPr>
-          <w:rFonts w:ascii="宋体" w:hAnsi="宋体"/>
-        </w:rPr>
-        <w:t>idx_student_class_id</w:t>
-      </w:r>
-      <w:proofErr w:type="spellEnd"/>
-    </w:p>
-    <w:p>
-      <w:r>
-        <w:rPr>
-          <w:rFonts w:ascii="宋体" w:hAnsi="宋体"/>
-        </w:rPr>
-        <w:t xml:space="preserve">  · 按班级查询班主任 --&gt; WHERE </w:t>
-      </w:r>
-      <w:proofErr w:type="spellStart"/>
-      <w:r>
-        <w:rPr>
-          <w:rFonts w:ascii="宋体" w:hAnsi="宋体"/>
-        </w:rPr>
-        <w:t>class_id</w:t>
-      </w:r>
-      <w:proofErr w:type="spellEnd"/>
-      <w:r>
-        <w:rPr>
-          <w:rFonts w:ascii="宋体" w:hAnsi="宋体"/>
-        </w:rPr>
-        <w:t xml:space="preserve"> --&gt; </w:t>
-      </w:r>
-      <w:proofErr w:type="spellStart"/>
-      <w:r>
-        <w:rPr>
-          <w:rFonts w:ascii="宋体" w:hAnsi="宋体"/>
-        </w:rPr>
-        <w:t>idx_teacher_class_id</w:t>
-      </w:r>
-      <w:proofErr w:type="spellEnd"/>
-      <w:r>
-        <w:rPr>
-          <w:rFonts w:ascii="宋体" w:hAnsi="宋体"/>
-        </w:rPr>
-        <w:t>（唯一索引，确保1:1约束）</w:t>
+        <w:t xml:space="preserve">  · 按班级查询班主任 --&gt; WHERE class_id --&gt; idx_teacher_class_id（唯一索引，确保1:1约束）</w:t>
       </w:r>
     </w:p>
     <w:p>
@@ -13603,6 +10686,7 @@
           <w:rFonts w:hint="eastAsia"/>
           <w:szCs w:val="32"/>
         </w:rPr>
+        <w:lastRenderedPageBreak/>
         <w:t>物理实现</w:t>
       </w:r>
       <w:bookmarkEnd w:id="31"/>
@@ -13661,22 +10745,830 @@
     </w:p>
     <w:p>
       <w:r>
+        <w:t>根据第</w:t>
+      </w:r>
+      <w:r>
+        <w:t>4</w:t>
+      </w:r>
+      <w:r>
+        <w:t>章的逻辑结构设计，以下为核心建表</w:t>
+      </w:r>
+      <w:r>
+        <w:t>SQL</w:t>
+      </w:r>
+      <w:r>
+        <w:t>代码。</w:t>
+      </w:r>
+    </w:p>
+    <w:p/>
+    <w:p>
+      <w:r>
+        <w:t>（</w:t>
+      </w:r>
+      <w:r>
+        <w:t>1</w:t>
+      </w:r>
+      <w:r>
+        <w:t>）数据库创建</w:t>
+      </w:r>
+    </w:p>
+    <w:p>
+      <w:r>
+        <w:t xml:space="preserve">CREATE DATABASE IF NOT EXISTS </w:t>
+      </w:r>
+      <w:r>
+        <w:t>student-leave-management-system</w:t>
+      </w:r>
+    </w:p>
+    <w:p>
+      <w:r>
+        <w:t xml:space="preserve">    CHARACTER SET utf8mb4</w:t>
+      </w:r>
+    </w:p>
+    <w:p>
+      <w:r>
+        <w:t xml:space="preserve">    COLLATE utf8mb4_unicode_ci;</w:t>
+      </w:r>
+    </w:p>
+    <w:p>
+      <w:r>
+        <w:t xml:space="preserve">USE </w:t>
+      </w:r>
+      <w:r>
+        <w:t>student-leave-management-system</w:t>
+      </w:r>
+      <w:r>
+        <w:t>;</w:t>
+      </w:r>
+    </w:p>
+    <w:p/>
+    <w:p>
+      <w:r>
+        <w:t>（</w:t>
+      </w:r>
+      <w:r>
+        <w:t>2</w:t>
+      </w:r>
+      <w:r>
+        <w:t>）班级表（</w:t>
+      </w:r>
+      <w:r>
+        <w:t>Class</w:t>
+      </w:r>
+      <w:r>
+        <w:t>）</w:t>
+      </w:r>
+    </w:p>
+    <w:p>
+      <w:r>
+        <w:t>CREATE TABLE class (</w:t>
+      </w:r>
+    </w:p>
+    <w:p>
+      <w:r>
+        <w:t xml:space="preserve">    class_id   VARCHAR(20)  PRIMARY KEY     COMMENT '</w:t>
+      </w:r>
+      <w:r>
+        <w:t>班级编号</w:t>
+      </w:r>
+      <w:r>
+        <w:t>',</w:t>
+      </w:r>
+    </w:p>
+    <w:p>
+      <w:r>
+        <w:t xml:space="preserve">    class_name VARCHAR(100) NOT NULL        COMMENT '</w:t>
+      </w:r>
+      <w:r>
+        <w:t>班级名称</w:t>
+      </w:r>
+      <w:r>
+        <w:t>',</w:t>
+      </w:r>
+    </w:p>
+    <w:p>
+      <w:r>
+        <w:t xml:space="preserve">    department VARCHAR(100) NOT NULL        COMMENT '</w:t>
+      </w:r>
+      <w:r>
+        <w:t>所属院系</w:t>
+      </w:r>
+      <w:r>
+        <w:t>',</w:t>
+      </w:r>
+    </w:p>
+    <w:p>
+      <w:r>
+        <w:t xml:space="preserve">    grade      VARCHAR(10)  NOT NULL        COMMENT '</w:t>
+      </w:r>
+      <w:r>
+        <w:t>年级</w:t>
+      </w:r>
+      <w:r>
+        <w:t>'</w:t>
+      </w:r>
+    </w:p>
+    <w:p>
+      <w:r>
+        <w:t>) COMMENT='</w:t>
+      </w:r>
+      <w:r>
+        <w:t>班级表</w:t>
+      </w:r>
+      <w:r>
+        <w:t>';</w:t>
+      </w:r>
+    </w:p>
+    <w:p/>
+    <w:p>
+      <w:r>
+        <w:t>（</w:t>
+      </w:r>
+      <w:r>
+        <w:t>3</w:t>
+      </w:r>
+      <w:r>
+        <w:t>）学生表（</w:t>
+      </w:r>
+      <w:r>
+        <w:t>Student</w:t>
+      </w:r>
+      <w:r>
+        <w:t>）</w:t>
+      </w:r>
+    </w:p>
+    <w:p>
+      <w:r>
+        <w:t>CREATE TABLE student (</w:t>
+      </w:r>
+    </w:p>
+    <w:p>
+      <w:r>
+        <w:t xml:space="preserve">    student_id VARCHAR(20)  PRIMARY KEY     COMMENT '</w:t>
+      </w:r>
+      <w:r>
+        <w:t>学号</w:t>
+      </w:r>
+      <w:r>
+        <w:t>',</w:t>
+      </w:r>
+    </w:p>
+    <w:p>
+      <w:r>
+        <w:t xml:space="preserve">    name       VARCHAR(50)  NOT NULL        COMMENT '</w:t>
+      </w:r>
+      <w:r>
+        <w:t>姓名</w:t>
+      </w:r>
+      <w:r>
+        <w:t>',</w:t>
+      </w:r>
+    </w:p>
+    <w:p>
+      <w:r>
+        <w:t xml:space="preserve">    gender     CHAR(2)      NOT NULL        COMMENT '</w:t>
+      </w:r>
+      <w:r>
+        <w:t>性别</w:t>
+      </w:r>
+      <w:r>
+        <w:t>',</w:t>
+      </w:r>
+    </w:p>
+    <w:p>
+      <w:r>
+        <w:t xml:space="preserve">    password   VARCHAR(100) NOT NULL DEFAULT '123456' COMMENT '</w:t>
+      </w:r>
+      <w:r>
+        <w:t>登录密码</w:t>
+      </w:r>
+      <w:r>
+        <w:t>',</w:t>
+      </w:r>
+    </w:p>
+    <w:p>
+      <w:r>
+        <w:t xml:space="preserve">    phone      VARCHAR(20)  DEFAULT NULL    COMMENT '</w:t>
+      </w:r>
+      <w:r>
+        <w:t>联系电话</w:t>
+      </w:r>
+      <w:r>
+        <w:t>',</w:t>
+      </w:r>
+    </w:p>
+    <w:p>
+      <w:r>
+        <w:t xml:space="preserve">    email      VARCHAR(100) DEFAULT NULL    COMMENT '</w:t>
+      </w:r>
+      <w:r>
+        <w:t>电子邮箱</w:t>
+      </w:r>
+      <w:r>
+        <w:t>',</w:t>
+      </w:r>
+    </w:p>
+    <w:p>
+      <w:r>
+        <w:t xml:space="preserve">    class_id   VARCHAR(20)  NOT NULL        COMMENT '</w:t>
+      </w:r>
+      <w:r>
+        <w:t>班级编号</w:t>
+      </w:r>
+      <w:r>
+        <w:t>',</w:t>
+      </w:r>
+    </w:p>
+    <w:p>
+      <w:r>
+        <w:t xml:space="preserve">    CONSTRAINT fk_student_class FOREIGN KEY (class_id) REFERENCES class(class_id),</w:t>
+      </w:r>
+    </w:p>
+    <w:p>
+      <w:r>
+        <w:t xml:space="preserve">    CONSTRAINT chk_student_gender CHECK (gender IN ('</w:t>
+      </w:r>
+      <w:r>
+        <w:t>男</w:t>
+      </w:r>
+      <w:r>
+        <w:t>', '</w:t>
+      </w:r>
+      <w:r>
+        <w:t>女</w:t>
+      </w:r>
+      <w:r>
+        <w:t>'))</w:t>
+      </w:r>
+    </w:p>
+    <w:p>
+      <w:r>
+        <w:t>) COMMENT='</w:t>
+      </w:r>
+      <w:r>
+        <w:t>学生表</w:t>
+      </w:r>
+      <w:r>
+        <w:t>';</w:t>
+      </w:r>
+    </w:p>
+    <w:p/>
+    <w:p>
+      <w:r>
+        <w:t>（</w:t>
+      </w:r>
+      <w:r>
+        <w:t>4</w:t>
+      </w:r>
+      <w:r>
+        <w:t>）班主任表（</w:t>
+      </w:r>
+      <w:r>
+        <w:t>Teacher</w:t>
+      </w:r>
+      <w:r>
+        <w:t>）</w:t>
+      </w:r>
+    </w:p>
+    <w:p>
+      <w:r>
+        <w:t>CREATE TABLE teacher (</w:t>
+      </w:r>
+    </w:p>
+    <w:p>
+      <w:r>
+        <w:t xml:space="preserve">    teacher_id VARCHAR(20)  PRIMARY KEY     COMMENT '</w:t>
+      </w:r>
+      <w:r>
+        <w:t>教师编号</w:t>
+      </w:r>
+      <w:r>
+        <w:t>',</w:t>
+      </w:r>
+    </w:p>
+    <w:p>
+      <w:r>
+        <w:t xml:space="preserve">    name       VARCHAR(50)  NOT NULL        COMMENT '</w:t>
+      </w:r>
+      <w:r>
+        <w:t>姓名</w:t>
+      </w:r>
+      <w:r>
+        <w:t>',</w:t>
+      </w:r>
+    </w:p>
+    <w:p>
+      <w:r>
+        <w:t xml:space="preserve">    gender     CHAR(2)      NOT NULL        COMMENT '</w:t>
+      </w:r>
+      <w:r>
+        <w:t>性别</w:t>
+      </w:r>
+      <w:r>
+        <w:t>',</w:t>
+      </w:r>
+    </w:p>
+    <w:p>
+      <w:r>
+        <w:t xml:space="preserve">    password   VARCHAR(100) NOT NULL DEFAULT '123456' COMMENT '</w:t>
+      </w:r>
+      <w:r>
+        <w:t>登录密码</w:t>
+      </w:r>
+      <w:r>
+        <w:t>',</w:t>
+      </w:r>
+    </w:p>
+    <w:p>
+      <w:r>
+        <w:t xml:space="preserve">    phone      VARCHAR(20)  DEFAULT NULL    COMMENT '</w:t>
+      </w:r>
+      <w:r>
+        <w:t>联系电话</w:t>
+      </w:r>
+      <w:r>
+        <w:t>',</w:t>
+      </w:r>
+    </w:p>
+    <w:p>
+      <w:r>
+        <w:t xml:space="preserve">    email      VARCHAR(100) DEFAULT NULL    COMMENT '</w:t>
+      </w:r>
+      <w:r>
+        <w:t>电子邮箱</w:t>
+      </w:r>
+      <w:r>
+        <w:t>',</w:t>
+      </w:r>
+    </w:p>
+    <w:p>
+      <w:r>
+        <w:t xml:space="preserve">    class_id   VARCHAR(20)  </w:t>
+      </w:r>
+      <w:r>
         <w:rPr>
           <w:rFonts w:hint="eastAsia"/>
         </w:rPr>
-        <w:t>（描述数据库的</w:t>
+        <w:t>NOT</w:t>
+      </w:r>
+      <w:r>
+        <w:t xml:space="preserve"> NULL    COMMENT '</w:t>
+      </w:r>
+      <w:r>
+        <w:t>管辖班级编号</w:t>
+      </w:r>
+      <w:r>
+        <w:t>',</w:t>
+      </w:r>
+    </w:p>
+    <w:p>
+      <w:r>
+        <w:lastRenderedPageBreak/>
+        <w:t xml:space="preserve">    CONSTRAINT fk_teacher_class FOREIGN KEY (class_id) REFERENCES class(class_id),</w:t>
+      </w:r>
+    </w:p>
+    <w:p>
+      <w:r>
+        <w:t xml:space="preserve">    CONSTRAINT uk_teacher_class UNIQUE (class_id),</w:t>
+      </w:r>
+    </w:p>
+    <w:p>
+      <w:r>
+        <w:t xml:space="preserve">    CONSTRAINT chk_teacher_gender CHECK (gender IN ('</w:t>
+      </w:r>
+      <w:r>
+        <w:t>男</w:t>
+      </w:r>
+      <w:r>
+        <w:t>', '</w:t>
+      </w:r>
+      <w:r>
+        <w:t>女</w:t>
+      </w:r>
+      <w:r>
+        <w:t>'))</w:t>
+      </w:r>
+    </w:p>
+    <w:p>
+      <w:r>
+        <w:t>) COMMENT='</w:t>
+      </w:r>
+      <w:r>
+        <w:t>班主任表</w:t>
+      </w:r>
+      <w:r>
+        <w:t>';</w:t>
+      </w:r>
+    </w:p>
+    <w:p/>
+    <w:p>
+      <w:r>
+        <w:t>（</w:t>
+      </w:r>
+      <w:r>
+        <w:t>5</w:t>
+      </w:r>
+      <w:r>
+        <w:t>）教务管理员表（</w:t>
+      </w:r>
+      <w:r>
+        <w:t>Admin</w:t>
+      </w:r>
+      <w:r>
+        <w:t>）</w:t>
+      </w:r>
+    </w:p>
+    <w:p>
+      <w:r>
+        <w:t>CREATE TABLE admin (</w:t>
+      </w:r>
+    </w:p>
+    <w:p>
+      <w:r>
+        <w:t xml:space="preserve">    admin_id VARCHAR(20)  PRIMARY KEY     COMMENT '</w:t>
+      </w:r>
+      <w:r>
+        <w:t>管理员编号</w:t>
+      </w:r>
+      <w:r>
+        <w:t>',</w:t>
+      </w:r>
+    </w:p>
+    <w:p>
+      <w:r>
+        <w:t xml:space="preserve">    name     VARCHAR(50)  NOT NULL        COMMENT '</w:t>
+      </w:r>
+      <w:r>
+        <w:t>姓名</w:t>
+      </w:r>
+      <w:r>
+        <w:t>',</w:t>
+      </w:r>
+    </w:p>
+    <w:p>
+      <w:r>
+        <w:t xml:space="preserve">    password VARCHAR(100) NOT NULL DEFAULT '123456' COMMENT '</w:t>
+      </w:r>
+      <w:r>
+        <w:t>登录密码</w:t>
+      </w:r>
+      <w:r>
+        <w:t>',</w:t>
+      </w:r>
+    </w:p>
+    <w:p>
+      <w:r>
+        <w:t xml:space="preserve">    phone    VARCHAR(20)  DEFAULT NULL    COMMENT '</w:t>
+      </w:r>
+      <w:r>
+        <w:t>联系电话</w:t>
+      </w:r>
+      <w:r>
+        <w:t>',</w:t>
+      </w:r>
+    </w:p>
+    <w:p>
+      <w:r>
+        <w:t xml:space="preserve">    email    VARCHAR(100) DEFAULT NULL    COMMENT '</w:t>
+      </w:r>
+      <w:r>
+        <w:t>电子邮箱</w:t>
+      </w:r>
+      <w:r>
+        <w:t>'</w:t>
+      </w:r>
+    </w:p>
+    <w:p>
+      <w:r>
+        <w:t>) COMMENT='</w:t>
+      </w:r>
+      <w:r>
+        <w:t>教务管理员表</w:t>
+      </w:r>
+      <w:r>
+        <w:t>';</w:t>
+      </w:r>
+    </w:p>
+    <w:p/>
+    <w:p>
+      <w:r>
+        <w:t>（</w:t>
+      </w:r>
+      <w:r>
+        <w:t>6</w:t>
+      </w:r>
+      <w:r>
+        <w:t>）请假记录表（</w:t>
+      </w:r>
+      <w:r>
+        <w:t>LeaveRecord</w:t>
+      </w:r>
+      <w:r>
+        <w:t>）</w:t>
+      </w:r>
+    </w:p>
+    <w:p>
+      <w:r>
+        <w:t>CREATE TABLE leave_record (</w:t>
+      </w:r>
+    </w:p>
+    <w:p>
+      <w:r>
+        <w:t xml:space="preserve">    leave_id        INT          AUTO_INCREMENT PRIMARY KEY COMMENT '</w:t>
+      </w:r>
+      <w:r>
+        <w:t>请假编号</w:t>
+      </w:r>
+      <w:r>
+        <w:t>',</w:t>
+      </w:r>
+    </w:p>
+    <w:p>
+      <w:r>
+        <w:t xml:space="preserve">    student_id      VARCHAR(20)  NOT NULL        COMMENT '</w:t>
+      </w:r>
+      <w:r>
+        <w:t>学生编号</w:t>
+      </w:r>
+      <w:r>
+        <w:t>',</w:t>
+      </w:r>
+    </w:p>
+    <w:p>
+      <w:r>
+        <w:t xml:space="preserve">    leave_type      VARCHAR(20)  NOT NULL        COMMENT '</w:t>
+      </w:r>
+      <w:r>
+        <w:t>请假类型</w:t>
+      </w:r>
+      <w:r>
+        <w:t>(</w:t>
+      </w:r>
+      <w:r>
+        <w:t>事假</w:t>
+      </w:r>
+      <w:r>
+        <w:t>/</w:t>
+      </w:r>
+      <w:r>
+        <w:t>病假</w:t>
+      </w:r>
+      <w:r>
+        <w:t>/</w:t>
+      </w:r>
+      <w:r>
+        <w:t>公假</w:t>
+      </w:r>
+      <w:r>
+        <w:t>/</w:t>
+      </w:r>
+      <w:r>
+        <w:t>其他</w:t>
+      </w:r>
+      <w:r>
+        <w:t>)',</w:t>
+      </w:r>
+    </w:p>
+    <w:p>
+      <w:r>
+        <w:t xml:space="preserve">    start_date      DATE         NOT NULL        COMMENT '</w:t>
+      </w:r>
+      <w:r>
+        <w:t>开始日期</w:t>
+      </w:r>
+      <w:r>
+        <w:t>',</w:t>
+      </w:r>
+    </w:p>
+    <w:p>
+      <w:r>
+        <w:t xml:space="preserve">    end_date        DATE         NOT NULL        COMMENT '</w:t>
+      </w:r>
+      <w:r>
+        <w:t>结束日期</w:t>
+      </w:r>
+      <w:r>
+        <w:t>',</w:t>
+      </w:r>
+    </w:p>
+    <w:p>
+      <w:r>
+        <w:t xml:space="preserve">    reason          TEXT         NOT NULL        COMMENT '</w:t>
+      </w:r>
+      <w:r>
+        <w:t>请假原因</w:t>
+      </w:r>
+      <w:r>
+        <w:t>',</w:t>
+      </w:r>
+    </w:p>
+    <w:p>
+      <w:r>
+        <w:t xml:space="preserve">    status          VARCHAR(10)  NOT NULL DEFAULT '</w:t>
+      </w:r>
+      <w:r>
+        <w:t>待审批</w:t>
+      </w:r>
+      <w:r>
+        <w:t>' COMMENT '</w:t>
+      </w:r>
+      <w:r>
+        <w:t>审批状态</w:t>
+      </w:r>
+      <w:r>
+        <w:t>(</w:t>
+      </w:r>
+      <w:r>
+        <w:t>待审批</w:t>
+      </w:r>
+      <w:r>
+        <w:t>/</w:t>
+      </w:r>
+      <w:r>
+        <w:t>已批准</w:t>
+      </w:r>
+      <w:r>
+        <w:t>/</w:t>
+      </w:r>
+      <w:r>
+        <w:t>已驳回</w:t>
+      </w:r>
+      <w:r>
+        <w:t>)',</w:t>
+      </w:r>
+    </w:p>
+    <w:p>
+      <w:r>
+        <w:t xml:space="preserve">    apply_time      DATETIME     NOT NULL DEFAULT CURRENT_TIMESTAMP COMMENT '</w:t>
+      </w:r>
+      <w:r>
+        <w:t>申请时间</w:t>
+      </w:r>
+      <w:r>
+        <w:t>',</w:t>
+      </w:r>
+    </w:p>
+    <w:p>
+      <w:r>
+        <w:t xml:space="preserve">    teacher_id      VARCHAR(20)  </w:t>
       </w:r>
       <w:r>
         <w:rPr>
           <w:rFonts w:hint="eastAsia"/>
         </w:rPr>
-        <w:t>SQL</w:t>
-      </w:r>
-      <w:r>
-        <w:rPr>
-          <w:rFonts w:hint="eastAsia"/>
-        </w:rPr>
-        <w:t>脚本，可以另附脚本文件）</w:t>
+        <w:t>NOT</w:t>
+      </w:r>
+      <w:r>
+        <w:t xml:space="preserve"> NULL    COMMENT '</w:t>
+      </w:r>
+      <w:r>
+        <w:t>审批教师编号</w:t>
+      </w:r>
+      <w:r>
+        <w:t>',</w:t>
+      </w:r>
+    </w:p>
+    <w:p>
+      <w:r>
+        <w:t xml:space="preserve">    approve_time    DATETIME     DEFAULT NULL    COMMENT '</w:t>
+      </w:r>
+      <w:r>
+        <w:t>审批时间</w:t>
+      </w:r>
+      <w:r>
+        <w:t>',</w:t>
+      </w:r>
+    </w:p>
+    <w:p>
+      <w:r>
+        <w:t xml:space="preserve">    approve_comment TEXT         DEFAULT NULL    COMMENT '</w:t>
+      </w:r>
+      <w:r>
+        <w:t>审批意见</w:t>
+      </w:r>
+      <w:r>
+        <w:t>',</w:t>
+      </w:r>
+    </w:p>
+    <w:p>
+      <w:r>
+        <w:t xml:space="preserve">    CONSTRAINT fk_leave_student FOREIGN KEY (student_id) REFERENCES student(student_id),</w:t>
+      </w:r>
+    </w:p>
+    <w:p>
+      <w:r>
+        <w:t xml:space="preserve">    CONSTRAINT fk_leave_teacher FOREIGN KEY (teacher_id) REFERENCES teacher(teacher_id),</w:t>
+      </w:r>
+    </w:p>
+    <w:p>
+      <w:r>
+        <w:t xml:space="preserve">    CONSTRAINT chk_leave_status CHECK (status IN ('</w:t>
+      </w:r>
+      <w:r>
+        <w:t>待审批</w:t>
+      </w:r>
+      <w:r>
+        <w:t>', '</w:t>
+      </w:r>
+      <w:r>
+        <w:t>已批准</w:t>
+      </w:r>
+      <w:r>
+        <w:t>', '</w:t>
+      </w:r>
+      <w:r>
+        <w:t>已驳回</w:t>
+      </w:r>
+      <w:r>
+        <w:t>')),</w:t>
+      </w:r>
+    </w:p>
+    <w:p>
+      <w:r>
+        <w:t xml:space="preserve">    CONSTRAINT chk_leave_date  CHECK (end_date &gt;= start_date)</w:t>
+      </w:r>
+    </w:p>
+    <w:p>
+      <w:r>
+        <w:t>) COMMENT='</w:t>
+      </w:r>
+      <w:r>
+        <w:t>请假记录表</w:t>
+      </w:r>
+      <w:r>
+        <w:t>';</w:t>
+      </w:r>
+    </w:p>
+    <w:p/>
+    <w:p>
+      <w:r>
+        <w:t>此外，针对高频查询场景建立了</w:t>
+      </w:r>
+      <w:r>
+        <w:t>7</w:t>
+      </w:r>
+      <w:r>
+        <w:t>个索引：</w:t>
+      </w:r>
+      <w:r>
+        <w:t>idx_leave_student_id</w:t>
+      </w:r>
+      <w:r>
+        <w:t>（按学生</w:t>
+      </w:r>
+      <w:r>
+        <w:t>ID</w:t>
+      </w:r>
+      <w:r>
+        <w:t>查询请假记录）、</w:t>
+      </w:r>
+      <w:r>
+        <w:t>idx_leave_status</w:t>
+      </w:r>
+      <w:r>
+        <w:t>（按状态筛选待审批列表）、</w:t>
+      </w:r>
+      <w:r>
+        <w:t>idx_leave_apply_time</w:t>
+      </w:r>
+      <w:r>
+        <w:t>（按申请时间排序）、</w:t>
+      </w:r>
+      <w:r>
+        <w:t>idx_leave_teacher_id</w:t>
+      </w:r>
+      <w:r>
+        <w:t>（按教师</w:t>
+      </w:r>
+      <w:r>
+        <w:t>ID</w:t>
+      </w:r>
+      <w:r>
+        <w:t>查审批历史）、</w:t>
+      </w:r>
+      <w:r>
+        <w:t>idx_leave_date_range</w:t>
+      </w:r>
+      <w:r>
+        <w:t>（按日期范围筛选）、</w:t>
+      </w:r>
+      <w:r>
+        <w:t>idx_student_class_id</w:t>
+      </w:r>
+      <w:r>
+        <w:t>（按班级查学生）、</w:t>
+      </w:r>
+      <w:r>
+        <w:t>idx_teacher_class_id</w:t>
+      </w:r>
+      <w:r>
+        <w:t>（</w:t>
+      </w:r>
+      <w:r>
+        <w:t>UNIQUE</w:t>
+      </w:r>
+      <w:r>
+        <w:t>，确保一个班级只有一位班主任）。</w:t>
       </w:r>
     </w:p>
     <w:p>
@@ -13699,6 +11591,7 @@
           <w:sz w:val="28"/>
           <w:szCs w:val="28"/>
         </w:rPr>
+        <w:lastRenderedPageBreak/>
         <w:t xml:space="preserve"> </w:t>
       </w:r>
       <w:bookmarkStart w:id="35" w:name="_Toc307902509"/>
@@ -13716,10 +11609,639 @@
     </w:p>
     <w:p>
       <w:r>
+        <w:t>本系统采用</w:t>
+      </w:r>
+      <w:r>
+        <w:t>MySQL</w:t>
+      </w:r>
+      <w:r>
+        <w:t>视图（</w:t>
+      </w:r>
+      <w:r>
+        <w:t>View</w:t>
+      </w:r>
+      <w:r>
+        <w:t>）封装核心查询逻辑，以替代传统的存储过程。视图具有以下优势：（</w:t>
+      </w:r>
+      <w:r>
+        <w:t>1</w:t>
+      </w:r>
+      <w:r>
+        <w:t>）语法简洁，可直接像普通表一样进行</w:t>
+      </w:r>
+      <w:r>
+        <w:t>SELECT</w:t>
+      </w:r>
+      <w:r>
+        <w:t>查询，与</w:t>
+      </w:r>
+      <w:r>
+        <w:t>MyBatis</w:t>
+      </w:r>
+      <w:r>
+        <w:t>等</w:t>
+      </w:r>
+      <w:r>
+        <w:t>ORM</w:t>
+      </w:r>
+      <w:r>
+        <w:t>框架无缝集成；（</w:t>
+      </w:r>
+      <w:r>
+        <w:t>2</w:t>
+      </w:r>
+      <w:r>
+        <w:t>）自动反映基表数据变化，无需手动刷新；（</w:t>
+      </w:r>
+      <w:r>
+        <w:t>3</w:t>
+      </w:r>
+      <w:r>
+        <w:t>）无需额外的调用权限配置，降低运维复杂度。系统共设计了</w:t>
+      </w:r>
+      <w:r>
+        <w:t>4</w:t>
+      </w:r>
+      <w:r>
+        <w:t>个视图，覆盖所有核心查询场景。</w:t>
+      </w:r>
+    </w:p>
+    <w:p/>
+    <w:p>
+      <w:r>
+        <w:t>（</w:t>
+      </w:r>
+      <w:r>
+        <w:t>1</w:t>
+      </w:r>
+      <w:r>
+        <w:t>）学生请假详情视图（</w:t>
+      </w:r>
+      <w:r>
+        <w:t>v_student_leave_detail</w:t>
+      </w:r>
+      <w:r>
+        <w:t>）</w:t>
+      </w:r>
+    </w:p>
+    <w:p>
+      <w:r>
+        <w:t>关联</w:t>
+      </w:r>
+      <w:r>
+        <w:t>leave_record</w:t>
+      </w:r>
+      <w:r>
+        <w:t>、</w:t>
+      </w:r>
+      <w:r>
+        <w:t>student</w:t>
+      </w:r>
+      <w:r>
+        <w:t>、</w:t>
+      </w:r>
+      <w:r>
+        <w:t>class</w:t>
+      </w:r>
+      <w:r>
+        <w:t>、</w:t>
+      </w:r>
+      <w:r>
+        <w:t>teacher</w:t>
+      </w:r>
+      <w:r>
+        <w:t>四张表，提供请假记录的完整信息视图，包括学生姓名、班级名称、通过</w:t>
+      </w:r>
+      <w:r>
+        <w:t>DATEDIFF</w:t>
+      </w:r>
+      <w:r>
+        <w:t>函数计算的请假天数、审批教师姓名等字段。该视图供学生端查看个人请假记录和教师端查看班级请假列表使用。</w:t>
+      </w:r>
+    </w:p>
+    <w:p>
+      <w:r>
+        <w:t>CREATE VIEW v_student_leave_detail AS</w:t>
+      </w:r>
+    </w:p>
+    <w:p>
+      <w:r>
+        <w:t>SELECT</w:t>
+      </w:r>
+    </w:p>
+    <w:p>
+      <w:r>
+        <w:t xml:space="preserve">    lr.leave_id, lr.student_id, s.name AS student_name,</w:t>
+      </w:r>
+    </w:p>
+    <w:p>
+      <w:r>
+        <w:t xml:space="preserve">    s.gender, c.class_id, c.class_name, c.department,</w:t>
+      </w:r>
+    </w:p>
+    <w:p>
+      <w:r>
+        <w:t xml:space="preserve">    lr.leave_type, lr.start_date, lr.end_date,</w:t>
+      </w:r>
+    </w:p>
+    <w:p>
+      <w:r>
+        <w:t xml:space="preserve">    DATEDIFF(lr.end_date, lr.start_date) + 1 AS leave_days,</w:t>
+      </w:r>
+    </w:p>
+    <w:p>
+      <w:r>
+        <w:t xml:space="preserve">    lr.reason, lr.status, lr.apply_time,</w:t>
+      </w:r>
+    </w:p>
+    <w:p>
+      <w:r>
+        <w:t xml:space="preserve">    lr.teacher_id, t.name AS teacher_name,</w:t>
+      </w:r>
+    </w:p>
+    <w:p>
+      <w:r>
+        <w:t xml:space="preserve">    lr.approve_time, lr.approve_comment</w:t>
+      </w:r>
+    </w:p>
+    <w:p>
+      <w:r>
+        <w:t>FROM leave_record lr</w:t>
+      </w:r>
+    </w:p>
+    <w:p>
+      <w:r>
+        <w:t>JOIN student s ON lr.student_id = s.student_id</w:t>
+      </w:r>
+    </w:p>
+    <w:p>
+      <w:r>
+        <w:t>JOIN class c ON s.class_id = c.class_id</w:t>
+      </w:r>
+    </w:p>
+    <w:p>
+      <w:r>
+        <w:t>LEFT JOIN teacher t ON lr.teacher_id = t.teacher_id;</w:t>
+      </w:r>
+    </w:p>
+    <w:p/>
+    <w:p>
+      <w:r>
+        <w:t>（</w:t>
+      </w:r>
+      <w:r>
+        <w:t>2</w:t>
+      </w:r>
+      <w:r>
+        <w:t>）待审批请假视图（</w:t>
+      </w:r>
+      <w:r>
+        <w:t>v_pending_leave</w:t>
+      </w:r>
+      <w:r>
+        <w:t>）</w:t>
+      </w:r>
+    </w:p>
+    <w:p>
+      <w:r>
+        <w:t>筛选</w:t>
+      </w:r>
+      <w:r>
+        <w:t>status='</w:t>
+      </w:r>
+      <w:r>
+        <w:t>待审批</w:t>
+      </w:r>
+      <w:r>
+        <w:t>'</w:t>
+      </w:r>
+      <w:r>
+        <w:t>的请假记录，供班主任快速定位本班待处理的请假申请，按申请时间升序排列。</w:t>
+      </w:r>
+    </w:p>
+    <w:p>
+      <w:pPr>
+        <w:rPr>
+          <w:rFonts w:ascii="Consolas" w:hAnsi="Consolas"/>
+          <w:sz w:val="18"/>
+        </w:rPr>
+      </w:pPr>
+      <w:r>
+        <w:rPr>
+          <w:rFonts w:ascii="Consolas" w:hAnsi="Consolas"/>
+          <w:sz w:val="18"/>
+        </w:rPr>
+        <w:t>CREATE VIEW v_pending_leave AS</w:t>
+      </w:r>
+      <w:r>
+        <w:rPr>
+          <w:rFonts w:ascii="Consolas" w:hAnsi="Consolas"/>
+          <w:sz w:val="18"/>
+        </w:rPr>
+        <w:br/>
+        <w:t>SELECT lr.leave_id, lr.student_id, s.name AS student_name,</w:t>
+      </w:r>
+      <w:r>
+        <w:rPr>
+          <w:rFonts w:ascii="Consolas" w:hAnsi="Consolas"/>
+          <w:sz w:val="18"/>
+        </w:rPr>
+        <w:br/>
+        <w:t xml:space="preserve">       c.class_name, lr.leave_type, lr.start_date, lr.end_date,</w:t>
+      </w:r>
+      <w:r>
+        <w:rPr>
+          <w:rFonts w:ascii="Consolas" w:hAnsi="Consolas"/>
+          <w:sz w:val="18"/>
+        </w:rPr>
+        <w:br/>
+        <w:t xml:space="preserve">       DATEDIFF(lr.end_date, lr.start_date) + 1 AS leave_days,</w:t>
+      </w:r>
+      <w:r>
+        <w:rPr>
+          <w:rFonts w:ascii="Consolas" w:hAnsi="Consolas"/>
+          <w:sz w:val="18"/>
+        </w:rPr>
+        <w:br/>
+        <w:t xml:space="preserve">       lr.reason, lr.apply_time</w:t>
+      </w:r>
+      <w:r>
+        <w:rPr>
+          <w:rFonts w:ascii="Consolas" w:hAnsi="Consolas"/>
+          <w:sz w:val="18"/>
+        </w:rPr>
+        <w:br/>
+        <w:t>FROM LeaveRecord lr</w:t>
+      </w:r>
+      <w:r>
+        <w:rPr>
+          <w:rFonts w:ascii="Consolas" w:hAnsi="Consolas"/>
+          <w:sz w:val="18"/>
+        </w:rPr>
+        <w:br/>
+        <w:t>JOIN Student s ON lr.student_id = s.student_id</w:t>
+      </w:r>
+      <w:r>
+        <w:rPr>
+          <w:rFonts w:ascii="Consolas" w:hAnsi="Consolas"/>
+          <w:sz w:val="18"/>
+        </w:rPr>
+        <w:br/>
+        <w:t>JOIN Class c ON s.class_id = c.class_id</w:t>
+      </w:r>
+      <w:r>
+        <w:rPr>
+          <w:rFonts w:ascii="Consolas" w:hAnsi="Consolas"/>
+          <w:sz w:val="18"/>
+        </w:rPr>
+        <w:br/>
+        <w:t>WHERE lr.status = '</w:t>
+      </w:r>
+      <w:r>
+        <w:rPr>
+          <w:rFonts w:ascii="Consolas" w:hAnsi="Consolas"/>
+          <w:sz w:val="18"/>
+        </w:rPr>
+        <w:t>待审批</w:t>
+      </w:r>
+      <w:r>
+        <w:rPr>
+          <w:rFonts w:ascii="Consolas" w:hAnsi="Consolas"/>
+          <w:sz w:val="18"/>
+        </w:rPr>
+        <w:t>'</w:t>
+      </w:r>
+      <w:r>
+        <w:rPr>
+          <w:rFonts w:ascii="Consolas" w:hAnsi="Consolas"/>
+          <w:sz w:val="18"/>
+        </w:rPr>
+        <w:br/>
+        <w:t>ORDER BY lr.apply_time ASC;</w:t>
+      </w:r>
+      <w:r>
+        <w:rPr>
+          <w:rFonts w:ascii="inherit" w:hAnsi="inherit" w:cs="Fira Code"/>
+          <w:i/>
+          <w:iCs/>
+          <w:color w:val="B2B2B2"/>
+          <w:spacing w:val="8"/>
+          <w:kern w:val="0"/>
+          <w:sz w:val="24"/>
+          <w:szCs w:val="24"/>
+          <w:bdr w:val="none" w:sz="0" w:space="0" w:color="auto" w:frame="1"/>
+        </w:rPr>
+        <w:t xml:space="preserve"> </w:t>
+      </w:r>
+      <w:r>
+        <w:rPr>
+          <w:rFonts w:ascii="inherit" w:hAnsi="inherit" w:cs="Fira Code"/>
+          <w:i/>
+          <w:iCs/>
+          <w:color w:val="B2B2B2"/>
+          <w:spacing w:val="8"/>
+          <w:kern w:val="0"/>
+          <w:sz w:val="24"/>
+          <w:szCs w:val="24"/>
+          <w:bdr w:val="none" w:sz="0" w:space="0" w:color="auto" w:frame="1"/>
+        </w:rPr>
+        <w:tab/>
+      </w:r>
+      <w:r>
+        <w:rPr>
+          <w:rFonts w:ascii="Consolas" w:hAnsi="Consolas"/>
+          <w:i/>
+          <w:iCs/>
+          <w:sz w:val="18"/>
+        </w:rPr>
+        <w:t>--</w:t>
+      </w:r>
+      <w:r>
+        <w:rPr>
+          <w:rFonts w:ascii="Consolas" w:hAnsi="Consolas" w:hint="eastAsia"/>
+          <w:i/>
+          <w:iCs/>
+          <w:sz w:val="18"/>
+        </w:rPr>
+        <w:t xml:space="preserve"> </w:t>
+      </w:r>
+      <w:r>
+        <w:rPr>
+          <w:rFonts w:ascii="Consolas" w:hAnsi="Consolas"/>
+          <w:i/>
+          <w:iCs/>
+          <w:sz w:val="18"/>
+        </w:rPr>
+        <w:t>按申请时间从早到晚排</w:t>
+      </w:r>
+    </w:p>
+    <w:p/>
+    <w:p>
+      <w:r>
+        <w:t>（</w:t>
+      </w:r>
+      <w:r>
+        <w:t>3</w:t>
+      </w:r>
+      <w:r>
+        <w:t>）班级请假统计视图（</w:t>
+      </w:r>
+      <w:r>
+        <w:t>v_class_leave_statistics</w:t>
+      </w:r>
+      <w:r>
+        <w:t>）</w:t>
+      </w:r>
+    </w:p>
+    <w:p>
+      <w:r>
+        <w:t>按班级维度聚合统计请假数据，包括各班请假总次数、已批准数、已驳回数和待审批数。使用</w:t>
+      </w:r>
+      <w:r>
+        <w:t>LEFT JOIN</w:t>
+      </w:r>
+      <w:r>
+        <w:t>确保没有请假记录的班级也能在统计结果中显示（各项统计值为</w:t>
+      </w:r>
+      <w:r>
+        <w:t>0</w:t>
+      </w:r>
+      <w:r>
+        <w:t>）。供教务管理员生成全校请假统计报表。</w:t>
+      </w:r>
+    </w:p>
+    <w:p>
+      <w:r>
+        <w:lastRenderedPageBreak/>
+        <w:t>CREATE VIEW v_class_leave_statistics AS</w:t>
+      </w:r>
+    </w:p>
+    <w:p>
+      <w:r>
+        <w:t>SELECT</w:t>
+      </w:r>
+    </w:p>
+    <w:p>
+      <w:r>
+        <w:t xml:space="preserve">    c.class_id, c.class_name, c.department, c.grade,</w:t>
+      </w:r>
+    </w:p>
+    <w:p>
+      <w:r>
+        <w:t xml:space="preserve">    COUNT(lr.leave_id) AS total_leaves,</w:t>
+      </w:r>
+    </w:p>
+    <w:p>
+      <w:r>
+        <w:t xml:space="preserve">    SUM(CASE WHEN lr.status = '</w:t>
+      </w:r>
+      <w:r>
+        <w:t>已批准</w:t>
+      </w:r>
+      <w:r>
+        <w:t>' THEN 1 ELSE 0 END) AS approved_count,</w:t>
+      </w:r>
+    </w:p>
+    <w:p>
+      <w:r>
+        <w:t xml:space="preserve">    SUM(CASE WHEN lr.status = '</w:t>
+      </w:r>
+      <w:r>
+        <w:t>已驳回</w:t>
+      </w:r>
+      <w:r>
+        <w:t>' THEN 1 ELSE 0 END) AS rejected_count,</w:t>
+      </w:r>
+    </w:p>
+    <w:p>
+      <w:r>
+        <w:t xml:space="preserve">    SUM(CASE WHEN lr.status = '</w:t>
+      </w:r>
+      <w:r>
+        <w:t>待审批</w:t>
+      </w:r>
+      <w:r>
+        <w:t>' THEN 1 ELSE 0 END) AS pending_count</w:t>
+      </w:r>
+    </w:p>
+    <w:p>
+      <w:r>
+        <w:t>FROM class c</w:t>
+      </w:r>
+    </w:p>
+    <w:p>
+      <w:r>
+        <w:t>LEFT JOIN student s ON c.class_id = s.class_id</w:t>
+      </w:r>
+    </w:p>
+    <w:p>
+      <w:r>
+        <w:t>LEFT JOIN leave_record lr ON s.student_id = lr.student_id</w:t>
+      </w:r>
+    </w:p>
+    <w:p>
+      <w:r>
+        <w:t>GROUP BY c.class_id, c.class_name, c.department, c.grade;</w:t>
+      </w:r>
+    </w:p>
+    <w:p/>
+    <w:p>
+      <w:r>
+        <w:t>（</w:t>
+      </w:r>
+      <w:r>
+        <w:t>4</w:t>
+      </w:r>
+      <w:r>
+        <w:t>）审批历史视图（</w:t>
+      </w:r>
+      <w:r>
+        <w:t>v_approval_history</w:t>
+      </w:r>
+      <w:r>
+        <w:t>）</w:t>
+      </w:r>
+    </w:p>
+    <w:p>
+      <w:r>
+        <w:t>筛选已审批（已批准或已驳回）的请假记录，包含审批教师姓名、审批时间和审批意见，供班主任查看审批历史记录和追溯审批决策。</w:t>
+      </w:r>
+    </w:p>
+    <w:p>
+      <w:r>
+        <w:t>CREATE VIEW v_approval_history AS</w:t>
+      </w:r>
+    </w:p>
+    <w:p>
+      <w:r>
+        <w:t>SELECT</w:t>
+      </w:r>
+    </w:p>
+    <w:p>
+      <w:r>
+        <w:t xml:space="preserve">    lr.leave_id, lr.student_id, s.name AS student_name,</w:t>
+      </w:r>
+    </w:p>
+    <w:p>
+      <w:r>
+        <w:t xml:space="preserve">    lr.leave_type, lr.status, lr.apply_time,</w:t>
+      </w:r>
+    </w:p>
+    <w:p>
+      <w:r>
+        <w:t xml:space="preserve">    lr.teacher_id, t.name AS teacher_name,</w:t>
+      </w:r>
+    </w:p>
+    <w:p>
+      <w:r>
+        <w:t xml:space="preserve">    lr.approve_time, lr.approve_comment</w:t>
+      </w:r>
+    </w:p>
+    <w:p>
+      <w:r>
+        <w:t>FROM leave_record lr</w:t>
+      </w:r>
+    </w:p>
+    <w:p>
+      <w:r>
+        <w:t>JOIN student s ON lr.student_id = s.student_id</w:t>
+      </w:r>
+    </w:p>
+    <w:p>
+      <w:r>
+        <w:t>LEFT JOIN teacher t ON lr.teacher_id = t.teacher_id</w:t>
+      </w:r>
+    </w:p>
+    <w:p>
+      <w:r>
+        <w:t>WHERE lr.status IN ('</w:t>
+      </w:r>
+      <w:r>
+        <w:t>已批准</w:t>
+      </w:r>
+      <w:r>
+        <w:t>', '</w:t>
+      </w:r>
+      <w:r>
+        <w:t>已驳回</w:t>
+      </w:r>
+      <w:r>
+        <w:t>');</w:t>
+      </w:r>
+    </w:p>
+    <w:p/>
+    <w:p>
+      <w:r>
+        <w:t>以上</w:t>
+      </w:r>
+      <w:r>
+        <w:t>4</w:t>
+      </w:r>
+      <w:r>
+        <w:t>个视图覆盖了系统的全部核心查询场景：学生查看个人请假记录通过</w:t>
+      </w:r>
+      <w:r>
+        <w:t>v_student_leave_detail</w:t>
+      </w:r>
+      <w:r>
+        <w:t>按</w:t>
+      </w:r>
+      <w:r>
+        <w:t>student_id</w:t>
+      </w:r>
+      <w:r>
+        <w:t>过滤实现，班主任待审批管理通过</w:t>
+      </w:r>
+      <w:r>
+        <w:t>v_pending_leave</w:t>
+      </w:r>
+      <w:r>
+        <w:t>按</w:t>
+      </w:r>
+      <w:r>
+        <w:t>class_id</w:t>
+      </w:r>
+      <w:r>
+        <w:t>过滤实现，审批历史通过</w:t>
+      </w:r>
+      <w:r>
+        <w:t>v_approval_history</w:t>
+      </w:r>
+      <w:r>
+        <w:t>按</w:t>
+      </w:r>
+      <w:r>
+        <w:t>teacher_id</w:t>
+      </w:r>
+      <w:r>
+        <w:t>过滤实现，教务统计报表直接查询</w:t>
+      </w:r>
+      <w:r>
+        <w:t>v_class_leave_statistics</w:t>
+      </w:r>
+      <w:r>
+        <w:t>。视图的使用显著简化了后端</w:t>
+      </w:r>
+      <w:r>
         <w:rPr>
           <w:rFonts w:hint="eastAsia"/>
         </w:rPr>
-        <w:t>（使用存储过程实现应用中的复杂业务功能）</w:t>
+        <w:t>MAPPER</w:t>
+      </w:r>
+      <w:r>
+        <w:rPr>
+          <w:rFonts w:hint="eastAsia"/>
+        </w:rPr>
+        <w:t>持久</w:t>
+      </w:r>
+      <w:r>
+        <w:t>层代码，避免了重复的多表</w:t>
+      </w:r>
+      <w:r>
+        <w:t>JOIN</w:t>
+      </w:r>
+      <w:r>
+        <w:t>查询。</w:t>
       </w:r>
     </w:p>
     <w:p>
@@ -13782,16 +12304,63 @@
       <w:bookmarkEnd w:id="40"/>
     </w:p>
     <w:p>
-      <w:pPr>
-        <w:pStyle w:val="13"/>
-        <w:ind w:firstLineChars="0" w:firstLine="0"/>
-        <w:jc w:val="left"/>
-      </w:pPr>
-      <w:r>
-        <w:rPr>
-          <w:rFonts w:hint="eastAsia"/>
-        </w:rPr>
-        <w:t>（说明系统如何安装、设置和运行的步骤）</w:t>
+      <w:r>
+        <w:t xml:space="preserve">本系统采用前后端分离架构，后端基于Spring Boot 4.0.6 + MyBatis 3.0.4，前端采用Vue 3 + Axios，数据库使用MySQL 8.0。以下为系统部署的具体步骤。</w:t>
+      </w:r>
+    </w:p>
+    <w:p/>
+    <w:p>
+      <w:r>
+        <w:t xml:space="preserve">（1）环境准备</w:t>
+      </w:r>
+    </w:p>
+    <w:p>
+      <w:r>
+        <w:t xml:space="preserve">部署前需准备以下软件环境：JDK 21、MySQL 8.0、Maven 3.9+、Node.js 18+。确保MySQL服务已启动且可通过TCP 3306端口正常连接。</w:t>
+      </w:r>
+    </w:p>
+    <w:p/>
+    <w:p>
+      <w:r>
+        <w:t xml:space="preserve">（2）数据库初始化</w:t>
+      </w:r>
+    </w:p>
+    <w:p>
+      <w:r>
+        <w:t xml:space="preserve">在MySQL中依次执行sql目录下的schema.sql和seed.sql脚本。schema.sql负责创建数据库、5张数据表、4个视图和7个索引；seed.sql负责插入3个班级、8名学生、3名班主任、1名教务管理员和8条请假记录的测试数据。可在MySQL命令行或Navicat等图形化工具中直接运行。</w:t>
+      </w:r>
+    </w:p>
+    <w:p/>
+    <w:p>
+      <w:r>
+        <w:t xml:space="preserve">（3）后端配置与启动</w:t>
+      </w:r>
+    </w:p>
+    <w:p>
+      <w:r>
+        <w:t xml:space="preserve">修改src/main/resources/application.properties文件中的数据库连接信息（spring.datasource.url、username、password），确保与本地MySQL实例匹配。在项目根目录执行"mvn spring-boot:run"命令启动Spring Boot应用，服务默认监听8080端口，启动日志显示"Started Application"即表示启动成功。</w:t>
+      </w:r>
+    </w:p>
+    <w:p/>
+    <w:p>
+      <w:r>
+        <w:t xml:space="preserve">（4）前端部署</w:t>
+      </w:r>
+    </w:p>
+    <w:p>
+      <w:r>
+        <w:t xml:space="preserve">前端为Vue 3开发的纯静态页面，位于src/main/resources/static目录下。后端启动后，直接在浏览器访问http://localhost:8080/login.html即可进入系统登录页面。如需生产环境部署，可将静态文件部署至Nginx并配置反向代理。</w:t>
+      </w:r>
+    </w:p>
+    <w:p/>
+    <w:p>
+      <w:r>
+        <w:t xml:space="preserve">（5）测试账号</w:t>
+      </w:r>
+    </w:p>
+    <w:p>
+      <w:r>
+        <w:t xml:space="preserve">系统通过seed.sql预置了以下测试账号（密码统一为123456）：学生账号2021001~2021008；班主任账号T001（计科2101班）、T002（计科2102班）、T003（软工2101班）；教务管理员账号A001。各角色登录后将自动跳转至对应功能页面。</w:t>
       </w:r>
     </w:p>
     <w:p>
@@ -13830,16 +12399,202 @@
       <w:bookmarkEnd w:id="42"/>
     </w:p>
     <w:p>
-      <w:pPr>
-        <w:tabs>
-          <w:tab w:val="left" w:pos="4785"/>
-        </w:tabs>
-      </w:pPr>
-      <w:r>
-        <w:rPr>
-          <w:rFonts w:hint="eastAsia"/>
-        </w:rPr>
-        <w:t>（说明系统实现的主要功能，并以截图表示）</w:t>
+      <w:r>
+        <w:t xml:space="preserve">本系统围绕学生请假事务管理这一核心业务，实现了从请假申请、班主任审批到教务统计的完整流程。以下按功能模块分别介绍。</w:t>
+      </w:r>
+    </w:p>
+    <w:p/>
+    <w:p>
+      <w:r>
+        <w:t xml:space="preserve">（1）登录与身份认证</w:t>
+      </w:r>
+    </w:p>
+    <w:p>
+      <w:r>
+        <w:t xml:space="preserve">系统提供统一的登录页面，用户选择角色（学生/班主任/教务管理员）后输入账号和密码进行身份验证。后端接收到POST /api/auth/login请求后，根据role参数分别查询Student、Teacher或Admin表进行密码比对，验证通过后返回用户信息及角色标识，前端根据角色跳转至对应的功能页面。</w:t>
+      </w:r>
+    </w:p>
+    <w:p/>
+    <w:p>
+      <w:r>
+        <w:t xml:space="preserve">（2）学生端——请假申请</w:t>
+      </w:r>
+    </w:p>
+    <w:p>
+      <w:r>
+        <w:t xml:space="preserve">学生登录后进入请假申请页面，表单包含请假类型下拉框（事假/病假/公假/其他）、开始日期、结束日期和请假原因文本框。提交后调用POST /api/leave接口，系统自动记录当前时间为申请时间，初始审批状态设置为"待审批"，并将该请假记录插入LeaveRecord表。</w:t>
+      </w:r>
+    </w:p>
+    <w:p/>
+    <w:p>
+      <w:r>
+        <w:t xml:space="preserve">（3）学生端——请假记录查询</w:t>
+      </w:r>
+    </w:p>
+    <w:p>
+      <w:r>
+        <w:t xml:space="preserve">学生可通过GET /api/leave/student/{studentId}接口查询个人的全部请假记录。后端通过v_student_leave_detail视图关联查询学生姓名、班级名称、请假天数（DATEDIFF计算）、审批教师姓名和审批意见等信息，按申请时间倒序排列展示。</w:t>
+      </w:r>
+    </w:p>
+    <w:p/>
+    <w:p>
+      <w:r>
+        <w:t xml:space="preserve">（4）班主任端——待审批管理</w:t>
+      </w:r>
+    </w:p>
+    <w:p>
+      <w:r>
+        <w:t xml:space="preserve">班主任登录后，系统通过GET /api/leave/pending/{classId}接口自动加载本班所有状态为"待审批"的请假申请。列表展示学生姓名、请假类型、起止日期、请假天数等关键信息。班主任点击某条记录可查看详情，通过PUT /api/leave/{leaveId}/approve或/reject接口进行批准或驳回操作，需填写审批意见，系统自动记录审批时间和审批教师编号。</w:t>
+      </w:r>
+    </w:p>
+    <w:p/>
+    <w:p>
+      <w:r>
+        <w:t xml:space="preserve">（5）班主任端——审批历史</w:t>
+      </w:r>
+    </w:p>
+    <w:p>
+      <w:r>
+        <w:t xml:space="preserve">班主任可通过GET /api/leave/teacher/{teacherId}接口查看自己过往所有的审批记录（v_approval_history视图），包含已批准和已驳回两类，按审批时间倒序排列，支持追溯历史审批决策。</w:t>
+      </w:r>
+    </w:p>
+    <w:p/>
+    <w:p>
+      <w:r>
+        <w:t xml:space="preserve">（6）教务管理员端——基础数据管理</w:t>
+      </w:r>
+    </w:p>
+    <w:p>
+      <w:r>
+        <w:t xml:space="preserve">管理员拥有学生、班主任、班级三个模块的完整CRUD权限（分别对应/api/students、/api/teachers、/api/classes接口），可进行新增、修改、删除和查询操作。所有写操作均包含后端数据校验，例如学号唯一性检查、班级外键关联检查等。</w:t>
+      </w:r>
+    </w:p>
+    <w:p/>
+    <w:p>
+      <w:r>
+        <w:t xml:space="preserve">（7）教务管理员端——统计报表</w:t>
+      </w:r>
+    </w:p>
+    <w:p>
+      <w:r>
+        <w:t xml:space="preserve">管理员可通过GET /api/stats接口获取全校请假统计数据，后端直接查询v_class_leave_statistics视图，返回各班请假总次数、已批准数、已驳回数和待审批数。管理员可按院系和年级进行筛选，全面掌握各班级请假情况。</w:t>
+      </w:r>
+    </w:p>
+    <w:p/>
+    <w:p>
+      <w:r>
+        <w:t xml:space="preserve">（8）API接口一览</w:t>
+      </w:r>
+    </w:p>
+    <w:p>
+      <w:r>
+        <w:t xml:space="preserve">系统共设计了14个REST API接口，覆盖认证、请假、审批、管理和统计五大模块，详见下表。</w:t>
+      </w:r>
+    </w:p>
+    <w:p/>
+    <w:p>
+      <w:r>
+        <w:t xml:space="preserve">表6-1 系统API接口清单</w:t>
+      </w:r>
+    </w:p>
+    <w:p>
+      <w:r>
+        <w:t xml:space="preserve">POST	/api/auth/login	登录认证	传入id+password+role</w:t>
+      </w:r>
+    </w:p>
+    <w:p>
+      <w:r>
+        <w:t xml:space="preserve">POST	/api/leave	提交请假申请	学生端</w:t>
+      </w:r>
+    </w:p>
+    <w:p>
+      <w:r>
+        <w:t xml:space="preserve">GET	/api/leave/student/{id}	查询个人请假记录	学生端</w:t>
+      </w:r>
+    </w:p>
+    <w:p>
+      <w:r>
+        <w:t xml:space="preserve">GET	/api/leave/pending/{classId}	查询待审批列表	班主任端</w:t>
+      </w:r>
+    </w:p>
+    <w:p>
+      <w:r>
+        <w:t xml:space="preserve">PUT	/api/leave/{id}/approve	审批通过	班主任端</w:t>
+      </w:r>
+    </w:p>
+    <w:p>
+      <w:r>
+        <w:t xml:space="preserve">PUT	/api/leave/{id}/reject	审批驳回	班主任端</w:t>
+      </w:r>
+    </w:p>
+    <w:p>
+      <w:r>
+        <w:t xml:space="preserve">GET	/api/leave/teacher/{id}	查询审批历史	班主任端</w:t>
+      </w:r>
+    </w:p>
+    <w:p>
+      <w:r>
+        <w:t xml:space="preserve">GET	/api/students	学生列表	管理员端</w:t>
+      </w:r>
+    </w:p>
+    <w:p>
+      <w:r>
+        <w:t xml:space="preserve">POST	/api/students	新增学生	管理员端</w:t>
+      </w:r>
+    </w:p>
+    <w:p>
+      <w:r>
+        <w:t xml:space="preserve">PUT	/api/students/{id}	修改学生	管理员端</w:t>
+      </w:r>
+    </w:p>
+    <w:p>
+      <w:r>
+        <w:t xml:space="preserve">DELETE	/api/students/{id}	删除学生	管理员端</w:t>
+      </w:r>
+    </w:p>
+    <w:p>
+      <w:r>
+        <w:t xml:space="preserve">GET	/api/teachers	教师列表	管理员端</w:t>
+      </w:r>
+    </w:p>
+    <w:p>
+      <w:r>
+        <w:t xml:space="preserve">POST	/api/teachers	新增教师	管理员端</w:t>
+      </w:r>
+    </w:p>
+    <w:p>
+      <w:r>
+        <w:t xml:space="preserve">PUT	/api/teachers/{id}	修改教师	管理员端</w:t>
+      </w:r>
+    </w:p>
+    <w:p>
+      <w:r>
+        <w:t xml:space="preserve">DELETE	/api/teachers/{id}	删除教师	管理员端</w:t>
+      </w:r>
+    </w:p>
+    <w:p>
+      <w:r>
+        <w:t xml:space="preserve">GET	/api/classes	班级列表	管理员端</w:t>
+      </w:r>
+    </w:p>
+    <w:p>
+      <w:r>
+        <w:t xml:space="preserve">POST	/api/classes	新增班级	管理员端</w:t>
+      </w:r>
+    </w:p>
+    <w:p>
+      <w:r>
+        <w:t xml:space="preserve">PUT	/api/classes/{id}	修改班级	管理员端</w:t>
+      </w:r>
+    </w:p>
+    <w:p>
+      <w:r>
+        <w:t xml:space="preserve">DELETE	/api/classes/{id}	删除班级	管理员端</w:t>
+      </w:r>
+    </w:p>
+    <w:p>
+      <w:r>
+        <w:t xml:space="preserve">GET	/api/stats	请假统计	管理员端</w:t>
       </w:r>
     </w:p>
     <w:p>
@@ -13861,6 +12616,7 @@
           <w:rFonts w:hint="eastAsia"/>
           <w:szCs w:val="32"/>
         </w:rPr>
+        <w:lastRenderedPageBreak/>
         <w:t>设计总结</w:t>
       </w:r>
       <w:bookmarkEnd w:id="43"/>
@@ -13868,22 +12624,51 @@
     </w:p>
     <w:p>
       <w:r>
-        <w:rPr>
-          <w:rFonts w:hint="eastAsia"/>
-        </w:rPr>
-        <w:t>（小组详细分工情况</w:t>
-      </w:r>
-      <w:r>
-        <w:rPr>
-          <w:rFonts w:hint="eastAsia"/>
-        </w:rPr>
-        <w:t>,</w:t>
-      </w:r>
-      <w:r>
-        <w:rPr>
-          <w:rFonts w:hint="eastAsia"/>
-        </w:rPr>
-        <w:t>课程设计的个人总结，分开写总结，需结合课程设计的具体情况）</w:t>
+        <w:t xml:space="preserve">通过本次数据库课程设计，我完成了一个完整的学生请假事务管理系统的数据库设计与文档撰写工作，对整个数据库设计流程有了更加深入的理解和体会。</w:t>
+      </w:r>
+    </w:p>
+    <w:p/>
+    <w:p>
+      <w:r>
+        <w:t xml:space="preserve">（1）工作回顾</w:t>
+      </w:r>
+    </w:p>
+    <w:p>
+      <w:r>
+        <w:t xml:space="preserve">本次课程设计从需求分析入手，经历了概念结构设计（绘制E-R图，抽象实体与联系）、逻辑结构设计（E-R图转关系模式，进行范式规范化分析）、物理实现（DDL建表脚本、索引优化、视图设计）到应用开发规划的完整流程。作为个人独立完成的项目，我在每个阶段都投入了大量时间进行学习和实践，最终产出了一份结构完整、内容详实的课程设计文档，以及配套的SQL脚本和测试数据。</w:t>
+      </w:r>
+    </w:p>
+    <w:p/>
+    <w:p>
+      <w:r>
+        <w:t xml:space="preserve">（2）技术收获</w:t>
+      </w:r>
+    </w:p>
+    <w:p>
+      <w:r>
+        <w:t xml:space="preserve">在需求分析阶段，我学会了如何从业务场景中梳理功能需求和数据需求，绘制数据流图和数据字典。在概念设计阶段，掌握了从需求中抽象实体、定义属性和识别实体间联系的方法，并能够使用E-R图进行直观表达。在逻辑设计阶段，深入理解了E-R图向关系模式转换的规则，以及1NF、2NF、3NF范式规范化理论在实践中的运用。在物理实现阶段，熟练掌握了MySQL的DDL语法、数据类型选择原则、外键和CHECK约束的定义、索引的创建策略以及视图的应用场景。此外，对Spring Boot + MyBatis后端架构和RESTful API设计也有了更系统的认识。</w:t>
+      </w:r>
+    </w:p>
+    <w:p/>
+    <w:p>
+      <w:r>
+        <w:t xml:space="preserve">（3）遇到的问题与解决</w:t>
+      </w:r>
+    </w:p>
+    <w:p>
+      <w:r>
+        <w:t xml:space="preserve">在设计过程中，概念模型中的数据类型与物理模型中MySQL数据类型的对应关系需要仔细斟酌，例如性别字段在概念层描述为字符类型，在物理层经过对比选择了CHAR(2)并配合CHECK约束以保证数据完整性。在LeaveRecord表的status字段设计上，最初考虑使用ENUM类型，但考虑到后续可能扩展审批状态，最终选择了VARCHAR(10)配合CHECK约束的方案以兼顾灵活性和数据约束。视图与存储过程的选择也是一个考量点，最终采用视图方案，因为它与MyBatis等ORM框架集成更便捷且维护成本更低。文档撰写方面，通过编写Python脚本操作docx文件，解决了大量重复性内容填充的效率问题。</w:t>
+      </w:r>
+    </w:p>
+    <w:p/>
+    <w:p>
+      <w:r>
+        <w:t xml:space="preserve">（4）未来展望</w:t>
+      </w:r>
+    </w:p>
+    <w:p>
+      <w:r>
+        <w:t xml:space="preserve">本系统目前完成了数据库层面的设计与文档撰写，后续可从以下几个方向进行扩展：引入Spring Security框架实现JWT令牌认证和BCrypt密码加密，提升系统安全性；增加多级审批流程（如辅导员初审、院系领导复审）以适应更复杂的请假管理场景；接入微信公众号或钉钉机器人实现审批状态实时推送；利用ECharts等可视化库实现全校请假数据的大屏展示；将单体架构演进为微服务架构，提升系统的可扩展性和可维护性。</w:t>
       </w:r>
     </w:p>
     <w:sectPr>
@@ -13894,6 +12679,44 @@
     </w:sectPr>
   </w:body>
 </w:document>
+</file>
+
+<file path=word/endnotes.xml><?xml version="1.0" encoding="utf-8"?>
+<w:endnotes xmlns:wpc="http://schemas.microsoft.com/office/word/2010/wordprocessingCanvas" xmlns:cx="http://schemas.microsoft.com/office/drawing/2014/chartex" xmlns:cx1="http://schemas.microsoft.com/office/drawing/2015/9/8/chartex" xmlns:cx2="http://schemas.microsoft.com/office/drawing/2015/10/21/chartex" xmlns:cx3="http://schemas.microsoft.com/office/drawing/2016/5/9/chartex" xmlns:cx4="http://schemas.microsoft.com/office/drawing/2016/5/10/chartex" xmlns:cx5="http://schemas.microsoft.com/office/drawing/2016/5/11/chartex" xmlns:cx6="http://schemas.microsoft.com/office/drawing/2016/5/12/chartex" xmlns:cx7="http://schemas.microsoft.com/office/drawing/2016/5/13/chartex" xmlns:cx8="http://schemas.microsoft.com/office/drawing/2016/5/14/chartex" xmlns:mc="http://schemas.openxmlformats.org/markup-compatibility/2006" xmlns:aink="http://schemas.microsoft.com/office/drawing/2016/ink" xmlns:am3d="http://schemas.microsoft.com/office/drawing/2017/model3d" xmlns:o="urn:schemas-microsoft-com:office:office" xmlns:oel="http://schemas.microsoft.com/office/2019/extlst" xmlns:r="http://schemas.openxmlformats.org/officeDocument/2006/relationships" xmlns:m="http://schemas.openxmlformats.org/officeDocument/2006/math" xmlns:v="urn:schemas-microsoft-com:vml" xmlns:wp14="http://schemas.microsoft.com/office/word/2010/wordprocessingDrawing" xmlns:wp="http://schemas.openxmlformats.org/drawingml/2006/wordprocessingDrawing" xmlns:w10="urn:schemas-microsoft-com:office:word" xmlns:w="http://schemas.openxmlformats.org/wordprocessingml/2006/main" xmlns:w14="http://schemas.microsoft.com/office/word/2010/wordml" xmlns:w15="http://schemas.microsoft.com/office/word/2012/wordml" xmlns:w16cex="http://schemas.microsoft.com/office/word/2018/wordml/cex" xmlns:w16cid="http://schemas.microsoft.com/office/word/2016/wordml/cid" xmlns:w16="http://schemas.microsoft.com/office/word/2018/wordml" xmlns:w16du="http://schemas.microsoft.com/office/word/2023/wordml/word16du" xmlns:w16sdtdh="http://schemas.microsoft.com/office/word/2020/wordml/sdtdatahash" xmlns:w16sdtfl="http://schemas.microsoft.com/office/word/2024/wordml/sdtformatlock" xmlns:w16se="http://schemas.microsoft.com/office/word/2015/wordml/symex" xmlns:wpg="http://schemas.microsoft.com/office/word/2010/wordprocessingGroup" xmlns:wpi="http://schemas.microsoft.com/office/word/2010/wordprocessingInk" xmlns:wne="http://schemas.microsoft.com/office/word/2006/wordml" xmlns:wps="http://schemas.microsoft.com/office/word/2010/wordprocessingShape" mc:Ignorable="w14 w15 w16se w16cid w16 w16cex w16sdtdh w16sdtfl w16du wp14">
+  <w:endnote w:type="separator" w:id="-1">
+    <w:p>
+      <w:r>
+        <w:separator/>
+      </w:r>
+    </w:p>
+  </w:endnote>
+  <w:endnote w:type="continuationSeparator" w:id="0">
+    <w:p>
+      <w:r>
+        <w:continuationSeparator/>
+      </w:r>
+    </w:p>
+  </w:endnote>
+</w:endnotes>
+</file>
+
+<file path=word/footnotes.xml><?xml version="1.0" encoding="utf-8"?>
+<w:footnotes xmlns:wpc="http://schemas.microsoft.com/office/word/2010/wordprocessingCanvas" xmlns:cx="http://schemas.microsoft.com/office/drawing/2014/chartex" xmlns:cx1="http://schemas.microsoft.com/office/drawing/2015/9/8/chartex" xmlns:cx2="http://schemas.microsoft.com/office/drawing/2015/10/21/chartex" xmlns:cx3="http://schemas.microsoft.com/office/drawing/2016/5/9/chartex" xmlns:cx4="http://schemas.microsoft.com/office/drawing/2016/5/10/chartex" xmlns:cx5="http://schemas.microsoft.com/office/drawing/2016/5/11/chartex" xmlns:cx6="http://schemas.microsoft.com/office/drawing/2016/5/12/chartex" xmlns:cx7="http://schemas.microsoft.com/office/drawing/2016/5/13/chartex" xmlns:cx8="http://schemas.microsoft.com/office/drawing/2016/5/14/chartex" xmlns:mc="http://schemas.openxmlformats.org/markup-compatibility/2006" xmlns:aink="http://schemas.microsoft.com/office/drawing/2016/ink" xmlns:am3d="http://schemas.microsoft.com/office/drawing/2017/model3d" xmlns:o="urn:schemas-microsoft-com:office:office" xmlns:oel="http://schemas.microsoft.com/office/2019/extlst" xmlns:r="http://schemas.openxmlformats.org/officeDocument/2006/relationships" xmlns:m="http://schemas.openxmlformats.org/officeDocument/2006/math" xmlns:v="urn:schemas-microsoft-com:vml" xmlns:wp14="http://schemas.microsoft.com/office/word/2010/wordprocessingDrawing" xmlns:wp="http://schemas.openxmlformats.org/drawingml/2006/wordprocessingDrawing" xmlns:w10="urn:schemas-microsoft-com:office:word" xmlns:w="http://schemas.openxmlformats.org/wordprocessingml/2006/main" xmlns:w14="http://schemas.microsoft.com/office/word/2010/wordml" xmlns:w15="http://schemas.microsoft.com/office/word/2012/wordml" xmlns:w16cex="http://schemas.microsoft.com/office/word/2018/wordml/cex" xmlns:w16cid="http://schemas.microsoft.com/office/word/2016/wordml/cid" xmlns:w16="http://schemas.microsoft.com/office/word/2018/wordml" xmlns:w16du="http://schemas.microsoft.com/office/word/2023/wordml/word16du" xmlns:w16sdtdh="http://schemas.microsoft.com/office/word/2020/wordml/sdtdatahash" xmlns:w16sdtfl="http://schemas.microsoft.com/office/word/2024/wordml/sdtformatlock" xmlns:w16se="http://schemas.microsoft.com/office/word/2015/wordml/symex" xmlns:wpg="http://schemas.microsoft.com/office/word/2010/wordprocessingGroup" xmlns:wpi="http://schemas.microsoft.com/office/word/2010/wordprocessingInk" xmlns:wne="http://schemas.microsoft.com/office/word/2006/wordml" xmlns:wps="http://schemas.microsoft.com/office/word/2010/wordprocessingShape" mc:Ignorable="w14 w15 w16se w16cid w16 w16cex w16sdtdh w16sdtfl w16du wp14">
+  <w:footnote w:type="separator" w:id="-1">
+    <w:p>
+      <w:r>
+        <w:separator/>
+      </w:r>
+    </w:p>
+  </w:footnote>
+  <w:footnote w:type="continuationSeparator" w:id="0">
+    <w:p>
+      <w:r>
+        <w:continuationSeparator/>
+      </w:r>
+    </w:p>
+  </w:footnote>
+</w:footnotes>
 </file>
 
 <file path=word/numbering.xml><?xml version="1.0" encoding="utf-8"?>
@@ -15260,6 +14083,32 @@
       <w:szCs w:val="21"/>
     </w:rPr>
   </w:style>
+  <w:style w:type="paragraph" w:styleId="HTML">
+    <w:name w:val="HTML Preformatted"/>
+    <w:basedOn w:val="a"/>
+    <w:link w:val="HTML0"/>
+    <w:uiPriority w:val="99"/>
+    <w:semiHidden/>
+    <w:unhideWhenUsed/>
+    <w:rsid w:val="001D4236"/>
+    <w:rPr>
+      <w:rFonts w:ascii="Courier New" w:hAnsi="Courier New" w:cs="Courier New"/>
+      <w:sz w:val="20"/>
+      <w:szCs w:val="20"/>
+    </w:rPr>
+  </w:style>
+  <w:style w:type="character" w:customStyle="1" w:styleId="HTML0">
+    <w:name w:val="HTML 预设格式 字符"/>
+    <w:basedOn w:val="a0"/>
+    <w:link w:val="HTML"/>
+    <w:uiPriority w:val="99"/>
+    <w:semiHidden/>
+    <w:rsid w:val="001D4236"/>
+    <w:rPr>
+      <w:rFonts w:ascii="Courier New" w:hAnsi="Courier New" w:cs="Courier New"/>
+      <w:kern w:val="2"/>
+    </w:rPr>
+  </w:style>
 </w:styles>
 </file>
 
